--- a/pr-preview/pr-289/model-validation-handout-tracked-changes.docx
+++ b/pr-preview/pr-289/model-validation-handout-tracked-changes.docx
@@ -16,7 +16,7 @@
       </w:pPr>
       <w:del w:id="1" w:author="PR Preview" w:date="2026-01-01T00:00:00Z">
         <w:r>
-          <w:delText xml:space="preserve">Last modified: 2026-10-17 02:02:33 (PDT)</w:delText>
+          <w:delText xml:space="preserve">Last modified: 2026-10-17 07:29:54 (PDT)</w:delText>
         </w:r>
       </w:del>
     </w:p>
@@ -26,7 +26,7 @@
       </w:pPr>
       <w:ins w:id="2" w:author="PR Preview" w:date="2026-01-01T00:00:00Z">
         <w:r>
-          <w:t xml:space="preserve">Last modified: 2026-10-17 01:45:38 (PDT)</w:t>
+          <w:t xml:space="preserve">Last modified: 2026-10-17 07:34:01 (PDT)</w:t>
         </w:r>
       </w:ins>
     </w:p>
@@ -3504,44 +3504,32 @@
       <w:pPr>
         <w:pStyle w:val="BodyText"/>
       </w:pPr>
-      <w:del w:id="3" w:author="PR Preview" w:date="2026-01-01T00:00:00Z">
-        <w:r>
-          <w:rPr>
-            <w:b/>
-            <w:bCs/>
-          </w:rPr>
-          <w:delText xml:space="preserve">Definition 13 (Prediction rule)</w:delText>
-        </w:r>
-      </w:del>
-      <w:del w:id="4" w:author="PR Preview" w:date="2026-01-01T00:00:00Z">
-        <w:r>
-          <w:delText xml:space="preserve"> </w:delText>
-        </w:r>
-      </w:del>
-      <w:del w:id="5" w:author="PR Preview" w:date="2026-01-01T00:00:00Z">
-        <w:r>
-          <w:delText xml:space="preserve">The</w:delText>
-        </w:r>
-      </w:del>
-      <w:del w:id="6" w:author="PR Preview" w:date="2026-01-01T00:00:00Z">
-        <w:r>
-          <w:delText xml:space="preserve"> </w:delText>
-        </w:r>
-      </w:del>
-      <w:del w:id="7" w:author="PR Preview" w:date="2026-01-01T00:00:00Z">
-        <w:r>
-          <w:rPr>
-            <w:b/>
-            <w:bCs/>
-          </w:rPr>
-          <w:delText xml:space="preserve">prediction rule</w:delText>
-        </w:r>
-      </w:del>
-      <w:del w:id="8" w:author="PR Preview" w:date="2026-01-01T00:00:00Z">
-        <w:r>
-          <w:delText xml:space="preserve"> </w:delText>
-        </w:r>
-      </w:del>
+      <w:r>
+        <w:rPr>
+          <w:b/>
+          <w:bCs/>
+        </w:rPr>
+        <w:t xml:space="preserve">Definition 13 (Prediction rule)</w:t>
+      </w:r>
+      <w:r>
+        <w:t xml:space="preserve"> </w:t>
+      </w:r>
+      <w:r>
+        <w:t xml:space="preserve">The</w:t>
+      </w:r>
+      <w:r>
+        <w:t xml:space="preserve"> </w:t>
+      </w:r>
+      <w:r>
+        <w:rPr>
+          <w:b/>
+          <w:bCs/>
+        </w:rPr>
+        <w:t xml:space="preserve">prediction rule</w:t>
+      </w:r>
+      <w:r>
+        <w:t xml:space="preserve"> </w:t>
+      </w:r>
       <m:oMath>
         <m:acc>
           <m:accPr>
@@ -3554,407 +3542,41 @@
           </m:e>
         </m:acc>
       </m:oMath>
-      <w:del w:id="9" w:author="PR Preview" w:date="2026-01-01T00:00:00Z">
+      <w:r>
+        <w:t xml:space="preserve"> </w:t>
+      </w:r>
+      <w:r>
+        <w:t xml:space="preserve">is shorthand for the</w:t>
+      </w:r>
+      <w:r>
+        <w:t xml:space="preserve"> </w:t>
+      </w:r>
+      <w:hyperlink w:anchor="def-fitted-model">
         <w:r>
-          <w:delText xml:space="preserve"> </w:delText>
+          <w:rPr>
+            <w:rStyle w:val="Hyperlink"/>
+          </w:rPr>
+          <w:t xml:space="preserve">fitted model</w:t>
         </w:r>
-      </w:del>
-      <w:del w:id="10" w:author="PR Preview" w:date="2026-01-01T00:00:00Z">
-        <w:r>
-          <w:delText xml:space="preserve">that a</w:delText>
-        </w:r>
-      </w:del>
-      <w:del w:id="11" w:author="PR Preview" w:date="2026-01-01T00:00:00Z">
-        <w:r>
-          <w:delText xml:space="preserve"> </w:delText>
-        </w:r>
-      </w:del>
-      <w:hyperlink w:anchor="def-fitting-procedure">
-        <w:del w:id="12" w:author="PR Preview" w:date="2026-01-01T00:00:00Z">
-          <w:r>
-            <w:rPr>
-              <w:rStyle w:val="Hyperlink"/>
-            </w:rPr>
-            <w:delText xml:space="preserve">fitting procedure</w:delText>
-          </w:r>
-        </w:del>
       </w:hyperlink>
-      <w:del w:id="13" w:author="PR Preview" w:date="2026-01-01T00:00:00Z">
-        <w:r>
-          <w:delText xml:space="preserve"> </w:delText>
-        </w:r>
-      </w:del>
-      <m:oMath>
-        <m:r>
-          <m:t>g</m:t>
-        </m:r>
-      </m:oMath>
-      <w:del w:id="14" w:author="PR Preview" w:date="2026-01-01T00:00:00Z">
-        <w:r>
-          <w:delText xml:space="preserve"> </w:delText>
-        </w:r>
-      </w:del>
-      <w:del w:id="15" w:author="PR Preview" w:date="2026-01-01T00:00:00Z">
-        <w:r>
-          <w:delText xml:space="preserve">produces from a</w:delText>
-        </w:r>
-      </w:del>
-      <w:del w:id="16" w:author="PR Preview" w:date="2026-01-01T00:00:00Z">
-        <w:r>
-          <w:delText xml:space="preserve"> </w:delText>
-        </w:r>
-      </w:del>
-      <w:hyperlink w:anchor="def-training-set">
-        <w:del w:id="17" w:author="PR Preview" w:date="2026-01-01T00:00:00Z">
-          <w:r>
-            <w:rPr>
-              <w:rStyle w:val="Hyperlink"/>
-            </w:rPr>
-            <w:delText xml:space="preserve">training set</w:delText>
-          </w:r>
-        </w:del>
-      </w:hyperlink>
-      <w:del w:id="18" w:author="PR Preview" w:date="2026-01-01T00:00:00Z">
-        <w:r>
-          <w:delText xml:space="preserve"> </w:delText>
-        </w:r>
-      </w:del>
+      <w:r>
+        <w:t xml:space="preserve"> </w:t>
+      </w:r>
       <m:oMath>
         <m:sSub>
           <m:e>
-            <m:r>
-              <m:rPr>
-                <m:scr m:val="script"/>
-                <m:sty m:val="p"/>
-              </m:rPr>
-              <m:t>D</m:t>
-            </m:r>
+            <m:acc>
+              <m:accPr>
+                <m:chr m:val="̂"/>
+              </m:accPr>
+              <m:e>
+                <m:r>
+                  <m:t>y</m:t>
+                </m:r>
+              </m:e>
+            </m:acc>
           </m:e>
           <m:sub>
-            <m:r>
-              <m:rPr>
-                <m:nor/>
-                <m:sty m:val="p"/>
-              </m:rPr>
-              <m:t>train</m:t>
-            </m:r>
-          </m:sub>
-        </m:sSub>
-      </m:oMath>
-      <w:del w:id="19" w:author="PR Preview" w:date="2026-01-01T00:00:00Z">
-        <w:r>
-          <w:delText xml:space="preserve"> </w:delText>
-        </w:r>
-      </w:del>
-      <w:del w:id="20" w:author="PR Preview" w:date="2026-01-01T00:00:00Z">
-        <w:r>
-          <w:delText xml:space="preserve">is the function that maps each covariate value</w:delText>
-        </w:r>
-      </w:del>
-      <w:del w:id="21" w:author="PR Preview" w:date="2026-01-01T00:00:00Z">
-        <w:r>
-          <w:delText xml:space="preserve"> </w:delText>
-        </w:r>
-      </w:del>
-      <m:oMath>
-        <m:r>
-          <m:t>x</m:t>
-        </m:r>
-      </m:oMath>
-      <w:del w:id="22" w:author="PR Preview" w:date="2026-01-01T00:00:00Z">
-        <w:r>
-          <w:delText xml:space="preserve"> </w:delText>
-        </w:r>
-      </w:del>
-      <w:del w:id="23" w:author="PR Preview" w:date="2026-01-01T00:00:00Z">
-        <w:r>
-          <w:delText xml:space="preserve">to the</w:delText>
-        </w:r>
-      </w:del>
-      <w:del w:id="24" w:author="PR Preview" w:date="2026-01-01T00:00:00Z">
-        <w:r>
-          <w:delText xml:space="preserve"> </w:delText>
-        </w:r>
-      </w:del>
-      <w:hyperlink r:id="rId18">
-        <w:del w:id="25" w:author="PR Preview" w:date="2026-01-01T00:00:00Z">
-          <w:r>
-            <w:rPr>
-              <w:rStyle w:val="Hyperlink"/>
-            </w:rPr>
-            <w:delText xml:space="preserve">prediction</w:delText>
-          </w:r>
-        </w:del>
-      </w:hyperlink>
-      <w:del w:id="26" w:author="PR Preview" w:date="2026-01-01T00:00:00Z">
-        <w:r>
-          <w:delText xml:space="preserve"> </w:delText>
-        </w:r>
-      </w:del>
-      <w:del w:id="27" w:author="PR Preview" w:date="2026-01-01T00:00:00Z">
-        <w:r>
-          <w:delText xml:space="preserve">that</w:delText>
-        </w:r>
-      </w:del>
-      <w:del w:id="28" w:author="PR Preview" w:date="2026-01-01T00:00:00Z">
-        <w:r>
-          <w:delText xml:space="preserve"> </w:delText>
-        </w:r>
-      </w:del>
-      <m:oMath>
-        <m:r>
-          <m:t>g</m:t>
-        </m:r>
-      </m:oMath>
-      <w:del w:id="29" w:author="PR Preview" w:date="2026-01-01T00:00:00Z">
-        <w:r>
-          <w:delText xml:space="preserve"> </w:delText>
-        </w:r>
-      </w:del>
-      <w:del w:id="30" w:author="PR Preview" w:date="2026-01-01T00:00:00Z">
-        <w:r>
-          <w:delText xml:space="preserve">computes from</w:delText>
-        </w:r>
-      </w:del>
-      <w:del w:id="31" w:author="PR Preview" w:date="2026-01-01T00:00:00Z">
-        <w:r>
-          <w:delText xml:space="preserve"> </w:delText>
-        </w:r>
-      </w:del>
-      <m:oMath>
-        <m:r>
-          <m:t>x</m:t>
-        </m:r>
-      </m:oMath>
-      <w:del w:id="32" w:author="PR Preview" w:date="2026-01-01T00:00:00Z">
-        <w:r>
-          <w:delText xml:space="preserve"> </w:delText>
-        </w:r>
-      </w:del>
-      <w:del w:id="33" w:author="PR Preview" w:date="2026-01-01T00:00:00Z">
-        <w:r>
-          <w:delText xml:space="preserve">and</w:delText>
-        </w:r>
-      </w:del>
-      <w:del w:id="34" w:author="PR Preview" w:date="2026-01-01T00:00:00Z">
-        <w:r>
-          <w:delText xml:space="preserve"> </w:delText>
-        </w:r>
-      </w:del>
-      <m:oMath>
-        <m:sSub>
-          <m:e>
-            <m:r>
-              <m:rPr>
-                <m:scr m:val="script"/>
-                <m:sty m:val="p"/>
-              </m:rPr>
-              <m:t>D</m:t>
-            </m:r>
-          </m:e>
-          <m:sub>
-            <m:r>
-              <m:rPr>
-                <m:nor/>
-                <m:sty m:val="p"/>
-              </m:rPr>
-              <m:t>train</m:t>
-            </m:r>
-          </m:sub>
-        </m:sSub>
-      </m:oMath>
-      <w:del w:id="35" w:author="PR Preview" w:date="2026-01-01T00:00:00Z">
-        <w:r>
-          <w:delText xml:space="preserve">:</w:delText>
-        </w:r>
-      </w:del>
-    </w:p>
-    <w:p>
-      <w:pPr>
-        <w:pStyle w:val="BodyText"/>
-      </w:pPr>
-      <w:ins w:id="36" w:author="PR Preview" w:date="2026-01-01T00:00:00Z">
-        <w:r>
-          <w:rPr>
-            <w:b/>
-            <w:bCs/>
-          </w:rPr>
-          <w:t xml:space="preserve">Definition 13 (Prediction rule)</w:t>
-        </w:r>
-      </w:ins>
-      <w:ins w:id="37" w:author="PR Preview" w:date="2026-01-01T00:00:00Z">
-        <w:r>
-          <w:t xml:space="preserve"> </w:t>
-        </w:r>
-      </w:ins>
-      <w:ins w:id="38" w:author="PR Preview" w:date="2026-01-01T00:00:00Z">
-        <w:r>
-          <w:t xml:space="preserve">The</w:t>
-        </w:r>
-      </w:ins>
-      <w:ins w:id="39" w:author="PR Preview" w:date="2026-01-01T00:00:00Z">
-        <w:r>
-          <w:t xml:space="preserve"> </w:t>
-        </w:r>
-      </w:ins>
-      <w:ins w:id="40" w:author="PR Preview" w:date="2026-01-01T00:00:00Z">
-        <w:r>
-          <w:rPr>
-            <w:b/>
-            <w:bCs/>
-          </w:rPr>
-          <w:t xml:space="preserve">prediction rule</w:t>
-        </w:r>
-      </w:ins>
-      <w:ins w:id="41" w:author="PR Preview" w:date="2026-01-01T00:00:00Z">
-        <w:r>
-          <w:t xml:space="preserve"> </w:t>
-        </w:r>
-      </w:ins>
-      <m:oMath>
-        <m:acc>
-          <m:accPr>
-            <m:chr m:val="̂"/>
-          </m:accPr>
-          <m:e>
-            <m:r>
-              <m:t>y</m:t>
-            </m:r>
-          </m:e>
-        </m:acc>
-      </m:oMath>
-      <w:ins w:id="42" w:author="PR Preview" w:date="2026-01-01T00:00:00Z">
-        <w:r>
-          <w:t xml:space="preserve"> </w:t>
-        </w:r>
-      </w:ins>
-      <w:ins w:id="43" w:author="PR Preview" w:date="2026-01-01T00:00:00Z">
-        <w:r>
-          <w:t xml:space="preserve">that a</w:t>
-        </w:r>
-      </w:ins>
-      <w:ins w:id="44" w:author="PR Preview" w:date="2026-01-01T00:00:00Z">
-        <w:r>
-          <w:t xml:space="preserve"> </w:t>
-        </w:r>
-      </w:ins>
-      <w:hyperlink w:anchor="def-fitting-procedure">
-        <w:ins w:id="45" w:author="PR Preview" w:date="2026-01-01T00:00:00Z">
-          <w:r>
-            <w:rPr>
-              <w:rStyle w:val="Hyperlink"/>
-            </w:rPr>
-            <w:t xml:space="preserve">fitting procedure</w:t>
-          </w:r>
-        </w:ins>
-      </w:hyperlink>
-      <w:ins w:id="46" w:author="PR Preview" w:date="2026-01-01T00:00:00Z">
-        <w:r>
-          <w:t xml:space="preserve"> </w:t>
-        </w:r>
-      </w:ins>
-      <m:oMath>
-        <m:r>
-          <m:t>g</m:t>
-        </m:r>
-      </m:oMath>
-      <w:ins w:id="47" w:author="PR Preview" w:date="2026-01-01T00:00:00Z">
-        <w:r>
-          <w:t xml:space="preserve"> </w:t>
-        </w:r>
-      </w:ins>
-      <w:ins w:id="48" w:author="PR Preview" w:date="2026-01-01T00:00:00Z">
-        <w:r>
-          <w:t xml:space="preserve">produces from a</w:t>
-        </w:r>
-      </w:ins>
-      <w:ins w:id="49" w:author="PR Preview" w:date="2026-01-01T00:00:00Z">
-        <w:r>
-          <w:t xml:space="preserve"> </w:t>
-        </w:r>
-      </w:ins>
-      <w:hyperlink w:anchor="def-training-set">
-        <w:ins w:id="50" w:author="PR Preview" w:date="2026-01-01T00:00:00Z">
-          <w:r>
-            <w:rPr>
-              <w:rStyle w:val="Hyperlink"/>
-            </w:rPr>
-            <w:t xml:space="preserve">training set</w:t>
-          </w:r>
-        </w:ins>
-      </w:hyperlink>
-      <w:ins w:id="51" w:author="PR Preview" w:date="2026-01-01T00:00:00Z">
-        <w:r>
-          <w:t xml:space="preserve"> </w:t>
-        </w:r>
-      </w:ins>
-      <m:oMath>
-        <m:sSub>
-          <m:e>
-            <m:r>
-              <m:rPr>
-                <m:scr m:val="script"/>
-                <m:sty m:val="p"/>
-              </m:rPr>
-              <m:t>D</m:t>
-            </m:r>
-          </m:e>
-          <m:sub>
-            <m:r>
-              <m:rPr>
-                <m:nor/>
-                <m:sty m:val="p"/>
-              </m:rPr>
-              <m:t>train</m:t>
-            </m:r>
-          </m:sub>
-        </m:sSub>
-      </m:oMath>
-      <w:ins w:id="52" w:author="PR Preview" w:date="2026-01-01T00:00:00Z">
-        <w:r>
-          <w:t xml:space="preserve"> </w:t>
-        </w:r>
-      </w:ins>
-      <w:ins w:id="53" w:author="PR Preview" w:date="2026-01-01T00:00:00Z">
-        <w:r>
-          <w:t xml:space="preserve">is the</w:t>
-        </w:r>
-      </w:ins>
-      <w:ins w:id="54" w:author="PR Preview" w:date="2026-01-01T00:00:00Z">
-        <w:r>
-          <w:t xml:space="preserve"> </w:t>
-        </w:r>
-      </w:ins>
-      <w:hyperlink w:anchor="def-fitted-model">
-        <w:ins w:id="55" w:author="PR Preview" w:date="2026-01-01T00:00:00Z">
-          <w:r>
-            <w:rPr>
-              <w:rStyle w:val="Hyperlink"/>
-            </w:rPr>
-            <w:t xml:space="preserve">fitted model</w:t>
-          </w:r>
-        </w:ins>
-      </w:hyperlink>
-      <w:ins w:id="56" w:author="PR Preview" w:date="2026-01-01T00:00:00Z">
-        <w:r>
-          <w:t xml:space="preserve"> </w:t>
-        </w:r>
-      </w:ins>
-      <m:oMath>
-        <m:r>
-          <m:t>g</m:t>
-        </m:r>
-        <m:r>
-          <m:t>​</m:t>
-        </m:r>
-        <m:d>
-          <m:dPr>
-            <m:begChr m:val="("/>
-            <m:sepChr m:val=""/>
-            <m:endChr m:val=")"/>
-            <m:grow/>
-          </m:dPr>
-          <m:e>
             <m:sSub>
               <m:e>
                 <m:r>
@@ -3975,17 +3597,85 @@
                 </m:r>
               </m:sub>
             </m:sSub>
+          </m:sub>
+        </m:sSub>
+      </m:oMath>
+      <w:r>
+        <w:t xml:space="preserve"> </w:t>
+      </w:r>
+      <w:r>
+        <w:t xml:space="preserve">that a</w:t>
+      </w:r>
+      <w:r>
+        <w:t xml:space="preserve"> </w:t>
+      </w:r>
+      <w:hyperlink w:anchor="def-fitting-procedure">
+        <w:r>
+          <w:rPr>
+            <w:rStyle w:val="Hyperlink"/>
+          </w:rPr>
+          <w:t xml:space="preserve">fitting procedure</w:t>
+        </w:r>
+      </w:hyperlink>
+      <w:r>
+        <w:t xml:space="preserve"> </w:t>
+      </w:r>
+      <m:oMath>
+        <m:r>
+          <m:t>g</m:t>
+        </m:r>
+      </m:oMath>
+      <w:r>
+        <w:t xml:space="preserve"> </w:t>
+      </w:r>
+      <w:r>
+        <w:t xml:space="preserve">produces from the</w:t>
+      </w:r>
+      <w:r>
+        <w:t xml:space="preserve"> </w:t>
+      </w:r>
+      <w:hyperlink w:anchor="def-training-set">
+        <w:r>
+          <w:rPr>
+            <w:rStyle w:val="Hyperlink"/>
+          </w:rPr>
+          <w:t xml:space="preserve">training set</w:t>
+        </w:r>
+      </w:hyperlink>
+      <w:r>
+        <w:t xml:space="preserve"> </w:t>
+      </w:r>
+      <m:oMath>
+        <m:sSub>
+          <m:e>
+            <m:r>
+              <m:rPr>
+                <m:scr m:val="script"/>
+                <m:sty m:val="p"/>
+              </m:rPr>
+              <m:t>D</m:t>
+            </m:r>
           </m:e>
-        </m:d>
-        <m:r>
-          <m:t>​</m:t>
-        </m:r>
+          <m:sub>
+            <m:r>
+              <m:rPr>
+                <m:nor/>
+                <m:sty m:val="p"/>
+              </m:rPr>
+              <m:t>train</m:t>
+            </m:r>
+          </m:sub>
+        </m:sSub>
       </m:oMath>
-      <w:ins w:id="57" w:author="PR Preview" w:date="2026-01-01T00:00:00Z">
-        <w:r>
-          <w:t xml:space="preserve">:</w:t>
-        </w:r>
-      </w:ins>
+      <w:r>
+        <w:t xml:space="preserve">,</w:t>
+      </w:r>
+      <w:r>
+        <w:t xml:space="preserve"> </w:t>
+      </w:r>
+      <w:r>
+        <w:t xml:space="preserve">written without the subscript when the training set is the one in use:</w:t>
+      </w:r>
     </w:p>
     <w:p>
       <w:pPr>
@@ -4026,20 +3716,20 @@
               </m:r>
             </m:lim>
           </m:limUpp>
-          <m:r>
-            <m:t>g</m:t>
-          </m:r>
-          <m:r>
-            <m:t>​</m:t>
-          </m:r>
-          <m:d>
-            <m:dPr>
-              <m:begChr m:val="("/>
-              <m:sepChr m:val=""/>
-              <m:endChr m:val=")"/>
-              <m:grow/>
-            </m:dPr>
+          <m:sSub>
             <m:e>
+              <m:acc>
+                <m:accPr>
+                  <m:chr m:val="̂"/>
+                </m:accPr>
+                <m:e>
+                  <m:r>
+                    <m:t>y</m:t>
+                  </m:r>
+                </m:e>
+              </m:acc>
+            </m:e>
+            <m:sub>
               <m:sSub>
                 <m:e>
                   <m:r>
@@ -4060,11 +3750,8 @@
                   </m:r>
                 </m:sub>
               </m:sSub>
-            </m:e>
-          </m:d>
-          <m:r>
-            <m:t>​</m:t>
-          </m:r>
+            </m:sub>
+          </m:sSub>
           <m:r>
             <m:rPr>
               <m:sty m:val="p"/>
@@ -10629,19 +10316,23 @@
             <m:t>μ</m:t>
           </m:r>
           <m:r>
-            <m:rPr>
-              <m:sty m:val="p"/>
-            </m:rPr>
-            <m:t>(</m:t>
+            <m:t>​</m:t>
           </m:r>
+          <m:d>
+            <m:dPr>
+              <m:begChr m:val="("/>
+              <m:sepChr m:val=""/>
+              <m:endChr m:val=")"/>
+              <m:grow/>
+            </m:dPr>
+            <m:e>
+              <m:r>
+                <m:t>x</m:t>
+              </m:r>
+            </m:e>
+          </m:d>
           <m:r>
-            <m:t>x</m:t>
-          </m:r>
-          <m:r>
-            <m:rPr>
-              <m:sty m:val="p"/>
-            </m:rPr>
-            <m:t>)</m:t>
+            <m:t>​</m:t>
           </m:r>
           <m:limUpp>
             <m:e>
@@ -12024,19 +11715,23 @@
           <m:t>μ</m:t>
         </m:r>
         <m:r>
-          <m:rPr>
-            <m:sty m:val="p"/>
-          </m:rPr>
-          <m:t>(</m:t>
-        </m:r>
-        <m:r>
-          <m:t>x</m:t>
-        </m:r>
-        <m:r>
-          <m:rPr>
-            <m:sty m:val="p"/>
-          </m:rPr>
-          <m:t>)</m:t>
+          <m:t>​</m:t>
+        </m:r>
+        <m:d>
+          <m:dPr>
+            <m:begChr m:val="("/>
+            <m:sepChr m:val=""/>
+            <m:endChr m:val=")"/>
+            <m:grow/>
+          </m:dPr>
+          <m:e>
+            <m:r>
+              <m:t>x</m:t>
+            </m:r>
+          </m:e>
+        </m:d>
+        <m:r>
+          <m:t>​</m:t>
         </m:r>
       </m:oMath>
       <w:r>
@@ -13182,20 +12877,20 @@
           </m:rPr>
           <m:t>=</m:t>
         </m:r>
-        <m:r>
-          <m:t>g</m:t>
-        </m:r>
-        <m:r>
-          <m:t>​</m:t>
-        </m:r>
-        <m:d>
-          <m:dPr>
-            <m:begChr m:val="("/>
-            <m:sepChr m:val=""/>
-            <m:endChr m:val=")"/>
-            <m:grow/>
-          </m:dPr>
+        <m:sSub>
           <m:e>
+            <m:acc>
+              <m:accPr>
+                <m:chr m:val="̂"/>
+              </m:accPr>
+              <m:e>
+                <m:r>
+                  <m:t>y</m:t>
+                </m:r>
+              </m:e>
+            </m:acc>
+          </m:e>
+          <m:sub>
             <m:sSub>
               <m:e>
                 <m:r>
@@ -13216,11 +12911,8 @@
                 </m:r>
               </m:sub>
             </m:sSub>
-          </m:e>
-        </m:d>
-        <m:r>
-          <m:t>​</m:t>
-        </m:r>
+          </m:sub>
+        </m:sSub>
         <m:r>
           <m:t>​</m:t>
         </m:r>
@@ -13960,80 +13652,56 @@
       <w:pPr>
         <w:pStyle w:val="BodyText"/>
       </w:pPr>
-      <w:del w:id="58" w:author="PR Preview" w:date="2026-01-01T00:00:00Z">
+      <w:r>
+        <w:rPr>
+          <w:b/>
+          <w:bCs/>
+        </w:rPr>
+        <w:t xml:space="preserve">Definition 25 (Expected prediction)</w:t>
+      </w:r>
+      <w:r>
+        <w:t xml:space="preserve"> </w:t>
+      </w:r>
+      <w:r>
+        <w:t xml:space="preserve">Let</w:t>
+      </w:r>
+      <w:r>
+        <w:t xml:space="preserve"> </w:t>
+      </w:r>
+      <m:oMath>
+        <m:r>
+          <m:t>g</m:t>
+        </m:r>
+      </m:oMath>
+      <w:r>
+        <w:t xml:space="preserve"> </w:t>
+      </w:r>
+      <w:r>
+        <w:t xml:space="preserve">be a</w:t>
+      </w:r>
+      <w:r>
+        <w:t xml:space="preserve"> </w:t>
+      </w:r>
+      <w:hyperlink w:anchor="def-fitting-procedure">
         <w:r>
           <w:rPr>
-            <w:b/>
-            <w:bCs/>
+            <w:rStyle w:val="Hyperlink"/>
           </w:rPr>
-          <w:delText xml:space="preserve">Definition 25 (Average fit)</w:delText>
+          <w:t xml:space="preserve">fitting procedure</w:t>
         </w:r>
-      </w:del>
-      <w:del w:id="59" w:author="PR Preview" w:date="2026-01-01T00:00:00Z">
-        <w:r>
-          <w:delText xml:space="preserve"> </w:delText>
-        </w:r>
-      </w:del>
-      <w:del w:id="60" w:author="PR Preview" w:date="2026-01-01T00:00:00Z">
-        <w:r>
-          <w:delText xml:space="preserve">Let</w:delText>
-        </w:r>
-      </w:del>
-      <w:del w:id="61" w:author="PR Preview" w:date="2026-01-01T00:00:00Z">
-        <w:r>
-          <w:delText xml:space="preserve"> </w:delText>
-        </w:r>
-      </w:del>
-      <m:oMath>
-        <m:r>
-          <m:t>g</m:t>
-        </m:r>
-      </m:oMath>
-      <w:del w:id="62" w:author="PR Preview" w:date="2026-01-01T00:00:00Z">
-        <w:r>
-          <w:delText xml:space="preserve"> </w:delText>
-        </w:r>
-      </w:del>
-      <w:del w:id="63" w:author="PR Preview" w:date="2026-01-01T00:00:00Z">
-        <w:r>
-          <w:delText xml:space="preserve">be a</w:delText>
-        </w:r>
-      </w:del>
-      <w:del w:id="64" w:author="PR Preview" w:date="2026-01-01T00:00:00Z">
-        <w:r>
-          <w:delText xml:space="preserve"> </w:delText>
-        </w:r>
-      </w:del>
-      <w:hyperlink w:anchor="def-fitting-procedure">
-        <w:del w:id="65" w:author="PR Preview" w:date="2026-01-01T00:00:00Z">
-          <w:r>
-            <w:rPr>
-              <w:rStyle w:val="Hyperlink"/>
-            </w:rPr>
-            <w:delText xml:space="preserve">fitting procedure</w:delText>
-          </w:r>
-        </w:del>
       </w:hyperlink>
-      <w:del w:id="66" w:author="PR Preview" w:date="2026-01-01T00:00:00Z">
-        <w:r>
-          <w:delText xml:space="preserve">,</w:delText>
-        </w:r>
-      </w:del>
-      <w:del w:id="67" w:author="PR Preview" w:date="2026-01-01T00:00:00Z">
-        <w:r>
-          <w:delText xml:space="preserve"> </w:delText>
-        </w:r>
-      </w:del>
-      <w:del w:id="68" w:author="PR Preview" w:date="2026-01-01T00:00:00Z">
-        <w:r>
-          <w:delText xml:space="preserve">and let</w:delText>
-        </w:r>
-      </w:del>
-      <w:del w:id="69" w:author="PR Preview" w:date="2026-01-01T00:00:00Z">
-        <w:r>
-          <w:delText xml:space="preserve"> </w:delText>
-        </w:r>
-      </w:del>
+      <w:r>
+        <w:t xml:space="preserve">,</w:t>
+      </w:r>
+      <w:r>
+        <w:t xml:space="preserve"> </w:t>
+      </w:r>
+      <w:r>
+        <w:t xml:space="preserve">and let</w:t>
+      </w:r>
+      <w:r>
+        <w:t xml:space="preserve"> </w:t>
+      </w:r>
       <m:oMath>
         <m:sSub>
           <m:e>
@@ -14056,119 +13724,90 @@
           </m:sub>
         </m:sSub>
       </m:oMath>
-      <w:del w:id="70" w:author="PR Preview" w:date="2026-01-01T00:00:00Z">
-        <w:r>
-          <w:delText xml:space="preserve"> </w:delText>
-        </w:r>
-      </w:del>
-      <w:del w:id="71" w:author="PR Preview" w:date="2026-01-01T00:00:00Z">
-        <w:r>
-          <w:delText xml:space="preserve">be a random</w:delText>
-        </w:r>
-      </w:del>
-      <w:del w:id="72" w:author="PR Preview" w:date="2026-01-01T00:00:00Z">
-        <w:r>
-          <w:delText xml:space="preserve"> </w:delText>
-        </w:r>
-      </w:del>
+      <w:r>
+        <w:t xml:space="preserve"> </w:t>
+      </w:r>
+      <w:r>
+        <w:t xml:space="preserve">be a random</w:t>
+      </w:r>
+      <w:r>
+        <w:t xml:space="preserve"> </w:t>
+      </w:r>
       <w:hyperlink w:anchor="def-training-set">
-        <w:del w:id="73" w:author="PR Preview" w:date="2026-01-01T00:00:00Z">
-          <w:r>
-            <w:rPr>
-              <w:rStyle w:val="Hyperlink"/>
-            </w:rPr>
-            <w:delText xml:space="preserve">training set</w:delText>
-          </w:r>
-        </w:del>
-      </w:hyperlink>
-      <w:del w:id="74" w:author="PR Preview" w:date="2026-01-01T00:00:00Z">
-        <w:r>
-          <w:delText xml:space="preserve">.</w:delText>
-        </w:r>
-      </w:del>
-      <w:del w:id="75" w:author="PR Preview" w:date="2026-01-01T00:00:00Z">
-        <w:r>
-          <w:delText xml:space="preserve"> </w:delText>
-        </w:r>
-      </w:del>
-      <w:del w:id="76" w:author="PR Preview" w:date="2026-01-01T00:00:00Z">
-        <w:r>
-          <w:delText xml:space="preserve">The</w:delText>
-        </w:r>
-      </w:del>
-      <w:del w:id="77" w:author="PR Preview" w:date="2026-01-01T00:00:00Z">
-        <w:r>
-          <w:delText xml:space="preserve"> </w:delText>
-        </w:r>
-      </w:del>
-      <w:del w:id="78" w:author="PR Preview" w:date="2026-01-01T00:00:00Z">
         <w:r>
           <w:rPr>
-            <w:b/>
-            <w:bCs/>
+            <w:rStyle w:val="Hyperlink"/>
           </w:rPr>
-          <w:delText xml:space="preserve">average fit</w:delText>
+          <w:t xml:space="preserve">training set</w:t>
         </w:r>
-      </w:del>
-      <w:del w:id="79" w:author="PR Preview" w:date="2026-01-01T00:00:00Z">
-        <w:r>
-          <w:delText xml:space="preserve"> </w:delText>
-        </w:r>
-      </w:del>
-      <w:del w:id="80" w:author="PR Preview" w:date="2026-01-01T00:00:00Z">
-        <w:r>
-          <w:delText xml:space="preserve">of</w:delText>
-        </w:r>
-      </w:del>
-      <w:del w:id="81" w:author="PR Preview" w:date="2026-01-01T00:00:00Z">
-        <w:r>
-          <w:delText xml:space="preserve"> </w:delText>
-        </w:r>
-      </w:del>
+      </w:hyperlink>
+      <w:r>
+        <w:t xml:space="preserve">.</w:t>
+      </w:r>
+      <w:r>
+        <w:t xml:space="preserve"> </w:t>
+      </w:r>
+      <w:r>
+        <w:t xml:space="preserve">The</w:t>
+      </w:r>
+      <w:r>
+        <w:t xml:space="preserve"> </w:t>
+      </w:r>
+      <w:r>
+        <w:rPr>
+          <w:b/>
+          <w:bCs/>
+        </w:rPr>
+        <w:t xml:space="preserve">expected prediction</w:t>
+      </w:r>
+      <w:r>
+        <w:t xml:space="preserve"> </w:t>
+      </w:r>
+      <w:r>
+        <w:t xml:space="preserve">of</w:t>
+      </w:r>
+      <w:r>
+        <w:t xml:space="preserve"> </w:t>
+      </w:r>
       <m:oMath>
         <m:r>
           <m:t>g</m:t>
         </m:r>
       </m:oMath>
-      <w:del w:id="82" w:author="PR Preview" w:date="2026-01-01T00:00:00Z">
-        <w:r>
-          <w:delText xml:space="preserve"> </w:delText>
-        </w:r>
-      </w:del>
-      <w:del w:id="83" w:author="PR Preview" w:date="2026-01-01T00:00:00Z">
-        <w:r>
-          <w:delText xml:space="preserve">at a covariate value</w:delText>
-        </w:r>
-      </w:del>
-      <w:del w:id="84" w:author="PR Preview" w:date="2026-01-01T00:00:00Z">
-        <w:r>
-          <w:delText xml:space="preserve"> </w:delText>
-        </w:r>
-      </w:del>
+      <w:r>
+        <w:t xml:space="preserve"> </w:t>
+      </w:r>
+      <w:r>
+        <w:t xml:space="preserve">at a covariate value</w:t>
+      </w:r>
+      <w:r>
+        <w:t xml:space="preserve"> </w:t>
+      </w:r>
       <m:oMath>
         <m:r>
           <m:t>x</m:t>
         </m:r>
       </m:oMath>
-      <w:del w:id="85" w:author="PR Preview" w:date="2026-01-01T00:00:00Z">
-        <w:r>
-          <w:delText xml:space="preserve"> </w:delText>
-        </w:r>
-      </w:del>
-      <w:del w:id="86" w:author="PR Preview" w:date="2026-01-01T00:00:00Z">
-        <w:r>
-          <w:delText xml:space="preserve">is the prediction</w:delText>
-        </w:r>
-      </w:del>
-      <w:del w:id="87" w:author="PR Preview" w:date="2026-01-01T00:00:00Z">
-        <w:r>
-          <w:delText xml:space="preserve"> </w:delText>
-        </w:r>
-      </w:del>
+      <w:r>
+        <w:t xml:space="preserve"> </w:t>
+      </w:r>
+      <w:r>
+        <w:t xml:space="preserve">is the value</w:t>
+      </w:r>
+      <w:r>
+        <w:t xml:space="preserve"> </w:t>
+      </w:r>
       <m:oMath>
-        <m:r>
-          <m:t>g</m:t>
-        </m:r>
+        <m:acc>
+          <m:accPr>
+            <m:chr m:val="̂"/>
+          </m:accPr>
+          <m:e>
+            <m:r>
+              <m:t>y</m:t>
+            </m:r>
+          </m:e>
+        </m:acc>
         <m:r>
           <m:t>​</m:t>
         </m:r>
@@ -14183,48 +13822,67 @@
             <m:r>
               <m:t>x</m:t>
             </m:r>
-            <m:r>
-              <m:rPr>
-                <m:sty m:val="p"/>
-              </m:rPr>
-              <m:t>;</m:t>
-            </m:r>
-            <m:sSub>
-              <m:e>
-                <m:r>
-                  <m:rPr>
-                    <m:scr m:val="script"/>
-                    <m:sty m:val="p"/>
-                  </m:rPr>
-                  <m:t>D</m:t>
-                </m:r>
-              </m:e>
-              <m:sub>
-                <m:r>
-                  <m:rPr>
-                    <m:nor/>
-                    <m:sty m:val="p"/>
-                  </m:rPr>
-                  <m:t>train</m:t>
-                </m:r>
-              </m:sub>
-            </m:sSub>
           </m:e>
         </m:d>
         <m:r>
           <m:t>​</m:t>
         </m:r>
       </m:oMath>
-      <w:del w:id="88" w:author="PR Preview" w:date="2026-01-01T00:00:00Z">
+      <w:r>
+        <w:t xml:space="preserve"> </w:t>
+      </w:r>
+      <w:r>
+        <w:t xml:space="preserve">of the</w:t>
+      </w:r>
+      <w:r>
+        <w:t xml:space="preserve"> </w:t>
+      </w:r>
+      <w:hyperlink w:anchor="def-prediction-rule">
         <w:r>
-          <w:delText xml:space="preserve"> </w:delText>
+          <w:rPr>
+            <w:rStyle w:val="Hyperlink"/>
+          </w:rPr>
+          <w:t xml:space="preserve">prediction rule</w:t>
         </w:r>
-      </w:del>
-      <w:del w:id="89" w:author="PR Preview" w:date="2026-01-01T00:00:00Z">
-        <w:r>
-          <w:delText xml:space="preserve">averaged over every training set it might have been fitted to:</w:delText>
-        </w:r>
-      </w:del>
+      </w:hyperlink>
+      <w:r>
+        <w:t xml:space="preserve"> </w:t>
+      </w:r>
+      <m:oMath>
+        <m:acc>
+          <m:accPr>
+            <m:chr m:val="̂"/>
+          </m:accPr>
+          <m:e>
+            <m:r>
+              <m:t>y</m:t>
+            </m:r>
+          </m:e>
+        </m:acc>
+      </m:oMath>
+      <w:r>
+        <w:t xml:space="preserve"> </w:t>
+      </w:r>
+      <w:r>
+        <w:t xml:space="preserve">at</w:t>
+      </w:r>
+      <w:r>
+        <w:t xml:space="preserve"> </w:t>
+      </w:r>
+      <m:oMath>
+        <m:r>
+          <m:t>x</m:t>
+        </m:r>
+      </m:oMath>
+      <w:r>
+        <w:t xml:space="preserve">,</w:t>
+      </w:r>
+      <w:r>
+        <w:t xml:space="preserve"> </w:t>
+      </w:r>
+      <w:r>
+        <w:t xml:space="preserve">averaged over the population distribution of all training sets that might have been collected:</w:t>
+      </w:r>
     </w:p>
     <w:p>
       <w:pPr>
@@ -14286,741 +13944,38 @@
               </m:r>
             </m:lim>
           </m:limUpp>
-          <m:r>
-            <m:rPr>
-              <m:sty m:val="p"/>
-            </m:rPr>
-            <m:t>E</m:t>
-          </m:r>
-          <m:r>
-            <m:t>​</m:t>
-          </m:r>
-          <m:d>
-            <m:dPr>
-              <m:begChr m:val="["/>
-              <m:sepChr m:val=""/>
-              <m:endChr m:val="]"/>
-              <m:grow/>
-            </m:dPr>
-            <m:e>
-              <m:r>
-                <m:t>g</m:t>
-              </m:r>
-              <m:r>
-                <m:t>​</m:t>
-              </m:r>
-              <m:d>
-                <m:dPr>
-                  <m:begChr m:val="("/>
-                  <m:sepChr m:val=""/>
-                  <m:endChr m:val=")"/>
-                  <m:grow/>
-                </m:dPr>
-                <m:e>
-                  <m:r>
-                    <m:t>x</m:t>
-                  </m:r>
-                  <m:r>
-                    <m:rPr>
-                      <m:sty m:val="p"/>
-                    </m:rPr>
-                    <m:t>;</m:t>
-                  </m:r>
-                  <m:sSub>
-                    <m:e>
-                      <m:r>
-                        <m:rPr>
-                          <m:scr m:val="script"/>
-                          <m:sty m:val="p"/>
-                        </m:rPr>
-                        <m:t>D</m:t>
-                      </m:r>
-                    </m:e>
-                    <m:sub>
-                      <m:r>
-                        <m:rPr>
-                          <m:nor/>
-                          <m:sty m:val="p"/>
-                        </m:rPr>
-                        <m:t>train</m:t>
-                      </m:r>
-                    </m:sub>
-                  </m:sSub>
-                </m:e>
-              </m:d>
-              <m:r>
-                <m:t>​</m:t>
-              </m:r>
-            </m:e>
-          </m:d>
-          <m:r>
-            <m:t>​</m:t>
-          </m:r>
-          <m:r>
-            <m:rPr>
-              <m:sty m:val="p"/>
-            </m:rPr>
-            <m:t>.</m:t>
-          </m:r>
-          <m:r>
-            <m:t>  </m:t>
-          </m:r>
-          <m:r>
-            <m:rPr>
-              <m:sty m:val="p"/>
-            </m:rPr>
-            <m:t>(</m:t>
-          </m:r>
-          <m:r>
-            <m:t>19</m:t>
-          </m:r>
-          <m:r>
-            <m:rPr>
-              <m:sty m:val="p"/>
-            </m:rPr>
-            <m:t>)</m:t>
-          </m:r>
-        </m:oMath>
-      </m:oMathPara>
-      <w:bookmarkEnd w:id="95"/>
-    </w:p>
-    <w:p>
-      <w:pPr>
-        <w:pStyle w:val="FirstParagraph"/>
-      </w:pPr>
-      <w:del w:id="90" w:author="PR Preview" w:date="2026-01-01T00:00:00Z">
-        <w:r>
-          <w:rPr>
-            <w:i/>
-            <w:iCs/>
-          </w:rPr>
-          <w:delText xml:space="preserve">Remark</w:delText>
-        </w:r>
-      </w:del>
-      <w:del w:id="91" w:author="PR Preview" w:date="2026-01-01T00:00:00Z">
-        <w:r>
-          <w:delText xml:space="preserve">. </w:delText>
-        </w:r>
-      </w:del>
-      <w:del w:id="92" w:author="PR Preview" w:date="2026-01-01T00:00:00Z">
-        <w:r>
-          <w:delText xml:space="preserve">The average fit is not a prediction anyone ever holds,</w:delText>
-        </w:r>
-      </w:del>
-      <w:del w:id="93" w:author="PR Preview" w:date="2026-01-01T00:00:00Z">
-        <w:r>
-          <w:delText xml:space="preserve"> </w:delText>
-        </w:r>
-      </w:del>
-      <w:del w:id="94" w:author="PR Preview" w:date="2026-01-01T00:00:00Z">
-        <w:r>
-          <w:delText xml:space="preserve">because an analysis has one training set, not the whole distribution of them.</w:delText>
-        </w:r>
-      </w:del>
-      <w:del w:id="95" w:author="PR Preview" w:date="2026-01-01T00:00:00Z">
-        <w:r>
-          <w:delText xml:space="preserve"> </w:delText>
-        </w:r>
-      </w:del>
-      <w:del w:id="96" w:author="PR Preview" w:date="2026-01-01T00:00:00Z">
-        <w:r>
-          <w:delText xml:space="preserve">It is a reference point for measuring how far the predictions are</w:delText>
-        </w:r>
-      </w:del>
-      <w:del w:id="97" w:author="PR Preview" w:date="2026-01-01T00:00:00Z">
-        <w:r>
-          <w:delText xml:space="preserve"> </w:delText>
-        </w:r>
-      </w:del>
-      <w:del w:id="98" w:author="PR Preview" w:date="2026-01-01T00:00:00Z">
-        <w:r>
-          <w:delText xml:space="preserve">from the</w:delText>
-        </w:r>
-      </w:del>
-      <w:del w:id="99" w:author="PR Preview" w:date="2026-01-01T00:00:00Z">
-        <w:r>
-          <w:delText xml:space="preserve"> </w:delText>
-        </w:r>
-      </w:del>
-      <w:hyperlink w:anchor="def-mean-function">
-        <w:del w:id="100" w:author="PR Preview" w:date="2026-01-01T00:00:00Z">
-          <w:r>
-            <w:rPr>
-              <w:rStyle w:val="Hyperlink"/>
-            </w:rPr>
-            <w:delText xml:space="preserve">mean function</w:delText>
-          </w:r>
-        </w:del>
-      </w:hyperlink>
-      <w:del w:id="101" w:author="PR Preview" w:date="2026-01-01T00:00:00Z">
-        <w:r>
-          <w:delText xml:space="preserve"> </w:delText>
-        </w:r>
-      </w:del>
-      <w:del w:id="102" w:author="PR Preview" w:date="2026-01-01T00:00:00Z">
-        <w:r>
-          <w:delText xml:space="preserve">and from each other.</w:delText>
-        </w:r>
-      </w:del>
-    </w:p>
-    <w:p>
-      <w:pPr>
-        <w:pStyle w:val="BodyText"/>
-      </w:pPr>
-      <w:del w:id="103" w:author="PR Preview" w:date="2026-01-01T00:00:00Z">
-        <w:r>
-          <w:rPr>
-            <w:b/>
-            <w:bCs/>
-          </w:rPr>
-          <w:delText xml:space="preserve">Example 12 (Computing the average fit)</w:delText>
-        </w:r>
-      </w:del>
-      <w:del w:id="104" w:author="PR Preview" w:date="2026-01-01T00:00:00Z">
-        <w:r>
-          <w:delText xml:space="preserve"> </w:delText>
-        </w:r>
-      </w:del>
-      <w:del w:id="105" w:author="PR Preview" w:date="2026-01-01T00:00:00Z">
-        <w:r>
-          <w:delText xml:space="preserve">Suppose the predictions</w:delText>
-        </w:r>
-      </w:del>
-      <w:del w:id="106" w:author="PR Preview" w:date="2026-01-01T00:00:00Z">
-        <w:r>
-          <w:delText xml:space="preserve"> </w:delText>
-        </w:r>
-      </w:del>
-      <m:oMath>
-        <m:r>
-          <m:t>g</m:t>
-        </m:r>
-        <m:r>
-          <m:t>​</m:t>
-        </m:r>
-        <m:d>
-          <m:dPr>
-            <m:begChr m:val="("/>
-            <m:sepChr m:val=""/>
-            <m:endChr m:val=")"/>
-            <m:grow/>
-          </m:dPr>
-          <m:e>
-            <m:r>
-              <m:t>x</m:t>
-            </m:r>
-            <m:r>
-              <m:rPr>
-                <m:sty m:val="p"/>
-              </m:rPr>
-              <m:t>;</m:t>
-            </m:r>
-            <m:sSub>
-              <m:e>
-                <m:r>
-                  <m:rPr>
-                    <m:scr m:val="script"/>
-                    <m:sty m:val="p"/>
-                  </m:rPr>
-                  <m:t>D</m:t>
-                </m:r>
-              </m:e>
-              <m:sub>
-                <m:r>
-                  <m:rPr>
-                    <m:nor/>
-                    <m:sty m:val="p"/>
-                  </m:rPr>
-                  <m:t>train</m:t>
-                </m:r>
-              </m:sub>
-            </m:sSub>
-          </m:e>
-        </m:d>
-        <m:r>
-          <m:t>​</m:t>
-        </m:r>
-      </m:oMath>
-      <w:del w:id="107" w:author="PR Preview" w:date="2026-01-01T00:00:00Z">
-        <w:r>
-          <w:delText xml:space="preserve"> </w:delText>
-        </w:r>
-      </w:del>
-      <w:del w:id="108" w:author="PR Preview" w:date="2026-01-01T00:00:00Z">
-        <w:r>
-          <w:delText xml:space="preserve">at</w:delText>
-        </w:r>
-      </w:del>
-      <w:del w:id="109" w:author="PR Preview" w:date="2026-01-01T00:00:00Z">
-        <w:r>
-          <w:delText xml:space="preserve"> </w:delText>
-        </w:r>
-      </w:del>
-      <m:oMath>
-        <m:r>
-          <m:t>x</m:t>
-        </m:r>
-      </m:oMath>
-      <w:del w:id="110" w:author="PR Preview" w:date="2026-01-01T00:00:00Z">
-        <w:r>
-          <w:delText xml:space="preserve"> </w:delText>
-        </w:r>
-      </w:del>
-      <w:del w:id="111" w:author="PR Preview" w:date="2026-01-01T00:00:00Z">
-        <w:r>
-          <w:delText xml:space="preserve">take the values</w:delText>
-        </w:r>
-      </w:del>
-      <w:del w:id="112" w:author="PR Preview" w:date="2026-01-01T00:00:00Z">
-        <w:r>
-          <w:delText xml:space="preserve"> </w:delText>
-        </w:r>
-      </w:del>
-      <m:oMath>
-        <m:r>
-          <m:t>9</m:t>
-        </m:r>
-      </m:oMath>
-      <w:del w:id="113" w:author="PR Preview" w:date="2026-01-01T00:00:00Z">
-        <w:r>
-          <w:delText xml:space="preserve">,</w:delText>
-        </w:r>
-      </w:del>
-      <w:del w:id="114" w:author="PR Preview" w:date="2026-01-01T00:00:00Z">
-        <w:r>
-          <w:delText xml:space="preserve"> </w:delText>
-        </w:r>
-      </w:del>
-      <m:oMath>
-        <m:r>
-          <m:t>11</m:t>
-        </m:r>
-      </m:oMath>
-      <w:del w:id="115" w:author="PR Preview" w:date="2026-01-01T00:00:00Z">
-        <w:r>
-          <w:delText xml:space="preserve"> </w:delText>
-        </w:r>
-      </w:del>
-      <w:del w:id="116" w:author="PR Preview" w:date="2026-01-01T00:00:00Z">
-        <w:r>
-          <w:delText xml:space="preserve">and</w:delText>
-        </w:r>
-      </w:del>
-      <w:del w:id="117" w:author="PR Preview" w:date="2026-01-01T00:00:00Z">
-        <w:r>
-          <w:delText xml:space="preserve"> </w:delText>
-        </w:r>
-      </w:del>
-      <m:oMath>
-        <m:r>
-          <m:t>13</m:t>
-        </m:r>
-      </m:oMath>
-      <w:del w:id="118" w:author="PR Preview" w:date="2026-01-01T00:00:00Z">
-        <w:r>
-          <w:delText xml:space="preserve"> </w:delText>
-        </w:r>
-      </w:del>
-      <w:del w:id="119" w:author="PR Preview" w:date="2026-01-01T00:00:00Z">
-        <w:r>
-          <w:delText xml:space="preserve">with equal probability.</w:delText>
-        </w:r>
-      </w:del>
-      <w:del w:id="120" w:author="PR Preview" w:date="2026-01-01T00:00:00Z">
-        <w:r>
-          <w:delText xml:space="preserve"> </w:delText>
-        </w:r>
-      </w:del>
-      <w:del w:id="121" w:author="PR Preview" w:date="2026-01-01T00:00:00Z">
-        <w:r>
-          <w:delText xml:space="preserve">Then</w:delText>
-        </w:r>
-      </w:del>
-    </w:p>
-    <w:p>
-      <w:pPr>
-        <w:pStyle w:val="BodyText"/>
-      </w:pPr>
-      <w:ins w:id="122" w:author="PR Preview" w:date="2026-01-01T00:00:00Z">
-        <w:r>
-          <w:rPr>
-            <w:b/>
-            <w:bCs/>
-          </w:rPr>
-          <w:t xml:space="preserve">Definition 25 (Expected prediction)</w:t>
-        </w:r>
-      </w:ins>
-      <w:ins w:id="123" w:author="PR Preview" w:date="2026-01-01T00:00:00Z">
-        <w:r>
-          <w:t xml:space="preserve"> </w:t>
-        </w:r>
-      </w:ins>
-      <w:ins w:id="124" w:author="PR Preview" w:date="2026-01-01T00:00:00Z">
-        <w:r>
-          <w:t xml:space="preserve">Let</w:t>
-        </w:r>
-      </w:ins>
-      <w:ins w:id="125" w:author="PR Preview" w:date="2026-01-01T00:00:00Z">
-        <w:r>
-          <w:t xml:space="preserve"> </w:t>
-        </w:r>
-      </w:ins>
-      <m:oMath>
-        <m:r>
-          <m:t>g</m:t>
-        </m:r>
-      </m:oMath>
-      <w:ins w:id="126" w:author="PR Preview" w:date="2026-01-01T00:00:00Z">
-        <w:r>
-          <w:t xml:space="preserve"> </w:t>
-        </w:r>
-      </w:ins>
-      <w:ins w:id="127" w:author="PR Preview" w:date="2026-01-01T00:00:00Z">
-        <w:r>
-          <w:t xml:space="preserve">be a</w:t>
-        </w:r>
-      </w:ins>
-      <w:ins w:id="128" w:author="PR Preview" w:date="2026-01-01T00:00:00Z">
-        <w:r>
-          <w:t xml:space="preserve"> </w:t>
-        </w:r>
-      </w:ins>
-      <w:hyperlink w:anchor="def-fitting-procedure">
-        <w:ins w:id="129" w:author="PR Preview" w:date="2026-01-01T00:00:00Z">
-          <w:r>
-            <w:rPr>
-              <w:rStyle w:val="Hyperlink"/>
-            </w:rPr>
-            <w:t xml:space="preserve">fitting procedure</w:t>
-          </w:r>
-        </w:ins>
-      </w:hyperlink>
-      <w:ins w:id="130" w:author="PR Preview" w:date="2026-01-01T00:00:00Z">
-        <w:r>
-          <w:t xml:space="preserve">,</w:t>
-        </w:r>
-      </w:ins>
-      <w:ins w:id="131" w:author="PR Preview" w:date="2026-01-01T00:00:00Z">
-        <w:r>
-          <w:t xml:space="preserve"> </w:t>
-        </w:r>
-      </w:ins>
-      <w:ins w:id="132" w:author="PR Preview" w:date="2026-01-01T00:00:00Z">
-        <w:r>
-          <w:t xml:space="preserve">and let</w:t>
-        </w:r>
-      </w:ins>
-      <w:ins w:id="133" w:author="PR Preview" w:date="2026-01-01T00:00:00Z">
-        <w:r>
-          <w:t xml:space="preserve"> </w:t>
-        </w:r>
-      </w:ins>
-      <m:oMath>
-        <m:sSub>
-          <m:e>
-            <m:r>
-              <m:rPr>
-                <m:scr m:val="script"/>
-                <m:sty m:val="p"/>
-              </m:rPr>
-              <m:t>D</m:t>
-            </m:r>
-          </m:e>
-          <m:sub>
-            <m:r>
-              <m:rPr>
-                <m:nor/>
-                <m:sty m:val="p"/>
-              </m:rPr>
-              <m:t>train</m:t>
-            </m:r>
-          </m:sub>
-        </m:sSub>
-      </m:oMath>
-      <w:ins w:id="134" w:author="PR Preview" w:date="2026-01-01T00:00:00Z">
-        <w:r>
-          <w:t xml:space="preserve"> </w:t>
-        </w:r>
-      </w:ins>
-      <w:ins w:id="135" w:author="PR Preview" w:date="2026-01-01T00:00:00Z">
-        <w:r>
-          <w:t xml:space="preserve">be a random</w:t>
-        </w:r>
-      </w:ins>
-      <w:ins w:id="136" w:author="PR Preview" w:date="2026-01-01T00:00:00Z">
-        <w:r>
-          <w:t xml:space="preserve"> </w:t>
-        </w:r>
-      </w:ins>
-      <w:hyperlink w:anchor="def-training-set">
-        <w:ins w:id="137" w:author="PR Preview" w:date="2026-01-01T00:00:00Z">
-          <w:r>
-            <w:rPr>
-              <w:rStyle w:val="Hyperlink"/>
-            </w:rPr>
-            <w:t xml:space="preserve">training set</w:t>
-          </w:r>
-        </w:ins>
-      </w:hyperlink>
-      <w:ins w:id="138" w:author="PR Preview" w:date="2026-01-01T00:00:00Z">
-        <w:r>
-          <w:t xml:space="preserve">.</w:t>
-        </w:r>
-      </w:ins>
-      <w:ins w:id="139" w:author="PR Preview" w:date="2026-01-01T00:00:00Z">
-        <w:r>
-          <w:t xml:space="preserve"> </w:t>
-        </w:r>
-      </w:ins>
-      <w:ins w:id="140" w:author="PR Preview" w:date="2026-01-01T00:00:00Z">
-        <w:r>
-          <w:t xml:space="preserve">The</w:t>
-        </w:r>
-      </w:ins>
-      <w:ins w:id="141" w:author="PR Preview" w:date="2026-01-01T00:00:00Z">
-        <w:r>
-          <w:t xml:space="preserve"> </w:t>
-        </w:r>
-      </w:ins>
-      <w:ins w:id="142" w:author="PR Preview" w:date="2026-01-01T00:00:00Z">
-        <w:r>
-          <w:rPr>
-            <w:b/>
-            <w:bCs/>
-          </w:rPr>
-          <w:t xml:space="preserve">expected prediction</w:t>
-        </w:r>
-      </w:ins>
-      <w:ins w:id="143" w:author="PR Preview" w:date="2026-01-01T00:00:00Z">
-        <w:r>
-          <w:t xml:space="preserve"> </w:t>
-        </w:r>
-      </w:ins>
-      <w:ins w:id="144" w:author="PR Preview" w:date="2026-01-01T00:00:00Z">
-        <w:r>
-          <w:t xml:space="preserve">of</w:t>
-        </w:r>
-      </w:ins>
-      <w:ins w:id="145" w:author="PR Preview" w:date="2026-01-01T00:00:00Z">
-        <w:r>
-          <w:t xml:space="preserve"> </w:t>
-        </w:r>
-      </w:ins>
-      <m:oMath>
-        <m:r>
-          <m:t>g</m:t>
-        </m:r>
-      </m:oMath>
-      <w:ins w:id="146" w:author="PR Preview" w:date="2026-01-01T00:00:00Z">
-        <w:r>
-          <w:t xml:space="preserve"> </w:t>
-        </w:r>
-      </w:ins>
-      <w:ins w:id="147" w:author="PR Preview" w:date="2026-01-01T00:00:00Z">
-        <w:r>
-          <w:t xml:space="preserve">at a covariate value</w:t>
-        </w:r>
-      </w:ins>
-      <w:ins w:id="148" w:author="PR Preview" w:date="2026-01-01T00:00:00Z">
-        <w:r>
-          <w:t xml:space="preserve"> </w:t>
-        </w:r>
-      </w:ins>
-      <m:oMath>
-        <m:r>
-          <m:t>x</m:t>
-        </m:r>
-      </m:oMath>
-      <w:ins w:id="149" w:author="PR Preview" w:date="2026-01-01T00:00:00Z">
-        <w:r>
-          <w:t xml:space="preserve"> </w:t>
-        </w:r>
-      </w:ins>
-      <w:ins w:id="150" w:author="PR Preview" w:date="2026-01-01T00:00:00Z">
-        <w:r>
-          <w:t xml:space="preserve">is the value</w:t>
-        </w:r>
-      </w:ins>
-      <w:ins w:id="151" w:author="PR Preview" w:date="2026-01-01T00:00:00Z">
-        <w:r>
-          <w:t xml:space="preserve"> </w:t>
-        </w:r>
-      </w:ins>
-      <m:oMath>
-        <m:acc>
-          <m:accPr>
-            <m:chr m:val="̂"/>
-          </m:accPr>
-          <m:e>
-            <m:r>
-              <m:t>y</m:t>
-            </m:r>
-          </m:e>
-        </m:acc>
-        <m:r>
-          <m:t>​</m:t>
-        </m:r>
-        <m:d>
-          <m:dPr>
-            <m:begChr m:val="("/>
-            <m:sepChr m:val=""/>
-            <m:endChr m:val=")"/>
-            <m:grow/>
-          </m:dPr>
-          <m:e>
-            <m:r>
-              <m:t>x</m:t>
-            </m:r>
-          </m:e>
-        </m:d>
-        <m:r>
-          <m:t>​</m:t>
-        </m:r>
-      </m:oMath>
-      <w:ins w:id="152" w:author="PR Preview" w:date="2026-01-01T00:00:00Z">
-        <w:r>
-          <w:t xml:space="preserve"> </w:t>
-        </w:r>
-      </w:ins>
-      <w:ins w:id="153" w:author="PR Preview" w:date="2026-01-01T00:00:00Z">
-        <w:r>
-          <w:t xml:space="preserve">of the</w:t>
-        </w:r>
-      </w:ins>
-      <w:ins w:id="154" w:author="PR Preview" w:date="2026-01-01T00:00:00Z">
-        <w:r>
-          <w:t xml:space="preserve"> </w:t>
-        </w:r>
-      </w:ins>
-      <w:hyperlink w:anchor="def-prediction-rule">
-        <w:ins w:id="155" w:author="PR Preview" w:date="2026-01-01T00:00:00Z">
-          <w:r>
-            <w:rPr>
-              <w:rStyle w:val="Hyperlink"/>
-            </w:rPr>
-            <w:t xml:space="preserve">prediction rule</w:t>
-          </w:r>
-        </w:ins>
-      </w:hyperlink>
-      <w:ins w:id="156" w:author="PR Preview" w:date="2026-01-01T00:00:00Z">
-        <w:r>
-          <w:t xml:space="preserve"> </w:t>
-        </w:r>
-      </w:ins>
-      <m:oMath>
-        <m:acc>
-          <m:accPr>
-            <m:chr m:val="̂"/>
-          </m:accPr>
-          <m:e>
-            <m:r>
-              <m:t>y</m:t>
-            </m:r>
-          </m:e>
-        </m:acc>
-      </m:oMath>
-      <w:ins w:id="157" w:author="PR Preview" w:date="2026-01-01T00:00:00Z">
-        <w:r>
-          <w:t xml:space="preserve"> </w:t>
-        </w:r>
-      </w:ins>
-      <w:ins w:id="158" w:author="PR Preview" w:date="2026-01-01T00:00:00Z">
-        <w:r>
-          <w:t xml:space="preserve">at</w:t>
-        </w:r>
-      </w:ins>
-      <w:ins w:id="159" w:author="PR Preview" w:date="2026-01-01T00:00:00Z">
-        <w:r>
-          <w:t xml:space="preserve"> </w:t>
-        </w:r>
-      </w:ins>
-      <m:oMath>
-        <m:r>
-          <m:t>x</m:t>
-        </m:r>
-      </m:oMath>
-      <w:ins w:id="160" w:author="PR Preview" w:date="2026-01-01T00:00:00Z">
-        <w:r>
-          <w:t xml:space="preserve">,</w:t>
-        </w:r>
-      </w:ins>
-      <w:ins w:id="161" w:author="PR Preview" w:date="2026-01-01T00:00:00Z">
-        <w:r>
-          <w:t xml:space="preserve"> </w:t>
-        </w:r>
-      </w:ins>
-      <w:ins w:id="162" w:author="PR Preview" w:date="2026-01-01T00:00:00Z">
-        <w:r>
-          <w:t xml:space="preserve">averaged over the population distribution of all training sets that might have been collected:</w:t>
-        </w:r>
-      </w:ins>
-    </w:p>
-    <w:p>
-      <w:pPr>
-        <w:pStyle w:val="BodyText"/>
-      </w:pPr>
-      <w:bookmarkStart w:id="95" w:name="eq-average-fit"/>
-      <m:oMathPara>
-        <m:oMathParaPr>
-          <m:jc m:val="center"/>
-        </m:oMathParaPr>
-        <m:oMath>
           <m:sSub>
-            <m:e>
-              <m:r>
-                <m:t>μ</m:t>
-              </m:r>
-            </m:e>
-            <m:sub>
-              <m:r>
-                <m:t>h</m:t>
-              </m:r>
-            </m:sub>
-          </m:sSub>
-          <m:r>
-            <m:t>​</m:t>
-          </m:r>
-          <m:d>
-            <m:dPr>
-              <m:begChr m:val="("/>
-              <m:sepChr m:val=""/>
-              <m:endChr m:val=")"/>
-              <m:grow/>
-            </m:dPr>
-            <m:e>
-              <m:r>
-                <m:t>x</m:t>
-              </m:r>
-            </m:e>
-          </m:d>
-          <m:r>
-            <m:t>​</m:t>
-          </m:r>
-          <m:limUpp>
             <m:e>
               <m:r>
                 <m:rPr>
                   <m:sty m:val="p"/>
                 </m:rPr>
-                <m:t>=</m:t>
+                <m:t>E</m:t>
               </m:r>
             </m:e>
-            <m:lim>
-              <m:r>
-                <m:rPr>
-                  <m:nor/>
-                  <m:sty m:val="p"/>
-                </m:rPr>
-                <m:t>def</m:t>
-              </m:r>
-            </m:lim>
-          </m:limUpp>
-          <m:r>
-            <m:rPr>
-              <m:sty m:val="p"/>
-            </m:rPr>
-            <m:t>E</m:t>
-          </m:r>
+            <m:sub>
+              <m:sSub>
+                <m:e>
+                  <m:r>
+                    <m:rPr>
+                      <m:scr m:val="script"/>
+                      <m:sty m:val="p"/>
+                    </m:rPr>
+                    <m:t>D</m:t>
+                  </m:r>
+                </m:e>
+                <m:sub>
+                  <m:r>
+                    <m:rPr>
+                      <m:nor/>
+                      <m:sty m:val="p"/>
+                    </m:rPr>
+                    <m:t>train</m:t>
+                  </m:r>
+                </m:sub>
+              </m:sSub>
+            </m:sub>
+          </m:sSub>
           <m:r>
             <m:t>​</m:t>
           </m:r>
@@ -15099,110 +14054,76 @@
       <w:pPr>
         <w:pStyle w:val="FirstParagraph"/>
       </w:pPr>
-      <w:ins w:id="163" w:author="PR Preview" w:date="2026-01-01T00:00:00Z">
+      <w:r>
+        <w:rPr>
+          <w:i/>
+          <w:iCs/>
+        </w:rPr>
+        <w:t xml:space="preserve">Remark</w:t>
+      </w:r>
+      <w:r>
+        <w:t xml:space="preserve">. </w:t>
+      </w:r>
+      <w:r>
+        <w:t xml:space="preserve">The expected prediction is not the prediction of any one analysis,</w:t>
+      </w:r>
+      <w:r>
+        <w:t xml:space="preserve"> </w:t>
+      </w:r>
+      <w:r>
+        <w:t xml:space="preserve">because an analysis has one training set, not the whole distribution of them.</w:t>
+      </w:r>
+      <w:r>
+        <w:t xml:space="preserve"> </w:t>
+      </w:r>
+      <w:r>
+        <w:t xml:space="preserve">It is a reference point for measuring how far the predictions are</w:t>
+      </w:r>
+      <w:r>
+        <w:t xml:space="preserve"> </w:t>
+      </w:r>
+      <w:r>
+        <w:t xml:space="preserve">from the</w:t>
+      </w:r>
+      <w:r>
+        <w:t xml:space="preserve"> </w:t>
+      </w:r>
+      <w:hyperlink w:anchor="def-mean-function">
         <w:r>
           <w:rPr>
-            <w:i/>
-            <w:iCs/>
+            <w:rStyle w:val="Hyperlink"/>
           </w:rPr>
-          <w:t xml:space="preserve">Remark</w:t>
+          <w:t xml:space="preserve">mean function</w:t>
         </w:r>
-      </w:ins>
-      <w:ins w:id="164" w:author="PR Preview" w:date="2026-01-01T00:00:00Z">
-        <w:r>
-          <w:t xml:space="preserve">. </w:t>
-        </w:r>
-      </w:ins>
-      <w:ins w:id="165" w:author="PR Preview" w:date="2026-01-01T00:00:00Z">
-        <w:r>
-          <w:t xml:space="preserve">The expected prediction is not the prediction of any one analysis,</w:t>
-        </w:r>
-      </w:ins>
-      <w:ins w:id="166" w:author="PR Preview" w:date="2026-01-01T00:00:00Z">
-        <w:r>
-          <w:t xml:space="preserve"> </w:t>
-        </w:r>
-      </w:ins>
-      <w:ins w:id="167" w:author="PR Preview" w:date="2026-01-01T00:00:00Z">
-        <w:r>
-          <w:t xml:space="preserve">because an analysis has one training set, not the whole distribution of them.</w:t>
-        </w:r>
-      </w:ins>
-      <w:ins w:id="168" w:author="PR Preview" w:date="2026-01-01T00:00:00Z">
-        <w:r>
-          <w:t xml:space="preserve"> </w:t>
-        </w:r>
-      </w:ins>
-      <w:ins w:id="169" w:author="PR Preview" w:date="2026-01-01T00:00:00Z">
-        <w:r>
-          <w:t xml:space="preserve">It is a reference point for measuring how far the predictions are</w:t>
-        </w:r>
-      </w:ins>
-      <w:ins w:id="170" w:author="PR Preview" w:date="2026-01-01T00:00:00Z">
-        <w:r>
-          <w:t xml:space="preserve"> </w:t>
-        </w:r>
-      </w:ins>
-      <w:ins w:id="171" w:author="PR Preview" w:date="2026-01-01T00:00:00Z">
-        <w:r>
-          <w:t xml:space="preserve">from the</w:t>
-        </w:r>
-      </w:ins>
-      <w:ins w:id="172" w:author="PR Preview" w:date="2026-01-01T00:00:00Z">
-        <w:r>
-          <w:t xml:space="preserve"> </w:t>
-        </w:r>
-      </w:ins>
-      <w:hyperlink w:anchor="def-mean-function">
-        <w:ins w:id="173" w:author="PR Preview" w:date="2026-01-01T00:00:00Z">
-          <w:r>
-            <w:rPr>
-              <w:rStyle w:val="Hyperlink"/>
-            </w:rPr>
-            <w:t xml:space="preserve">mean function</w:t>
-          </w:r>
-        </w:ins>
       </w:hyperlink>
-      <w:ins w:id="174" w:author="PR Preview" w:date="2026-01-01T00:00:00Z">
-        <w:r>
-          <w:t xml:space="preserve"> </w:t>
-        </w:r>
-      </w:ins>
-      <w:ins w:id="175" w:author="PR Preview" w:date="2026-01-01T00:00:00Z">
-        <w:r>
-          <w:t xml:space="preserve">and from each other.</w:t>
-        </w:r>
-      </w:ins>
+      <w:r>
+        <w:t xml:space="preserve"> </w:t>
+      </w:r>
+      <w:r>
+        <w:t xml:space="preserve">and from each other.</w:t>
+      </w:r>
     </w:p>
     <w:bookmarkStart w:id="97" w:name="exm-average-fit"/>
     <w:p>
       <w:pPr>
         <w:pStyle w:val="BodyText"/>
       </w:pPr>
-      <w:ins w:id="176" w:author="PR Preview" w:date="2026-01-01T00:00:00Z">
-        <w:r>
-          <w:rPr>
-            <w:b/>
-            <w:bCs/>
-          </w:rPr>
-          <w:t xml:space="preserve">Example 12 (Computing the expected prediction)</w:t>
-        </w:r>
-      </w:ins>
-      <w:ins w:id="177" w:author="PR Preview" w:date="2026-01-01T00:00:00Z">
-        <w:r>
-          <w:t xml:space="preserve"> </w:t>
-        </w:r>
-      </w:ins>
-      <w:ins w:id="178" w:author="PR Preview" w:date="2026-01-01T00:00:00Z">
-        <w:r>
-          <w:t xml:space="preserve">Suppose the predictions</w:t>
-        </w:r>
-      </w:ins>
-      <w:ins w:id="179" w:author="PR Preview" w:date="2026-01-01T00:00:00Z">
-        <w:r>
-          <w:t xml:space="preserve"> </w:t>
-        </w:r>
-      </w:ins>
+      <w:r>
+        <w:rPr>
+          <w:b/>
+          <w:bCs/>
+        </w:rPr>
+        <w:t xml:space="preserve">Example 12 (Computing the expected prediction)</w:t>
+      </w:r>
+      <w:r>
+        <w:t xml:space="preserve"> </w:t>
+      </w:r>
+      <w:r>
+        <w:t xml:space="preserve">Suppose the predictions</w:t>
+      </w:r>
+      <w:r>
+        <w:t xml:space="preserve"> </w:t>
+      </w:r>
       <m:oMath>
         <m:acc>
           <m:accPr>
@@ -15234,101 +14155,71 @@
           <m:t>​</m:t>
         </m:r>
       </m:oMath>
-      <w:ins w:id="180" w:author="PR Preview" w:date="2026-01-01T00:00:00Z">
-        <w:r>
-          <w:t xml:space="preserve"> </w:t>
-        </w:r>
-      </w:ins>
-      <w:ins w:id="181" w:author="PR Preview" w:date="2026-01-01T00:00:00Z">
-        <w:r>
-          <w:t xml:space="preserve">at</w:t>
-        </w:r>
-      </w:ins>
-      <w:ins w:id="182" w:author="PR Preview" w:date="2026-01-01T00:00:00Z">
-        <w:r>
-          <w:t xml:space="preserve"> </w:t>
-        </w:r>
-      </w:ins>
+      <w:r>
+        <w:t xml:space="preserve"> </w:t>
+      </w:r>
+      <w:r>
+        <w:t xml:space="preserve">at</w:t>
+      </w:r>
+      <w:r>
+        <w:t xml:space="preserve"> </w:t>
+      </w:r>
       <m:oMath>
         <m:r>
           <m:t>x</m:t>
         </m:r>
       </m:oMath>
-      <w:ins w:id="183" w:author="PR Preview" w:date="2026-01-01T00:00:00Z">
-        <w:r>
-          <w:t xml:space="preserve"> </w:t>
-        </w:r>
-      </w:ins>
-      <w:ins w:id="184" w:author="PR Preview" w:date="2026-01-01T00:00:00Z">
-        <w:r>
-          <w:t xml:space="preserve">take the values</w:t>
-        </w:r>
-      </w:ins>
-      <w:ins w:id="185" w:author="PR Preview" w:date="2026-01-01T00:00:00Z">
-        <w:r>
-          <w:t xml:space="preserve"> </w:t>
-        </w:r>
-      </w:ins>
+      <w:r>
+        <w:t xml:space="preserve"> </w:t>
+      </w:r>
+      <w:r>
+        <w:t xml:space="preserve">take the values</w:t>
+      </w:r>
+      <w:r>
+        <w:t xml:space="preserve"> </w:t>
+      </w:r>
       <m:oMath>
         <m:r>
           <m:t>9</m:t>
         </m:r>
       </m:oMath>
-      <w:ins w:id="186" w:author="PR Preview" w:date="2026-01-01T00:00:00Z">
-        <w:r>
-          <w:t xml:space="preserve">,</w:t>
-        </w:r>
-      </w:ins>
-      <w:ins w:id="187" w:author="PR Preview" w:date="2026-01-01T00:00:00Z">
-        <w:r>
-          <w:t xml:space="preserve"> </w:t>
-        </w:r>
-      </w:ins>
+      <w:r>
+        <w:t xml:space="preserve">,</w:t>
+      </w:r>
+      <w:r>
+        <w:t xml:space="preserve"> </w:t>
+      </w:r>
       <m:oMath>
         <m:r>
           <m:t>11</m:t>
         </m:r>
       </m:oMath>
-      <w:ins w:id="188" w:author="PR Preview" w:date="2026-01-01T00:00:00Z">
-        <w:r>
-          <w:t xml:space="preserve"> </w:t>
-        </w:r>
-      </w:ins>
-      <w:ins w:id="189" w:author="PR Preview" w:date="2026-01-01T00:00:00Z">
-        <w:r>
-          <w:t xml:space="preserve">and</w:t>
-        </w:r>
-      </w:ins>
-      <w:ins w:id="190" w:author="PR Preview" w:date="2026-01-01T00:00:00Z">
-        <w:r>
-          <w:t xml:space="preserve"> </w:t>
-        </w:r>
-      </w:ins>
+      <w:r>
+        <w:t xml:space="preserve"> </w:t>
+      </w:r>
+      <w:r>
+        <w:t xml:space="preserve">and</w:t>
+      </w:r>
+      <w:r>
+        <w:t xml:space="preserve"> </w:t>
+      </w:r>
       <m:oMath>
         <m:r>
           <m:t>13</m:t>
         </m:r>
       </m:oMath>
-      <w:ins w:id="191" w:author="PR Preview" w:date="2026-01-01T00:00:00Z">
-        <w:r>
-          <w:t xml:space="preserve"> </w:t>
-        </w:r>
-      </w:ins>
-      <w:ins w:id="192" w:author="PR Preview" w:date="2026-01-01T00:00:00Z">
-        <w:r>
-          <w:t xml:space="preserve">with equal probability.</w:t>
-        </w:r>
-      </w:ins>
-      <w:ins w:id="193" w:author="PR Preview" w:date="2026-01-01T00:00:00Z">
-        <w:r>
-          <w:t xml:space="preserve"> </w:t>
-        </w:r>
-      </w:ins>
-      <w:ins w:id="194" w:author="PR Preview" w:date="2026-01-01T00:00:00Z">
-        <w:r>
-          <w:t xml:space="preserve">Then</w:t>
-        </w:r>
-      </w:ins>
+      <w:r>
+        <w:t xml:space="preserve"> </w:t>
+      </w:r>
+      <w:r>
+        <w:t xml:space="preserve">with equal probability.</w:t>
+      </w:r>
+      <w:r>
+        <w:t xml:space="preserve"> </w:t>
+      </w:r>
+      <w:r>
+        <w:t xml:space="preserve">Then</w:t>
+      </w:r>
     </w:p>
     <w:p>
       <w:pPr>
@@ -15697,21 +14588,6 @@
       <m:oMath>
         <m:r>
           <m:t>μ</m:t>
-        </m:r>
-        <m:r>
-          <m:rPr>
-            <m:sty m:val="p"/>
-          </m:rPr>
-          <m:t>(</m:t>
-        </m:r>
-        <m:r>
-          <m:t>x</m:t>
-        </m:r>
-        <m:r>
-          <m:rPr>
-            <m:sty m:val="p"/>
-          </m:rPr>
-          <m:t>)</m:t>
         </m:r>
       </m:oMath>
       <w:r>
@@ -15894,99 +14770,34 @@
       <w:pPr>
         <w:pStyle w:val="FirstParagraph"/>
       </w:pPr>
-      <w:del w:id="195" w:author="PR Preview" w:date="2026-01-01T00:00:00Z">
-        <w:r>
-          <w:rPr>
-            <w:i/>
-            <w:iCs/>
-          </w:rPr>
-          <w:delText xml:space="preserve">Remark</w:delText>
-        </w:r>
-      </w:del>
-      <w:del w:id="196" w:author="PR Preview" w:date="2026-01-01T00:00:00Z">
-        <w:r>
-          <w:delText xml:space="preserve">. </w:delText>
-        </w:r>
-      </w:del>
-      <w:del w:id="197" w:author="PR Preview" w:date="2026-01-01T00:00:00Z">
-        <w:r>
-          <w:delText xml:space="preserve">In expected prediction error decompositions</w:delText>
-        </w:r>
-      </w:del>
-      <w:del w:id="198" w:author="PR Preview" w:date="2026-01-01T00:00:00Z">
-        <w:r>
-          <w:delText xml:space="preserve"> </w:delText>
-        </w:r>
-      </w:del>
-      <w:del w:id="199" w:author="PR Preview" w:date="2026-01-01T00:00:00Z">
-        <w:r>
-          <w:delText xml:space="preserve">(James et al. 2021, sec. 2.2.2)</w:delText>
-        </w:r>
-      </w:del>
-      <w:del w:id="200" w:author="PR Preview" w:date="2026-01-01T00:00:00Z">
-        <w:r>
-          <w:delText xml:space="preserve">,</w:delText>
-        </w:r>
-      </w:del>
-      <w:del w:id="201" w:author="PR Preview" w:date="2026-01-01T00:00:00Z">
-        <w:r>
-          <w:delText xml:space="preserve"> </w:delText>
-        </w:r>
-      </w:del>
-      <w:del w:id="202" w:author="PR Preview" w:date="2026-01-01T00:00:00Z">
-        <w:r>
-          <w:delText xml:space="preserve">the bias reflects the approximation error that comes from approximating a real-world relationship by a model.</w:delText>
-        </w:r>
-      </w:del>
-    </w:p>
-    <w:p>
-      <w:pPr>
-        <w:pStyle w:val="FirstParagraph"/>
-      </w:pPr>
-      <w:ins w:id="203" w:author="PR Preview" w:date="2026-01-01T00:00:00Z">
-        <w:r>
-          <w:rPr>
-            <w:i/>
-            <w:iCs/>
-          </w:rPr>
-          <w:t xml:space="preserve">Remark</w:t>
-        </w:r>
-      </w:ins>
-      <w:ins w:id="204" w:author="PR Preview" w:date="2026-01-01T00:00:00Z">
-        <w:r>
-          <w:t xml:space="preserve">. </w:t>
-        </w:r>
-      </w:ins>
-      <w:ins w:id="205" w:author="PR Preview" w:date="2026-01-01T00:00:00Z">
-        <w:r>
-          <w:t xml:space="preserve">In expected prediction error decompositions</w:t>
-        </w:r>
-      </w:ins>
-      <w:ins w:id="206" w:author="PR Preview" w:date="2026-01-01T00:00:00Z">
-        <w:r>
-          <w:t xml:space="preserve"> </w:t>
-        </w:r>
-      </w:ins>
-      <w:ins w:id="207" w:author="PR Preview" w:date="2026-01-01T00:00:00Z">
-        <w:r>
-          <w:t xml:space="preserve">(James et al. 2021, sec. 2.2.2)</w:t>
-        </w:r>
-      </w:ins>
-      <w:ins w:id="208" w:author="PR Preview" w:date="2026-01-01T00:00:00Z">
-        <w:r>
-          <w:t xml:space="preserve">,</w:t>
-        </w:r>
-      </w:ins>
-      <w:ins w:id="209" w:author="PR Preview" w:date="2026-01-01T00:00:00Z">
-        <w:r>
-          <w:t xml:space="preserve"> </w:t>
-        </w:r>
-      </w:ins>
-      <w:ins w:id="210" w:author="PR Preview" w:date="2026-01-01T00:00:00Z">
-        <w:r>
-          <w:t xml:space="preserve">the bias reflects the error introduced by approximating a real-world relationship by a model.</w:t>
-        </w:r>
-      </w:ins>
+      <w:r>
+        <w:rPr>
+          <w:i/>
+          <w:iCs/>
+        </w:rPr>
+        <w:t xml:space="preserve">Remark</w:t>
+      </w:r>
+      <w:r>
+        <w:t xml:space="preserve">. </w:t>
+      </w:r>
+      <w:r>
+        <w:t xml:space="preserve">In expected prediction error decompositions</w:t>
+      </w:r>
+      <w:r>
+        <w:t xml:space="preserve"> </w:t>
+      </w:r>
+      <w:r>
+        <w:t xml:space="preserve">(James et al. 2021, sec. 2.2.2)</w:t>
+      </w:r>
+      <w:r>
+        <w:t xml:space="preserve">,</w:t>
+      </w:r>
+      <w:r>
+        <w:t xml:space="preserve"> </w:t>
+      </w:r>
+      <w:r>
+        <w:t xml:space="preserve">the bias reflects the approximation error that comes from approximating a real-world relationship by a model.</w:t>
+      </w:r>
     </w:p>
     <w:bookmarkStart w:id="102" w:name="exm-prediction-bias"/>
     <w:p>
@@ -16012,21 +14823,6 @@
       <m:oMath>
         <m:r>
           <m:t>μ</m:t>
-        </m:r>
-        <m:r>
-          <m:rPr>
-            <m:sty m:val="p"/>
-          </m:rPr>
-          <m:t>(</m:t>
-        </m:r>
-        <m:r>
-          <m:t>x</m:t>
-        </m:r>
-        <m:r>
-          <m:rPr>
-            <m:sty m:val="p"/>
-          </m:rPr>
-          <m:t>)</m:t>
         </m:r>
         <m:r>
           <m:rPr>
@@ -16228,12 +15024,38 @@
                 </m:rPr>
                 <m:t>=</m:t>
               </m:r>
-              <m:r>
-                <m:rPr>
-                  <m:sty m:val="p"/>
-                </m:rPr>
-                <m:t>E</m:t>
-              </m:r>
+              <m:sSub>
+                <m:e>
+                  <m:r>
+                    <m:rPr>
+                      <m:sty m:val="p"/>
+                    </m:rPr>
+                    <m:t>E</m:t>
+                  </m:r>
+                </m:e>
+                <m:sub>
+                  <m:sSub>
+                    <m:e>
+                      <m:r>
+                        <m:rPr>
+                          <m:scr m:val="script"/>
+                          <m:sty m:val="p"/>
+                        </m:rPr>
+                        <m:t>D</m:t>
+                      </m:r>
+                    </m:e>
+                    <m:sub>
+                      <m:r>
+                        <m:rPr>
+                          <m:nor/>
+                          <m:sty m:val="p"/>
+                        </m:rPr>
+                        <m:t>train</m:t>
+                      </m:r>
+                    </m:sub>
+                  </m:sSub>
+                </m:sub>
+              </m:sSub>
               <m:r>
                 <m:t>​</m:t>
               </m:r>
@@ -16589,21 +15411,6 @@
         </m:r>
         <m:r>
           <m:t>μ</m:t>
-        </m:r>
-        <m:r>
-          <m:rPr>
-            <m:sty m:val="p"/>
-          </m:rPr>
-          <m:t>(</m:t>
-        </m:r>
-        <m:r>
-          <m:t>x</m:t>
-        </m:r>
-        <m:r>
-          <m:rPr>
-            <m:sty m:val="p"/>
-          </m:rPr>
-          <m:t>)</m:t>
         </m:r>
         <m:r>
           <m:rPr>
@@ -19691,126 +18498,75 @@
       <w:pPr>
         <w:pStyle w:val="FirstParagraph"/>
       </w:pPr>
-      <w:del w:id="211" w:author="PR Preview" w:date="2026-01-01T00:00:00Z">
+      <w:r>
+        <w:t xml:space="preserve">A prediction can miss</w:t>
+      </w:r>
+      <w:r>
+        <w:t xml:space="preserve"> </w:t>
+      </w:r>
+      <m:oMath>
+        <m:r>
+          <m:t>μ</m:t>
+        </m:r>
+      </m:oMath>
+      <w:r>
+        <w:t xml:space="preserve"> </w:t>
+      </w:r>
+      <w:r>
+        <w:t xml:space="preserve">because its</w:t>
+      </w:r>
+      <w:r>
+        <w:t xml:space="preserve"> </w:t>
+      </w:r>
+      <w:hyperlink w:anchor="def-average-fit">
         <w:r>
-          <w:delText xml:space="preserve">A prediction can miss</w:delText>
+          <w:rPr>
+            <w:rStyle w:val="Hyperlink"/>
+          </w:rPr>
+          <w:t xml:space="preserve">expected prediction</w:t>
         </w:r>
-      </w:del>
-      <w:del w:id="212" w:author="PR Preview" w:date="2026-01-01T00:00:00Z">
-        <w:r>
-          <w:delText xml:space="preserve"> </w:delText>
-        </w:r>
-      </w:del>
-      <m:oMath>
-        <m:r>
-          <m:t>μ</m:t>
-        </m:r>
-        <m:r>
-          <m:rPr>
-            <m:sty m:val="p"/>
-          </m:rPr>
-          <m:t>(</m:t>
-        </m:r>
-        <m:r>
-          <m:t>x</m:t>
-        </m:r>
-        <m:r>
-          <m:rPr>
-            <m:sty m:val="p"/>
-          </m:rPr>
-          <m:t>)</m:t>
-        </m:r>
-      </m:oMath>
-      <w:del w:id="213" w:author="PR Preview" w:date="2026-01-01T00:00:00Z">
-        <w:r>
-          <w:delText xml:space="preserve"> </w:delText>
-        </w:r>
-      </w:del>
-      <w:del w:id="214" w:author="PR Preview" w:date="2026-01-01T00:00:00Z">
-        <w:r>
-          <w:delText xml:space="preserve">because its</w:delText>
-        </w:r>
-      </w:del>
-      <w:del w:id="215" w:author="PR Preview" w:date="2026-01-01T00:00:00Z">
-        <w:r>
-          <w:delText xml:space="preserve"> </w:delText>
-        </w:r>
-      </w:del>
-      <w:hyperlink w:anchor="def-average-fit">
-        <w:del w:id="216" w:author="PR Preview" w:date="2026-01-01T00:00:00Z">
-          <w:r>
-            <w:rPr>
-              <w:rStyle w:val="Hyperlink"/>
-            </w:rPr>
-            <w:delText xml:space="preserve">average fit</w:delText>
-          </w:r>
-        </w:del>
       </w:hyperlink>
-      <w:del w:id="217" w:author="PR Preview" w:date="2026-01-01T00:00:00Z">
-        <w:r>
-          <w:delText xml:space="preserve"> </w:delText>
-        </w:r>
-      </w:del>
-      <w:del w:id="218" w:author="PR Preview" w:date="2026-01-01T00:00:00Z">
-        <w:r>
-          <w:delText xml:space="preserve">is off,</w:delText>
-        </w:r>
-      </w:del>
-      <w:del w:id="219" w:author="PR Preview" w:date="2026-01-01T00:00:00Z">
-        <w:r>
-          <w:delText xml:space="preserve"> </w:delText>
-        </w:r>
-      </w:del>
-      <w:del w:id="220" w:author="PR Preview" w:date="2026-01-01T00:00:00Z">
-        <w:r>
-          <w:delText xml:space="preserve">or because it gives a different result for every training set.</w:delText>
-        </w:r>
-      </w:del>
-      <w:del w:id="221" w:author="PR Preview" w:date="2026-01-01T00:00:00Z">
-        <w:r>
-          <w:delText xml:space="preserve"> </w:delText>
-        </w:r>
-      </w:del>
-      <w:del w:id="222" w:author="PR Preview" w:date="2026-01-01T00:00:00Z">
-        <w:r>
-          <w:delText xml:space="preserve">These are different failures with different fixes,</w:delText>
-        </w:r>
-      </w:del>
-      <w:del w:id="223" w:author="PR Preview" w:date="2026-01-01T00:00:00Z">
-        <w:r>
-          <w:delText xml:space="preserve"> </w:delText>
-        </w:r>
-      </w:del>
-      <w:del w:id="224" w:author="PR Preview" w:date="2026-01-01T00:00:00Z">
-        <w:r>
-          <w:delText xml:space="preserve">so the term should split into one piece for each.</w:delText>
-        </w:r>
-      </w:del>
+      <w:r>
+        <w:t xml:space="preserve"> </w:t>
+      </w:r>
+      <w:r>
+        <w:t xml:space="preserve">is off,</w:t>
+      </w:r>
+      <w:r>
+        <w:t xml:space="preserve"> </w:t>
+      </w:r>
+      <w:r>
+        <w:t xml:space="preserve">or because it gives a different result for every training set.</w:t>
+      </w:r>
+      <w:r>
+        <w:t xml:space="preserve"> </w:t>
+      </w:r>
+      <w:r>
+        <w:t xml:space="preserve">These are different failures with different fixes,</w:t>
+      </w:r>
+      <w:r>
+        <w:t xml:space="preserve"> </w:t>
+      </w:r>
+      <w:r>
+        <w:t xml:space="preserve">so the term should split into one piece for each.</w:t>
+      </w:r>
     </w:p>
     <w:p>
       <w:pPr>
         <w:pStyle w:val="BodyText"/>
       </w:pPr>
-      <w:del w:id="225" w:author="PR Preview" w:date="2026-01-01T00:00:00Z">
-        <w:r>
-          <w:delText xml:space="preserve">Split it with the same technique as before:</w:delText>
-        </w:r>
-      </w:del>
-      <w:del w:id="226" w:author="PR Preview" w:date="2026-01-01T00:00:00Z">
-        <w:r>
-          <w:delText xml:space="preserve"> </w:delText>
-        </w:r>
-      </w:del>
-      <w:del w:id="227" w:author="PR Preview" w:date="2026-01-01T00:00:00Z">
-        <w:r>
-          <w:delText xml:space="preserve">add and subtract the average fit</w:delText>
-        </w:r>
-      </w:del>
-      <w:del w:id="228" w:author="PR Preview" w:date="2026-01-01T00:00:00Z">
-        <w:r>
-          <w:delText xml:space="preserve"> </w:delText>
-        </w:r>
-      </w:del>
+      <w:r>
+        <w:t xml:space="preserve">Split it with the same technique as before:</w:t>
+      </w:r>
+      <w:r>
+        <w:t xml:space="preserve"> </w:t>
+      </w:r>
+      <w:r>
+        <w:t xml:space="preserve">add and subtract the expected prediction</w:t>
+      </w:r>
+      <w:r>
+        <w:t xml:space="preserve"> </w:t>
+      </w:r>
       <m:oMath>
         <m:sSub>
           <m:e>
@@ -19824,220 +18580,30 @@
             </m:r>
           </m:sub>
         </m:sSub>
-        <m:r>
-          <m:t>​</m:t>
-        </m:r>
-        <m:d>
-          <m:dPr>
-            <m:begChr m:val="("/>
-            <m:sepChr m:val=""/>
-            <m:endChr m:val=")"/>
-            <m:grow/>
-          </m:dPr>
-          <m:e>
-            <m:r>
-              <m:t>x</m:t>
-            </m:r>
-          </m:e>
-        </m:d>
-        <m:r>
-          <m:t>​</m:t>
-        </m:r>
       </m:oMath>
-      <w:del w:id="229" w:author="PR Preview" w:date="2026-01-01T00:00:00Z">
+      <w:r>
+        <w:t xml:space="preserve"> </w:t>
+      </w:r>
+      <w:r>
+        <w:t xml:space="preserve">(</w:t>
+      </w:r>
+      <w:hyperlink w:anchor="eq-average-fit">
         <w:r>
-          <w:delText xml:space="preserve"> </w:delText>
+          <w:rPr>
+            <w:rStyle w:val="Hyperlink"/>
+          </w:rPr>
+          <w:t xml:space="preserve">Equation 19</w:t>
         </w:r>
-      </w:del>
-      <w:del w:id="230" w:author="PR Preview" w:date="2026-01-01T00:00:00Z">
-        <w:r>
-          <w:delText xml:space="preserve">(</w:delText>
-        </w:r>
-      </w:del>
-      <w:hyperlink w:anchor="eq-average-fit">
-        <w:del w:id="231" w:author="PR Preview" w:date="2026-01-01T00:00:00Z">
-          <w:r>
-            <w:rPr>
-              <w:rStyle w:val="Hyperlink"/>
-            </w:rPr>
-            <w:delText xml:space="preserve">Equation 19</w:delText>
-          </w:r>
-        </w:del>
       </w:hyperlink>
-      <w:del w:id="232" w:author="PR Preview" w:date="2026-01-01T00:00:00Z">
-        <w:r>
-          <w:delText xml:space="preserve">),</w:delText>
-        </w:r>
-      </w:del>
-      <w:del w:id="233" w:author="PR Preview" w:date="2026-01-01T00:00:00Z">
-        <w:r>
-          <w:delText xml:space="preserve"> </w:delText>
-        </w:r>
-      </w:del>
-      <w:del w:id="234" w:author="PR Preview" w:date="2026-01-01T00:00:00Z">
-        <w:r>
-          <w:delText xml:space="preserve">expand, and take the expectation term by term.</w:delText>
-        </w:r>
-      </w:del>
-    </w:p>
-    <w:p>
-      <w:pPr>
-        <w:pStyle w:val="FirstParagraph"/>
-      </w:pPr>
-      <w:ins w:id="235" w:author="PR Preview" w:date="2026-01-01T00:00:00Z">
-        <w:r>
-          <w:t xml:space="preserve">A prediction can miss</w:t>
-        </w:r>
-      </w:ins>
-      <w:ins w:id="236" w:author="PR Preview" w:date="2026-01-01T00:00:00Z">
-        <w:r>
-          <w:t xml:space="preserve"> </w:t>
-        </w:r>
-      </w:ins>
-      <m:oMath>
-        <m:r>
-          <m:t>μ</m:t>
-        </m:r>
-      </m:oMath>
-      <w:ins w:id="237" w:author="PR Preview" w:date="2026-01-01T00:00:00Z">
-        <w:r>
-          <w:t xml:space="preserve"> </w:t>
-        </w:r>
-      </w:ins>
-      <w:ins w:id="238" w:author="PR Preview" w:date="2026-01-01T00:00:00Z">
-        <w:r>
-          <w:t xml:space="preserve">because its</w:t>
-        </w:r>
-      </w:ins>
-      <w:ins w:id="239" w:author="PR Preview" w:date="2026-01-01T00:00:00Z">
-        <w:r>
-          <w:t xml:space="preserve"> </w:t>
-        </w:r>
-      </w:ins>
-      <w:hyperlink w:anchor="def-average-fit">
-        <w:ins w:id="240" w:author="PR Preview" w:date="2026-01-01T00:00:00Z">
-          <w:r>
-            <w:rPr>
-              <w:rStyle w:val="Hyperlink"/>
-            </w:rPr>
-            <w:t xml:space="preserve">expected prediction</w:t>
-          </w:r>
-        </w:ins>
-      </w:hyperlink>
-      <w:ins w:id="241" w:author="PR Preview" w:date="2026-01-01T00:00:00Z">
-        <w:r>
-          <w:t xml:space="preserve"> </w:t>
-        </w:r>
-      </w:ins>
-      <w:ins w:id="242" w:author="PR Preview" w:date="2026-01-01T00:00:00Z">
-        <w:r>
-          <w:t xml:space="preserve">is off,</w:t>
-        </w:r>
-      </w:ins>
-      <w:ins w:id="243" w:author="PR Preview" w:date="2026-01-01T00:00:00Z">
-        <w:r>
-          <w:t xml:space="preserve"> </w:t>
-        </w:r>
-      </w:ins>
-      <w:ins w:id="244" w:author="PR Preview" w:date="2026-01-01T00:00:00Z">
-        <w:r>
-          <w:t xml:space="preserve">or because it gives a different result for every training set.</w:t>
-        </w:r>
-      </w:ins>
-      <w:ins w:id="245" w:author="PR Preview" w:date="2026-01-01T00:00:00Z">
-        <w:r>
-          <w:t xml:space="preserve"> </w:t>
-        </w:r>
-      </w:ins>
-      <w:ins w:id="246" w:author="PR Preview" w:date="2026-01-01T00:00:00Z">
-        <w:r>
-          <w:t xml:space="preserve">These are different failures with different fixes,</w:t>
-        </w:r>
-      </w:ins>
-      <w:ins w:id="247" w:author="PR Preview" w:date="2026-01-01T00:00:00Z">
-        <w:r>
-          <w:t xml:space="preserve"> </w:t>
-        </w:r>
-      </w:ins>
-      <w:ins w:id="248" w:author="PR Preview" w:date="2026-01-01T00:00:00Z">
-        <w:r>
-          <w:t xml:space="preserve">so the term should split into one piece for each.</w:t>
-        </w:r>
-      </w:ins>
-    </w:p>
-    <w:p>
-      <w:pPr>
-        <w:pStyle w:val="BodyText"/>
-      </w:pPr>
-      <w:ins w:id="249" w:author="PR Preview" w:date="2026-01-01T00:00:00Z">
-        <w:r>
-          <w:t xml:space="preserve">Split it with the same technique as before:</w:t>
-        </w:r>
-      </w:ins>
-      <w:ins w:id="250" w:author="PR Preview" w:date="2026-01-01T00:00:00Z">
-        <w:r>
-          <w:t xml:space="preserve"> </w:t>
-        </w:r>
-      </w:ins>
-      <w:ins w:id="251" w:author="PR Preview" w:date="2026-01-01T00:00:00Z">
-        <w:r>
-          <w:t xml:space="preserve">add and subtract the expected prediction</w:t>
-        </w:r>
-      </w:ins>
-      <w:ins w:id="252" w:author="PR Preview" w:date="2026-01-01T00:00:00Z">
-        <w:r>
-          <w:t xml:space="preserve"> </w:t>
-        </w:r>
-      </w:ins>
-      <m:oMath>
-        <m:sSub>
-          <m:e>
-            <m:r>
-              <m:t>μ</m:t>
-            </m:r>
-          </m:e>
-          <m:sub>
-            <m:r>
-              <m:t>h</m:t>
-            </m:r>
-          </m:sub>
-        </m:sSub>
-      </m:oMath>
-      <w:ins w:id="253" w:author="PR Preview" w:date="2026-01-01T00:00:00Z">
-        <w:r>
-          <w:t xml:space="preserve"> </w:t>
-        </w:r>
-      </w:ins>
-      <w:ins w:id="254" w:author="PR Preview" w:date="2026-01-01T00:00:00Z">
-        <w:r>
-          <w:t xml:space="preserve">(</w:t>
-        </w:r>
-      </w:ins>
-      <w:hyperlink w:anchor="eq-average-fit">
-        <w:ins w:id="255" w:author="PR Preview" w:date="2026-01-01T00:00:00Z">
-          <w:r>
-            <w:rPr>
-              <w:rStyle w:val="Hyperlink"/>
-            </w:rPr>
-            <w:t xml:space="preserve">Equation 19</w:t>
-          </w:r>
-        </w:ins>
-      </w:hyperlink>
-      <w:ins w:id="256" w:author="PR Preview" w:date="2026-01-01T00:00:00Z">
-        <w:r>
-          <w:t xml:space="preserve">),</w:t>
-        </w:r>
-      </w:ins>
-      <w:ins w:id="257" w:author="PR Preview" w:date="2026-01-01T00:00:00Z">
-        <w:r>
-          <w:t xml:space="preserve"> </w:t>
-        </w:r>
-      </w:ins>
-      <w:ins w:id="258" w:author="PR Preview" w:date="2026-01-01T00:00:00Z">
-        <w:r>
-          <w:t xml:space="preserve">expand, and take the expectation term by term.</w:t>
-        </w:r>
-      </w:ins>
+      <w:r>
+        <w:t xml:space="preserve">),</w:t>
+      </w:r>
+      <w:r>
+        <w:t xml:space="preserve"> </w:t>
+      </w:r>
+      <w:r>
+        <w:t xml:space="preserve">expand, and take the expectation term by term.</w:t>
+      </w:r>
     </w:p>
     <w:p>
       <w:pPr>
@@ -20059,49 +18625,19 @@
       <w:pPr>
         <w:pStyle w:val="BodyText"/>
       </w:pPr>
-      <w:del w:id="259" w:author="PR Preview" w:date="2026-01-01T00:00:00Z">
-        <w:r>
-          <w:rPr>
-            <w:i/>
-            <w:iCs/>
-          </w:rPr>
-          <w:delText xml:space="preserve">Solution 6</w:delText>
-        </w:r>
-      </w:del>
-      <w:del w:id="260" w:author="PR Preview" w:date="2026-01-01T00:00:00Z">
-        <w:r>
-          <w:delText xml:space="preserve">. </w:delText>
-        </w:r>
-      </w:del>
-      <w:del w:id="261" w:author="PR Preview" w:date="2026-01-01T00:00:00Z">
-        <w:r>
-          <w:delText xml:space="preserve">Insert the average fit:</w:delText>
-        </w:r>
-      </w:del>
-    </w:p>
-    <w:p>
-      <w:pPr>
-        <w:pStyle w:val="BodyText"/>
-      </w:pPr>
-      <w:ins w:id="262" w:author="PR Preview" w:date="2026-01-01T00:00:00Z">
-        <w:r>
-          <w:rPr>
-            <w:i/>
-            <w:iCs/>
-          </w:rPr>
-          <w:t xml:space="preserve">Solution 6</w:t>
-        </w:r>
-      </w:ins>
-      <w:ins w:id="263" w:author="PR Preview" w:date="2026-01-01T00:00:00Z">
-        <w:r>
-          <w:t xml:space="preserve">. </w:t>
-        </w:r>
-      </w:ins>
-      <w:ins w:id="264" w:author="PR Preview" w:date="2026-01-01T00:00:00Z">
-        <w:r>
-          <w:t xml:space="preserve">Insert the expected prediction:</w:t>
-        </w:r>
-      </w:ins>
+      <w:r>
+        <w:rPr>
+          <w:i/>
+          <w:iCs/>
+        </w:rPr>
+        <w:t xml:space="preserve">Solution 6</w:t>
+      </w:r>
+      <w:r>
+        <w:t xml:space="preserve">. </w:t>
+      </w:r>
+      <w:r>
+        <w:t xml:space="preserve">Insert the expected prediction:</w:t>
+      </w:r>
     </w:p>
     <w:p>
       <w:pPr>
@@ -20951,61 +19487,21 @@
       <w:pPr>
         <w:pStyle w:val="FirstParagraph"/>
       </w:pPr>
-      <w:del w:id="265" w:author="PR Preview" w:date="2026-01-01T00:00:00Z">
-        <w:r>
-          <w:delText xml:space="preserve">The cross term vanishes, and this time not by independence</w:delText>
-        </w:r>
-      </w:del>
-      <w:del w:id="266" w:author="PR Preview" w:date="2026-01-01T00:00:00Z">
-        <w:r>
-          <w:delText xml:space="preserve"> </w:delText>
-        </w:r>
-      </w:del>
-      <w:del w:id="267" w:author="PR Preview" w:date="2026-01-01T00:00:00Z">
-        <w:r>
-          <w:delText xml:space="preserve">but by the definition of the average fit.</w:delText>
-        </w:r>
-      </w:del>
-      <w:del w:id="268" w:author="PR Preview" w:date="2026-01-01T00:00:00Z">
-        <w:r>
-          <w:delText xml:space="preserve"> </w:delText>
-        </w:r>
-      </w:del>
-      <w:del w:id="269" w:author="PR Preview" w:date="2026-01-01T00:00:00Z">
-        <w:r>
-          <w:delText xml:space="preserve">The first factor is a constant, so it comes out of the expectation:</w:delText>
-        </w:r>
-      </w:del>
-    </w:p>
-    <w:p>
-      <w:pPr>
-        <w:pStyle w:val="FirstParagraph"/>
-      </w:pPr>
-      <w:ins w:id="270" w:author="PR Preview" w:date="2026-01-01T00:00:00Z">
-        <w:r>
-          <w:t xml:space="preserve">The cross term vanishes, and this time not by independence</w:t>
-        </w:r>
-      </w:ins>
-      <w:ins w:id="271" w:author="PR Preview" w:date="2026-01-01T00:00:00Z">
-        <w:r>
-          <w:t xml:space="preserve"> </w:t>
-        </w:r>
-      </w:ins>
-      <w:ins w:id="272" w:author="PR Preview" w:date="2026-01-01T00:00:00Z">
-        <w:r>
-          <w:t xml:space="preserve">but by the definition of the expected prediction.</w:t>
-        </w:r>
-      </w:ins>
-      <w:ins w:id="273" w:author="PR Preview" w:date="2026-01-01T00:00:00Z">
-        <w:r>
-          <w:t xml:space="preserve"> </w:t>
-        </w:r>
-      </w:ins>
-      <w:ins w:id="274" w:author="PR Preview" w:date="2026-01-01T00:00:00Z">
-        <w:r>
-          <w:t xml:space="preserve">The first factor is a constant, so it comes out of the expectation:</w:t>
-        </w:r>
-      </w:ins>
+      <w:r>
+        <w:t xml:space="preserve">The cross term vanishes, and this time not by independence</w:t>
+      </w:r>
+      <w:r>
+        <w:t xml:space="preserve"> </w:t>
+      </w:r>
+      <w:r>
+        <w:t xml:space="preserve">but by the definition of the expected prediction.</w:t>
+      </w:r>
+      <w:r>
+        <w:t xml:space="preserve"> </w:t>
+      </w:r>
+      <w:r>
+        <w:t xml:space="preserve">The first factor is a constant, so it comes out of the expectation:</w:t>
+      </w:r>
     </w:p>
     <w:p>
       <w:pPr>
@@ -21316,12 +19812,38 @@
                     </m:rPr>
                     <m:t>−</m:t>
                   </m:r>
-                  <m:r>
-                    <m:rPr>
-                      <m:sty m:val="p"/>
-                    </m:rPr>
-                    <m:t>E</m:t>
-                  </m:r>
+                  <m:sSub>
+                    <m:e>
+                      <m:r>
+                        <m:rPr>
+                          <m:sty m:val="p"/>
+                        </m:rPr>
+                        <m:t>E</m:t>
+                      </m:r>
+                    </m:e>
+                    <m:sub>
+                      <m:sSub>
+                        <m:e>
+                          <m:r>
+                            <m:rPr>
+                              <m:scr m:val="script"/>
+                              <m:sty m:val="p"/>
+                            </m:rPr>
+                            <m:t>D</m:t>
+                          </m:r>
+                        </m:e>
+                        <m:sub>
+                          <m:r>
+                            <m:rPr>
+                              <m:nor/>
+                              <m:sty m:val="p"/>
+                            </m:rPr>
+                            <m:t>train</m:t>
+                          </m:r>
+                        </m:sub>
+                      </m:sSub>
+                    </m:sub>
+                  </m:sSub>
                   <m:r>
                     <m:t>​</m:t>
                   </m:r>
@@ -21880,12 +20402,38 @@
                             </m:rPr>
                             <m:t>−</m:t>
                           </m:r>
-                          <m:r>
-                            <m:rPr>
-                              <m:sty m:val="p"/>
-                            </m:rPr>
-                            <m:t>E</m:t>
-                          </m:r>
+                          <m:sSub>
+                            <m:e>
+                              <m:r>
+                                <m:rPr>
+                                  <m:sty m:val="p"/>
+                                </m:rPr>
+                                <m:t>E</m:t>
+                              </m:r>
+                            </m:e>
+                            <m:sub>
+                              <m:sSub>
+                                <m:e>
+                                  <m:r>
+                                    <m:rPr>
+                                      <m:scr m:val="script"/>
+                                      <m:sty m:val="p"/>
+                                    </m:rPr>
+                                    <m:t>D</m:t>
+                                  </m:r>
+                                </m:e>
+                                <m:sub>
+                                  <m:r>
+                                    <m:rPr>
+                                      <m:nor/>
+                                      <m:sty m:val="p"/>
+                                    </m:rPr>
+                                    <m:t>train</m:t>
+                                  </m:r>
+                                </m:sub>
+                              </m:sSub>
+                            </m:sub>
+                          </m:sSub>
                           <m:r>
                             <m:t>​</m:t>
                           </m:r>
@@ -22376,21 +20924,6 @@
           <m:rPr>
             <m:sty m:val="p"/>
           </m:rPr>
-          <m:t>(</m:t>
-        </m:r>
-        <m:r>
-          <m:t>x</m:t>
-        </m:r>
-        <m:r>
-          <m:rPr>
-            <m:sty m:val="p"/>
-          </m:rPr>
-          <m:t>)</m:t>
-        </m:r>
-        <m:r>
-          <m:rPr>
-            <m:sty m:val="p"/>
-          </m:rPr>
           <m:t>+</m:t>
         </m:r>
         <m:r>
@@ -22551,16 +21084,32 @@
           <m:e>
             <m:sSup>
               <m:e>
-                <m:acc>
-                  <m:accPr>
-                    <m:chr m:val="̂"/>
-                  </m:accPr>
+                <m:r>
+                  <m:t>​</m:t>
+                </m:r>
+                <m:d>
+                  <m:dPr>
+                    <m:begChr m:val="("/>
+                    <m:sepChr m:val=""/>
+                    <m:endChr m:val=")"/>
+                    <m:grow/>
+                  </m:dPr>
                   <m:e>
-                    <m:r>
-                      <m:t>y</m:t>
-                    </m:r>
+                    <m:acc>
+                      <m:accPr>
+                        <m:chr m:val="̂"/>
+                      </m:accPr>
+                      <m:e>
+                        <m:r>
+                          <m:t>y</m:t>
+                        </m:r>
+                      </m:e>
+                    </m:acc>
                   </m:e>
-                </m:acc>
+                </m:d>
+                <m:r>
+                  <m:t>​</m:t>
+                </m:r>
               </m:e>
               <m:sup>
                 <m:r>
@@ -22681,21 +21230,6 @@
       <m:oMath>
         <m:r>
           <m:t>μ</m:t>
-        </m:r>
-        <m:r>
-          <m:rPr>
-            <m:sty m:val="p"/>
-          </m:rPr>
-          <m:t>(</m:t>
-        </m:r>
-        <m:r>
-          <m:t>x</m:t>
-        </m:r>
-        <m:r>
-          <m:rPr>
-            <m:sty m:val="p"/>
-          </m:rPr>
-          <m:t>)</m:t>
         </m:r>
       </m:oMath>
       <w:r>
@@ -24020,51 +22554,37 @@
       <w:pPr>
         <w:pStyle w:val="BodyText"/>
       </w:pPr>
-      <w:del w:id="275" w:author="PR Preview" w:date="2026-01-01T00:00:00Z">
+      <w:r>
+        <w:t xml:space="preserve">The argument</w:t>
+      </w:r>
+      <w:r>
+        <w:t xml:space="preserve"> </w:t>
+      </w:r>
+      <m:oMath>
+        <m:r>
+          <m:t>n</m:t>
+        </m:r>
+      </m:oMath>
+      <w:r>
+        <w:t xml:space="preserve"> </w:t>
+      </w:r>
+      <w:r>
+        <w:t xml:space="preserve">of the</w:t>
+      </w:r>
+      <w:r>
+        <w:t xml:space="preserve"> </w:t>
+      </w:r>
+      <w:hyperlink w:anchor="def-expected-generalization-error">
         <w:r>
-          <w:delText xml:space="preserve">The argument</w:delText>
+          <w:rPr>
+            <w:rStyle w:val="Hyperlink"/>
+          </w:rPr>
+          <w:t xml:space="preserve">expected generalization error</w:t>
         </w:r>
-      </w:del>
-      <w:del w:id="276" w:author="PR Preview" w:date="2026-01-01T00:00:00Z">
-        <w:r>
-          <w:delText xml:space="preserve"> </w:delText>
-        </w:r>
-      </w:del>
-      <m:oMath>
-        <m:r>
-          <m:t>n</m:t>
-        </m:r>
-      </m:oMath>
-      <w:del w:id="277" w:author="PR Preview" w:date="2026-01-01T00:00:00Z">
-        <w:r>
-          <w:delText xml:space="preserve"> </w:delText>
-        </w:r>
-      </w:del>
-      <w:del w:id="278" w:author="PR Preview" w:date="2026-01-01T00:00:00Z">
-        <w:r>
-          <w:delText xml:space="preserve">of the</w:delText>
-        </w:r>
-      </w:del>
-      <w:del w:id="279" w:author="PR Preview" w:date="2026-01-01T00:00:00Z">
-        <w:r>
-          <w:delText xml:space="preserve"> </w:delText>
-        </w:r>
-      </w:del>
-      <w:hyperlink w:anchor="def-expected-generalization-error">
-        <w:del w:id="280" w:author="PR Preview" w:date="2026-01-01T00:00:00Z">
-          <w:r>
-            <w:rPr>
-              <w:rStyle w:val="Hyperlink"/>
-            </w:rPr>
-            <w:delText xml:space="preserve">expected generalization error</w:delText>
-          </w:r>
-        </w:del>
       </w:hyperlink>
-      <w:del w:id="281" w:author="PR Preview" w:date="2026-01-01T00:00:00Z">
-        <w:r>
-          <w:delText xml:space="preserve"> </w:delText>
-        </w:r>
-      </w:del>
+      <w:r>
+        <w:t xml:space="preserve"> </w:t>
+      </w:r>
       <m:oMath>
         <m:sSup>
           <m:e>
@@ -24101,71 +22621,49 @@
           <m:t>​</m:t>
         </m:r>
       </m:oMath>
-      <w:del w:id="282" w:author="PR Preview" w:date="2026-01-01T00:00:00Z">
+      <w:r>
+        <w:t xml:space="preserve"> </w:t>
+      </w:r>
+      <w:r>
+        <w:t xml:space="preserve">of a fitting procedure</w:t>
+      </w:r>
+      <w:r>
+        <w:t xml:space="preserve"> </w:t>
+      </w:r>
+      <m:oMath>
+        <m:r>
+          <m:t>g</m:t>
+        </m:r>
+      </m:oMath>
+      <w:r>
+        <w:t xml:space="preserve"> </w:t>
+      </w:r>
+      <w:r>
+        <w:t xml:space="preserve">records that it depends on how many observations each training set has.</w:t>
+      </w:r>
+      <w:r>
+        <w:t xml:space="preserve"> </w:t>
+      </w:r>
+      <w:r>
+        <w:t xml:space="preserve">By</w:t>
+      </w:r>
+      <w:r>
+        <w:t xml:space="preserve"> </w:t>
+      </w:r>
+      <w:hyperlink w:anchor="thm-expected-error-epe">
         <w:r>
-          <w:delText xml:space="preserve"> </w:delText>
+          <w:rPr>
+            <w:rStyle w:val="Hyperlink"/>
+          </w:rPr>
+          <w:t xml:space="preserve">Theorem 1</w:t>
         </w:r>
-      </w:del>
-      <w:del w:id="283" w:author="PR Preview" w:date="2026-01-01T00:00:00Z">
-        <w:r>
-          <w:delText xml:space="preserve">of a fitting procedure</w:delText>
-        </w:r>
-      </w:del>
-      <w:del w:id="284" w:author="PR Preview" w:date="2026-01-01T00:00:00Z">
-        <w:r>
-          <w:delText xml:space="preserve"> </w:delText>
-        </w:r>
-      </w:del>
-      <m:oMath>
-        <m:r>
-          <m:t>g</m:t>
-        </m:r>
-      </m:oMath>
-      <w:del w:id="285" w:author="PR Preview" w:date="2026-01-01T00:00:00Z">
-        <w:r>
-          <w:delText xml:space="preserve"> </w:delText>
-        </w:r>
-      </w:del>
-      <w:del w:id="286" w:author="PR Preview" w:date="2026-01-01T00:00:00Z">
-        <w:r>
-          <w:delText xml:space="preserve">records that it depends on how many observations each training set has.</w:delText>
-        </w:r>
-      </w:del>
-      <w:del w:id="287" w:author="PR Preview" w:date="2026-01-01T00:00:00Z">
-        <w:r>
-          <w:delText xml:space="preserve"> </w:delText>
-        </w:r>
-      </w:del>
-      <w:del w:id="288" w:author="PR Preview" w:date="2026-01-01T00:00:00Z">
-        <w:r>
-          <w:delText xml:space="preserve">By</w:delText>
-        </w:r>
-      </w:del>
-      <w:del w:id="289" w:author="PR Preview" w:date="2026-01-01T00:00:00Z">
-        <w:r>
-          <w:delText xml:space="preserve"> </w:delText>
-        </w:r>
-      </w:del>
-      <w:hyperlink w:anchor="thm-expected-error-epe">
-        <w:del w:id="290" w:author="PR Preview" w:date="2026-01-01T00:00:00Z">
-          <w:r>
-            <w:rPr>
-              <w:rStyle w:val="Hyperlink"/>
-            </w:rPr>
-            <w:delText xml:space="preserve">Theorem 1</w:delText>
-          </w:r>
-        </w:del>
       </w:hyperlink>
-      <w:del w:id="291" w:author="PR Preview" w:date="2026-01-01T00:00:00Z">
-        <w:r>
-          <w:delText xml:space="preserve">,</w:delText>
-        </w:r>
-      </w:del>
-      <w:del w:id="292" w:author="PR Preview" w:date="2026-01-01T00:00:00Z">
-        <w:r>
-          <w:delText xml:space="preserve"> </w:delText>
-        </w:r>
-      </w:del>
+      <w:r>
+        <w:t xml:space="preserve">,</w:t>
+      </w:r>
+      <w:r>
+        <w:t xml:space="preserve"> </w:t>
+      </w:r>
       <m:oMath>
         <m:sSup>
           <m:e>
@@ -24202,333 +22700,53 @@
           <m:t>​</m:t>
         </m:r>
       </m:oMath>
-      <w:del w:id="293" w:author="PR Preview" w:date="2026-01-01T00:00:00Z">
+      <w:r>
+        <w:t xml:space="preserve"> </w:t>
+      </w:r>
+      <w:r>
+        <w:t xml:space="preserve">averages</w:t>
+      </w:r>
+      <w:r>
+        <w:t xml:space="preserve"> </w:t>
+      </w:r>
+      <w:r>
+        <w:t xml:space="preserve">the expected prediction error at each covariate value,</w:t>
+      </w:r>
+      <w:r>
+        <w:t xml:space="preserve"> </w:t>
+      </w:r>
+      <w:r>
+        <w:t xml:space="preserve">and</w:t>
+      </w:r>
+      <w:r>
+        <w:t xml:space="preserve"> </w:t>
+      </w:r>
+      <w:hyperlink w:anchor="thm-epe-decomposition">
         <w:r>
-          <w:delText xml:space="preserve"> </w:delText>
+          <w:rPr>
+            <w:rStyle w:val="Hyperlink"/>
+          </w:rPr>
+          <w:t xml:space="preserve">Theorem 2</w:t>
         </w:r>
-      </w:del>
-      <w:del w:id="294" w:author="PR Preview" w:date="2026-01-01T00:00:00Z">
-        <w:r>
-          <w:delText xml:space="preserve">averages</w:delText>
-        </w:r>
-      </w:del>
-      <w:del w:id="295" w:author="PR Preview" w:date="2026-01-01T00:00:00Z">
-        <w:r>
-          <w:delText xml:space="preserve"> </w:delText>
-        </w:r>
-      </w:del>
-      <w:del w:id="296" w:author="PR Preview" w:date="2026-01-01T00:00:00Z">
-        <w:r>
-          <w:delText xml:space="preserve">the expected prediction error at each covariate value,</w:delText>
-        </w:r>
-      </w:del>
-      <w:del w:id="297" w:author="PR Preview" w:date="2026-01-01T00:00:00Z">
-        <w:r>
-          <w:delText xml:space="preserve"> </w:delText>
-        </w:r>
-      </w:del>
-      <w:del w:id="298" w:author="PR Preview" w:date="2026-01-01T00:00:00Z">
-        <w:r>
-          <w:delText xml:space="preserve">and</w:delText>
-        </w:r>
-      </w:del>
-      <w:del w:id="299" w:author="PR Preview" w:date="2026-01-01T00:00:00Z">
-        <w:r>
-          <w:delText xml:space="preserve"> </w:delText>
-        </w:r>
-      </w:del>
-      <w:hyperlink w:anchor="thm-epe-decomposition">
-        <w:del w:id="300" w:author="PR Preview" w:date="2026-01-01T00:00:00Z">
-          <w:r>
-            <w:rPr>
-              <w:rStyle w:val="Hyperlink"/>
-            </w:rPr>
-            <w:delText xml:space="preserve">Theorem 2</w:delText>
-          </w:r>
-        </w:del>
       </w:hyperlink>
-      <w:del w:id="301" w:author="PR Preview" w:date="2026-01-01T00:00:00Z">
-        <w:r>
-          <w:delText xml:space="preserve"> </w:delText>
-        </w:r>
-      </w:del>
-      <w:del w:id="302" w:author="PR Preview" w:date="2026-01-01T00:00:00Z">
-        <w:r>
-          <w:delText xml:space="preserve">splits each of those expected prediction errors,</w:delText>
-        </w:r>
-      </w:del>
-      <w:del w:id="303" w:author="PR Preview" w:date="2026-01-01T00:00:00Z">
-        <w:r>
-          <w:delText xml:space="preserve"> </w:delText>
-        </w:r>
-      </w:del>
-      <w:del w:id="304" w:author="PR Preview" w:date="2026-01-01T00:00:00Z">
-        <w:r>
-          <w:delText xml:space="preserve">under squared-error loss,</w:delText>
-        </w:r>
-      </w:del>
-      <w:del w:id="305" w:author="PR Preview" w:date="2026-01-01T00:00:00Z">
-        <w:r>
-          <w:delText xml:space="preserve"> </w:delText>
-        </w:r>
-      </w:del>
-      <w:del w:id="306" w:author="PR Preview" w:date="2026-01-01T00:00:00Z">
-        <w:r>
-          <w:delText xml:space="preserve">into a squared bias, a variance and a noise variance.</w:delText>
-        </w:r>
-      </w:del>
-    </w:p>
-    <w:p>
-      <w:pPr>
-        <w:pStyle w:val="BodyText"/>
-      </w:pPr>
-      <w:ins w:id="307" w:author="PR Preview" w:date="2026-01-01T00:00:00Z">
-        <w:r>
-          <w:t xml:space="preserve">The argument</w:t>
-        </w:r>
-      </w:ins>
-      <w:ins w:id="308" w:author="PR Preview" w:date="2026-01-01T00:00:00Z">
-        <w:r>
-          <w:t xml:space="preserve"> </w:t>
-        </w:r>
-      </w:ins>
-      <m:oMath>
-        <m:r>
-          <m:t>n</m:t>
-        </m:r>
-      </m:oMath>
-      <w:ins w:id="309" w:author="PR Preview" w:date="2026-01-01T00:00:00Z">
-        <w:r>
-          <w:t xml:space="preserve"> </w:t>
-        </w:r>
-      </w:ins>
-      <w:ins w:id="310" w:author="PR Preview" w:date="2026-01-01T00:00:00Z">
-        <w:r>
-          <w:t xml:space="preserve">of the</w:t>
-        </w:r>
-      </w:ins>
-      <w:ins w:id="311" w:author="PR Preview" w:date="2026-01-01T00:00:00Z">
-        <w:r>
-          <w:t xml:space="preserve"> </w:t>
-        </w:r>
-      </w:ins>
-      <w:hyperlink w:anchor="def-expected-generalization-error">
-        <w:ins w:id="312" w:author="PR Preview" w:date="2026-01-01T00:00:00Z">
-          <w:r>
-            <w:rPr>
-              <w:rStyle w:val="Hyperlink"/>
-            </w:rPr>
-            <w:t xml:space="preserve">expected generalization error</w:t>
-          </w:r>
-        </w:ins>
-      </w:hyperlink>
-      <w:ins w:id="313" w:author="PR Preview" w:date="2026-01-01T00:00:00Z">
-        <w:r>
-          <w:t xml:space="preserve"> </w:t>
-        </w:r>
-      </w:ins>
-      <m:oMath>
-        <m:sSup>
-          <m:e>
-            <m:r>
-              <m:rPr>
-                <m:sty m:val="p"/>
-              </m:rPr>
-              <m:t>Err</m:t>
-            </m:r>
-          </m:e>
-          <m:sup>
-            <m:r>
-              <m:t>g</m:t>
-            </m:r>
-          </m:sup>
-        </m:sSup>
-        <m:r>
-          <m:t>​</m:t>
-        </m:r>
-        <m:d>
-          <m:dPr>
-            <m:begChr m:val="("/>
-            <m:sepChr m:val=""/>
-            <m:endChr m:val=")"/>
-            <m:grow/>
-          </m:dPr>
-          <m:e>
-            <m:r>
-              <m:t>n</m:t>
-            </m:r>
-          </m:e>
-        </m:d>
-        <m:r>
-          <m:t>​</m:t>
-        </m:r>
-      </m:oMath>
-      <w:ins w:id="314" w:author="PR Preview" w:date="2026-01-01T00:00:00Z">
-        <w:r>
-          <w:t xml:space="preserve"> </w:t>
-        </w:r>
-      </w:ins>
-      <w:ins w:id="315" w:author="PR Preview" w:date="2026-01-01T00:00:00Z">
-        <w:r>
-          <w:t xml:space="preserve">of a fitting procedure</w:t>
-        </w:r>
-      </w:ins>
-      <w:ins w:id="316" w:author="PR Preview" w:date="2026-01-01T00:00:00Z">
-        <w:r>
-          <w:t xml:space="preserve"> </w:t>
-        </w:r>
-      </w:ins>
-      <m:oMath>
-        <m:r>
-          <m:t>g</m:t>
-        </m:r>
-      </m:oMath>
-      <w:ins w:id="317" w:author="PR Preview" w:date="2026-01-01T00:00:00Z">
-        <w:r>
-          <w:t xml:space="preserve"> </w:t>
-        </w:r>
-      </w:ins>
-      <w:ins w:id="318" w:author="PR Preview" w:date="2026-01-01T00:00:00Z">
-        <w:r>
-          <w:t xml:space="preserve">records that it depends on how many observations each training set has.</w:t>
-        </w:r>
-      </w:ins>
-      <w:ins w:id="319" w:author="PR Preview" w:date="2026-01-01T00:00:00Z">
-        <w:r>
-          <w:t xml:space="preserve"> </w:t>
-        </w:r>
-      </w:ins>
-      <w:ins w:id="320" w:author="PR Preview" w:date="2026-01-01T00:00:00Z">
-        <w:r>
-          <w:t xml:space="preserve">By</w:t>
-        </w:r>
-      </w:ins>
-      <w:ins w:id="321" w:author="PR Preview" w:date="2026-01-01T00:00:00Z">
-        <w:r>
-          <w:t xml:space="preserve"> </w:t>
-        </w:r>
-      </w:ins>
-      <w:hyperlink w:anchor="thm-expected-error-epe">
-        <w:ins w:id="322" w:author="PR Preview" w:date="2026-01-01T00:00:00Z">
-          <w:r>
-            <w:rPr>
-              <w:rStyle w:val="Hyperlink"/>
-            </w:rPr>
-            <w:t xml:space="preserve">Theorem 1</w:t>
-          </w:r>
-        </w:ins>
-      </w:hyperlink>
-      <w:ins w:id="323" w:author="PR Preview" w:date="2026-01-01T00:00:00Z">
-        <w:r>
-          <w:t xml:space="preserve">,</w:t>
-        </w:r>
-      </w:ins>
-      <w:ins w:id="324" w:author="PR Preview" w:date="2026-01-01T00:00:00Z">
-        <w:r>
-          <w:t xml:space="preserve"> </w:t>
-        </w:r>
-      </w:ins>
-      <m:oMath>
-        <m:sSup>
-          <m:e>
-            <m:r>
-              <m:rPr>
-                <m:sty m:val="p"/>
-              </m:rPr>
-              <m:t>Err</m:t>
-            </m:r>
-          </m:e>
-          <m:sup>
-            <m:r>
-              <m:t>g</m:t>
-            </m:r>
-          </m:sup>
-        </m:sSup>
-        <m:r>
-          <m:t>​</m:t>
-        </m:r>
-        <m:d>
-          <m:dPr>
-            <m:begChr m:val="("/>
-            <m:sepChr m:val=""/>
-            <m:endChr m:val=")"/>
-            <m:grow/>
-          </m:dPr>
-          <m:e>
-            <m:r>
-              <m:t>n</m:t>
-            </m:r>
-          </m:e>
-        </m:d>
-        <m:r>
-          <m:t>​</m:t>
-        </m:r>
-      </m:oMath>
-      <w:ins w:id="325" w:author="PR Preview" w:date="2026-01-01T00:00:00Z">
-        <w:r>
-          <w:t xml:space="preserve"> </w:t>
-        </w:r>
-      </w:ins>
-      <w:ins w:id="326" w:author="PR Preview" w:date="2026-01-01T00:00:00Z">
-        <w:r>
-          <w:t xml:space="preserve">averages</w:t>
-        </w:r>
-      </w:ins>
-      <w:ins w:id="327" w:author="PR Preview" w:date="2026-01-01T00:00:00Z">
-        <w:r>
-          <w:t xml:space="preserve"> </w:t>
-        </w:r>
-      </w:ins>
-      <w:ins w:id="328" w:author="PR Preview" w:date="2026-01-01T00:00:00Z">
-        <w:r>
-          <w:t xml:space="preserve">the expected prediction error at each covariate value,</w:t>
-        </w:r>
-      </w:ins>
-      <w:ins w:id="329" w:author="PR Preview" w:date="2026-01-01T00:00:00Z">
-        <w:r>
-          <w:t xml:space="preserve"> </w:t>
-        </w:r>
-      </w:ins>
-      <w:ins w:id="330" w:author="PR Preview" w:date="2026-01-01T00:00:00Z">
-        <w:r>
-          <w:t xml:space="preserve">and</w:t>
-        </w:r>
-      </w:ins>
-      <w:ins w:id="331" w:author="PR Preview" w:date="2026-01-01T00:00:00Z">
-        <w:r>
-          <w:t xml:space="preserve"> </w:t>
-        </w:r>
-      </w:ins>
-      <w:hyperlink w:anchor="thm-epe-decomposition">
-        <w:ins w:id="332" w:author="PR Preview" w:date="2026-01-01T00:00:00Z">
-          <w:r>
-            <w:rPr>
-              <w:rStyle w:val="Hyperlink"/>
-            </w:rPr>
-            <w:t xml:space="preserve">Theorem 2</w:t>
-          </w:r>
-        </w:ins>
-      </w:hyperlink>
-      <w:ins w:id="333" w:author="PR Preview" w:date="2026-01-01T00:00:00Z">
-        <w:r>
-          <w:t xml:space="preserve"> </w:t>
-        </w:r>
-      </w:ins>
-      <w:ins w:id="334" w:author="PR Preview" w:date="2026-01-01T00:00:00Z">
-        <w:r>
-          <w:t xml:space="preserve">splits that error, under squared-error loss,</w:t>
-        </w:r>
-      </w:ins>
-      <w:ins w:id="335" w:author="PR Preview" w:date="2026-01-01T00:00:00Z">
-        <w:r>
-          <w:t xml:space="preserve"> </w:t>
-        </w:r>
-      </w:ins>
-      <w:ins w:id="336" w:author="PR Preview" w:date="2026-01-01T00:00:00Z">
-        <w:r>
-          <w:t xml:space="preserve">into a squared bias, a variance and a noise variance.</w:t>
-        </w:r>
-      </w:ins>
+      <w:r>
+        <w:t xml:space="preserve"> </w:t>
+      </w:r>
+      <w:r>
+        <w:t xml:space="preserve">splits each of those expected prediction errors,</w:t>
+      </w:r>
+      <w:r>
+        <w:t xml:space="preserve"> </w:t>
+      </w:r>
+      <w:r>
+        <w:t xml:space="preserve">under squared-error loss,</w:t>
+      </w:r>
+      <w:r>
+        <w:t xml:space="preserve"> </w:t>
+      </w:r>
+      <w:r>
+        <w:t xml:space="preserve">into a squared bias, a variance and a noise variance.</w:t>
+      </w:r>
     </w:p>
     <w:bookmarkEnd w:id="118"/>
     <w:bookmarkStart w:id="120" w:name="def-flexibility"/>
@@ -25422,21 +23640,6 @@
       <m:oMath>
         <m:r>
           <m:t>μ</m:t>
-        </m:r>
-        <m:r>
-          <m:rPr>
-            <m:sty m:val="p"/>
-          </m:rPr>
-          <m:t>(</m:t>
-        </m:r>
-        <m:r>
-          <m:t>x</m:t>
-        </m:r>
-        <m:r>
-          <m:rPr>
-            <m:sty m:val="p"/>
-          </m:rPr>
-          <m:t>)</m:t>
         </m:r>
       </m:oMath>
       <w:r>
@@ -26051,9 +24254,16 @@
       <m:oMath>
         <m:sSub>
           <m:e>
-            <m:r>
-              <m:t>g</m:t>
-            </m:r>
+            <m:acc>
+              <m:accPr>
+                <m:chr m:val="̂"/>
+              </m:accPr>
+              <m:e>
+                <m:r>
+                  <m:t>y</m:t>
+                </m:r>
+              </m:e>
+            </m:acc>
           </m:e>
           <m:sub>
             <m:r>
@@ -26081,9 +24291,16 @@
         </m:r>
         <m:sSub>
           <m:e>
-            <m:r>
-              <m:t>g</m:t>
-            </m:r>
+            <m:acc>
+              <m:accPr>
+                <m:chr m:val="̂"/>
+              </m:accPr>
+              <m:e>
+                <m:r>
+                  <m:t>y</m:t>
+                </m:r>
+              </m:e>
+            </m:acc>
           </m:e>
           <m:sub>
             <m:r>
@@ -26107,9 +24324,16 @@
       <m:oMath>
         <m:sSub>
           <m:e>
-            <m:r>
-              <m:t>g</m:t>
-            </m:r>
+            <m:acc>
+              <m:accPr>
+                <m:chr m:val="̂"/>
+              </m:accPr>
+              <m:e>
+                <m:r>
+                  <m:t>y</m:t>
+                </m:r>
+              </m:e>
+            </m:acc>
           </m:e>
           <m:sub>
             <m:r>
@@ -26130,9 +24354,16 @@
       <m:oMath>
         <m:sSub>
           <m:e>
-            <m:r>
-              <m:t>g</m:t>
-            </m:r>
+            <m:acc>
+              <m:accPr>
+                <m:chr m:val="̂"/>
+              </m:accPr>
+              <m:e>
+                <m:r>
+                  <m:t>y</m:t>
+                </m:r>
+              </m:e>
+            </m:acc>
           </m:e>
           <m:sub>
             <m:r>
@@ -26389,7 +24620,27 @@
         <w:t xml:space="preserve"> </w:t>
       </w:r>
       <w:r>
-        <w:t xml:space="preserve">is a candidate of</w:t>
+        <w:t xml:space="preserve">is among the functions that candidate</w:t>
+      </w:r>
+      <w:r>
+        <w:t xml:space="preserve"> </w:t>
+      </w:r>
+      <m:oMath>
+        <m:r>
+          <m:t>1</m:t>
+        </m:r>
+      </m:oMath>
+      <w:r>
+        <w:t xml:space="preserve"> </w:t>
+      </w:r>
+      <w:r>
+        <w:t xml:space="preserve">can fit,</w:t>
+      </w:r>
+      <w:r>
+        <w:t xml:space="preserve"> </w:t>
+      </w:r>
+      <w:r>
+        <w:t xml:space="preserve">the squared bias of</w:t>
       </w:r>
       <w:r>
         <w:t xml:space="preserve"> </w:t>
@@ -26397,9 +24648,16 @@
       <m:oMath>
         <m:sSub>
           <m:e>
-            <m:r>
-              <m:t>g</m:t>
-            </m:r>
+            <m:acc>
+              <m:accPr>
+                <m:chr m:val="̂"/>
+              </m:accPr>
+              <m:e>
+                <m:r>
+                  <m:t>y</m:t>
+                </m:r>
+              </m:e>
+            </m:acc>
           </m:e>
           <m:sub>
             <m:r>
@@ -26409,13 +24667,16 @@
         </m:sSub>
       </m:oMath>
       <w:r>
-        <w:t xml:space="preserve">,</w:t>
-      </w:r>
-      <w:r>
-        <w:t xml:space="preserve"> </w:t>
-      </w:r>
-      <w:r>
-        <w:t xml:space="preserve">the squared bias of</w:t>
+        <w:t xml:space="preserve"> </w:t>
+      </w:r>
+      <w:r>
+        <w:t xml:space="preserve">can be zero,</w:t>
+      </w:r>
+      <w:r>
+        <w:t xml:space="preserve"> </w:t>
+      </w:r>
+      <w:r>
+        <w:t xml:space="preserve">and then no more flexible</w:t>
       </w:r>
       <w:r>
         <w:t xml:space="preserve"> </w:t>
@@ -26423,13 +24684,20 @@
       <m:oMath>
         <m:sSub>
           <m:e>
-            <m:r>
-              <m:t>g</m:t>
-            </m:r>
+            <m:acc>
+              <m:accPr>
+                <m:chr m:val="̂"/>
+              </m:accPr>
+              <m:e>
+                <m:r>
+                  <m:t>y</m:t>
+                </m:r>
+              </m:e>
+            </m:acc>
           </m:e>
           <m:sub>
             <m:r>
-              <m:t>1</m:t>
+              <m:t>l</m:t>
             </m:r>
           </m:sub>
         </m:sSub>
@@ -26438,35 +24706,6 @@
         <w:t xml:space="preserve"> </w:t>
       </w:r>
       <w:r>
-        <w:t xml:space="preserve">can be zero,</w:t>
-      </w:r>
-      <w:r>
-        <w:t xml:space="preserve"> </w:t>
-      </w:r>
-      <w:r>
-        <w:t xml:space="preserve">and then no later</w:t>
-      </w:r>
-      <w:r>
-        <w:t xml:space="preserve"> </w:t>
-      </w:r>
-      <m:oMath>
-        <m:sSub>
-          <m:e>
-            <m:r>
-              <m:t>g</m:t>
-            </m:r>
-          </m:e>
-          <m:sub>
-            <m:r>
-              <m:t>l</m:t>
-            </m:r>
-          </m:sub>
-        </m:sSub>
-      </m:oMath>
-      <w:r>
-        <w:t xml:space="preserve"> </w:t>
-      </w:r>
-      <w:r>
         <w:t xml:space="preserve">has a smaller squared bias</w:t>
       </w:r>
       <w:r>
@@ -26485,19 +24724,19 @@
         <w:t xml:space="preserve"> </w:t>
       </w:r>
       <w:r>
-        <w:t xml:space="preserve">The procedures past the smallest error</w:t>
-      </w:r>
-      <w:r>
-        <w:t xml:space="preserve"> </w:t>
-      </w:r>
-      <w:r>
-        <w:t xml:space="preserve">have lowered their squared bias by less than they have raised their variance,</w:t>
-      </w:r>
-      <w:r>
-        <w:t xml:space="preserve"> </w:t>
-      </w:r>
-      <w:r>
-        <w:t xml:space="preserve">and the rules they produce tend to</w:t>
+        <w:t xml:space="preserve">Past the candidate with the smallest expected squared prediction error,</w:t>
+      </w:r>
+      <w:r>
+        <w:t xml:space="preserve"> </w:t>
+      </w:r>
+      <w:r>
+        <w:t xml:space="preserve">the more flexible candidates have lowered their squared bias by less than they have raised their variance,</w:t>
+      </w:r>
+      <w:r>
+        <w:t xml:space="preserve"> </w:t>
+      </w:r>
+      <w:r>
+        <w:t xml:space="preserve">and their fitted models tend to</w:t>
       </w:r>
       <w:r>
         <w:t xml:space="preserve"> </w:t>
@@ -26517,7 +24756,7 @@
         <w:t xml:space="preserve"> </w:t>
       </w:r>
       <w:r>
-        <w:t xml:space="preserve">they fit their training sets more closely than the procedure with the smallest error</w:t>
+        <w:t xml:space="preserve">they fit their training sets more closely than the fitted model of the candidate with the smallest expected squared prediction error</w:t>
       </w:r>
       <w:r>
         <w:t xml:space="preserve"> </w:t>
@@ -33688,9 +31927,16 @@
           </m:r>
           <m:sSub>
             <m:e>
-              <m:r>
-                <m:t>g</m:t>
-              </m:r>
+              <m:acc>
+                <m:accPr>
+                  <m:chr m:val="̂"/>
+                </m:accPr>
+                <m:e>
+                  <m:r>
+                    <m:t>y</m:t>
+                  </m:r>
+                </m:e>
+              </m:acc>
             </m:e>
             <m:sub>
               <m:r>
@@ -33698,42 +31944,6 @@
               </m:r>
             </m:sub>
           </m:sSub>
-          <m:r>
-            <m:t>​</m:t>
-          </m:r>
-          <m:d>
-            <m:dPr>
-              <m:begChr m:val="("/>
-              <m:sepChr m:val=""/>
-              <m:endChr m:val=")"/>
-              <m:grow/>
-            </m:dPr>
-            <m:e>
-              <m:sSub>
-                <m:e>
-                  <m:r>
-                    <m:rPr>
-                      <m:scr m:val="script"/>
-                      <m:sty m:val="p"/>
-                    </m:rPr>
-                    <m:t>D</m:t>
-                  </m:r>
-                </m:e>
-                <m:sub>
-                  <m:r>
-                    <m:rPr>
-                      <m:nor/>
-                      <m:sty m:val="p"/>
-                    </m:rPr>
-                    <m:t>train</m:t>
-                  </m:r>
-                </m:sub>
-              </m:sSub>
-            </m:e>
-          </m:d>
-          <m:r>
-            <m:t>​</m:t>
-          </m:r>
           <m:r>
             <m:t>​</m:t>
           </m:r>
@@ -33973,661 +32183,83 @@
       <w:pPr>
         <w:pStyle w:val="BodyText"/>
       </w:pPr>
-      <w:del w:id="337" w:author="PR Preview" w:date="2026-01-01T00:00:00Z">
+      <w:r>
+        <w:rPr>
+          <w:b/>
+          <w:bCs/>
+        </w:rPr>
+        <w:t xml:space="preserve">Definition 32 (Model selection)</w:t>
+      </w:r>
+      <w:r>
+        <w:t xml:space="preserve"> </w:t>
+      </w:r>
+      <w:r>
+        <w:rPr>
+          <w:b/>
+          <w:bCs/>
+        </w:rPr>
+        <w:t xml:space="preserve">Model selection</w:t>
+      </w:r>
+      <w:r>
+        <w:t xml:space="preserve"> </w:t>
+      </w:r>
+      <w:r>
+        <w:t xml:space="preserve">is choosing one</w:t>
+      </w:r>
+      <w:r>
+        <w:t xml:space="preserve"> </w:t>
+      </w:r>
+      <w:hyperlink w:anchor="def-fitted-model">
         <w:r>
           <w:rPr>
-            <w:b/>
-            <w:bCs/>
+            <w:rStyle w:val="Hyperlink"/>
           </w:rPr>
-          <w:delText xml:space="preserve">Definition 32 (Model selection)</w:delText>
+          <w:t xml:space="preserve">fitted model</w:t>
         </w:r>
-      </w:del>
-      <w:del w:id="338" w:author="PR Preview" w:date="2026-01-01T00:00:00Z">
-        <w:r>
-          <w:delText xml:space="preserve"> </w:delText>
-        </w:r>
-      </w:del>
-      <w:del w:id="339" w:author="PR Preview" w:date="2026-01-01T00:00:00Z">
+      </w:hyperlink>
+      <w:r>
+        <w:t xml:space="preserve"> </w:t>
+      </w:r>
+      <w:r>
+        <w:t xml:space="preserve">from a set of candidate fitted models from different</w:t>
+      </w:r>
+      <w:r>
+        <w:t xml:space="preserve"> </w:t>
+      </w:r>
+      <w:hyperlink w:anchor="def-model-family">
         <w:r>
           <w:rPr>
-            <w:b/>
-            <w:bCs/>
+            <w:rStyle w:val="Hyperlink"/>
           </w:rPr>
-          <w:delText xml:space="preserve">Model selection</w:delText>
+          <w:t xml:space="preserve">model families</w:t>
         </w:r>
-      </w:del>
-      <w:del w:id="340" w:author="PR Preview" w:date="2026-01-01T00:00:00Z">
-        <w:r>
-          <w:delText xml:space="preserve"> </w:delText>
-        </w:r>
-      </w:del>
-      <w:del w:id="341" w:author="PR Preview" w:date="2026-01-01T00:00:00Z">
-        <w:r>
-          <w:delText xml:space="preserve">is choosing one</w:delText>
-        </w:r>
-      </w:del>
-      <w:del w:id="342" w:author="PR Preview" w:date="2026-01-01T00:00:00Z">
-        <w:r>
-          <w:delText xml:space="preserve"> </w:delText>
-        </w:r>
-      </w:del>
-      <w:hyperlink w:anchor="def-fitted-model">
-        <w:del w:id="343" w:author="PR Preview" w:date="2026-01-01T00:00:00Z">
-          <w:r>
-            <w:rPr>
-              <w:rStyle w:val="Hyperlink"/>
-            </w:rPr>
-            <w:delText xml:space="preserve">fitted model</w:delText>
-          </w:r>
-        </w:del>
       </w:hyperlink>
-      <w:del w:id="344" w:author="PR Preview" w:date="2026-01-01T00:00:00Z">
-        <w:r>
-          <w:delText xml:space="preserve"> </w:delText>
-        </w:r>
-      </w:del>
-      <w:del w:id="345" w:author="PR Preview" w:date="2026-01-01T00:00:00Z">
-        <w:r>
-          <w:delText xml:space="preserve">from a set of candidate fitted models from different</w:delText>
-        </w:r>
-      </w:del>
-      <w:del w:id="346" w:author="PR Preview" w:date="2026-01-01T00:00:00Z">
-        <w:r>
-          <w:delText xml:space="preserve"> </w:delText>
-        </w:r>
-      </w:del>
-      <w:hyperlink w:anchor="def-model-family">
-        <w:del w:id="347" w:author="PR Preview" w:date="2026-01-01T00:00:00Z">
-          <w:r>
-            <w:rPr>
-              <w:rStyle w:val="Hyperlink"/>
-            </w:rPr>
-            <w:delText xml:space="preserve">model families</w:delText>
-          </w:r>
-        </w:del>
-      </w:hyperlink>
-      <w:del w:id="348" w:author="PR Preview" w:date="2026-01-01T00:00:00Z">
-        <w:r>
-          <w:delText xml:space="preserve">,</w:delText>
-        </w:r>
-      </w:del>
-      <w:del w:id="349" w:author="PR Preview" w:date="2026-01-01T00:00:00Z">
-        <w:r>
-          <w:delText xml:space="preserve"> </w:delText>
-        </w:r>
-      </w:del>
-      <w:del w:id="350" w:author="PR Preview" w:date="2026-01-01T00:00:00Z">
-        <w:r>
-          <w:delText xml:space="preserve">using observations that were</w:delText>
-        </w:r>
-      </w:del>
-      <w:del w:id="351" w:author="PR Preview" w:date="2026-01-01T00:00:00Z">
-        <w:r>
-          <w:delText xml:space="preserve"> </w:delText>
-        </w:r>
-      </w:del>
+      <w:r>
+        <w:t xml:space="preserve">,</w:t>
+      </w:r>
+      <w:r>
+        <w:t xml:space="preserve"> </w:t>
+      </w:r>
+      <w:r>
+        <w:t xml:space="preserve">using observations that were</w:t>
+      </w:r>
+      <w:r>
+        <w:t xml:space="preserve"> </w:t>
+      </w:r>
       <w:hyperlink w:anchor="def-held-out-set">
-        <w:del w:id="352" w:author="PR Preview" w:date="2026-01-01T00:00:00Z">
-          <w:r>
-            <w:rPr>
-              <w:rStyle w:val="Hyperlink"/>
-            </w:rPr>
-            <w:delText xml:space="preserve">held out</w:delText>
-          </w:r>
-        </w:del>
-      </w:hyperlink>
-      <w:del w:id="353" w:author="PR Preview" w:date="2026-01-01T00:00:00Z">
-        <w:r>
-          <w:delText xml:space="preserve"> </w:delText>
-        </w:r>
-      </w:del>
-      <w:del w:id="354" w:author="PR Preview" w:date="2026-01-01T00:00:00Z">
-        <w:r>
-          <w:delText xml:space="preserve">from fitting.</w:delText>
-        </w:r>
-      </w:del>
-    </w:p>
-    <w:p>
-      <w:pPr>
-        <w:pStyle w:val="BodyText"/>
-      </w:pPr>
-      <w:del w:id="355" w:author="PR Preview" w:date="2026-01-01T00:00:00Z">
         <w:r>
           <w:rPr>
-            <w:b/>
-            <w:bCs/>
+            <w:rStyle w:val="Hyperlink"/>
           </w:rPr>
-          <w:delText xml:space="preserve">Example 17 (Choosing a polynomial degree)</w:delText>
+          <w:t xml:space="preserve">held out</w:t>
         </w:r>
-      </w:del>
-      <w:del w:id="356" w:author="PR Preview" w:date="2026-01-01T00:00:00Z">
-        <w:r>
-          <w:delText xml:space="preserve"> </w:delText>
-        </w:r>
-      </w:del>
-      <w:del w:id="357" w:author="PR Preview" w:date="2026-01-01T00:00:00Z">
-        <w:r>
-          <w:delText xml:space="preserve">In</w:delText>
-        </w:r>
-      </w:del>
-      <w:del w:id="358" w:author="PR Preview" w:date="2026-01-01T00:00:00Z">
-        <w:r>
-          <w:delText xml:space="preserve"> </w:delText>
-        </w:r>
-      </w:del>
-      <w:hyperlink w:anchor="exm-tuning-parameter">
-        <w:del w:id="359" w:author="PR Preview" w:date="2026-01-01T00:00:00Z">
-          <w:r>
-            <w:rPr>
-              <w:rStyle w:val="Hyperlink"/>
-            </w:rPr>
-            <w:delText xml:space="preserve">Example 16</w:delText>
-          </w:r>
-        </w:del>
       </w:hyperlink>
-      <w:del w:id="360" w:author="PR Preview" w:date="2026-01-01T00:00:00Z">
-        <w:r>
-          <w:delText xml:space="preserve">,</w:delText>
-        </w:r>
-      </w:del>
-      <w:del w:id="361" w:author="PR Preview" w:date="2026-01-01T00:00:00Z">
-        <w:r>
-          <w:delText xml:space="preserve"> </w:delText>
-        </w:r>
-      </w:del>
-      <w:del w:id="362" w:author="PR Preview" w:date="2026-01-01T00:00:00Z">
-        <w:r>
-          <w:delText xml:space="preserve">the candidates are the least-squares fitted models from four polynomial model families,</w:delText>
-        </w:r>
-      </w:del>
-      <w:del w:id="363" w:author="PR Preview" w:date="2026-01-01T00:00:00Z">
-        <w:r>
-          <w:delText xml:space="preserve"> </w:delText>
-        </w:r>
-      </w:del>
-      <w:del w:id="364" w:author="PR Preview" w:date="2026-01-01T00:00:00Z">
-        <w:r>
-          <w:delText xml:space="preserve">the families of degree</w:delText>
-        </w:r>
-      </w:del>
-      <w:del w:id="365" w:author="PR Preview" w:date="2026-01-01T00:00:00Z">
-        <w:r>
-          <w:delText xml:space="preserve"> </w:delText>
-        </w:r>
-      </w:del>
-      <m:oMath>
-        <m:r>
-          <m:t>1</m:t>
-        </m:r>
-      </m:oMath>
-      <w:del w:id="366" w:author="PR Preview" w:date="2026-01-01T00:00:00Z">
-        <w:r>
-          <w:delText xml:space="preserve"> </w:delText>
-        </w:r>
-      </w:del>
-      <w:del w:id="367" w:author="PR Preview" w:date="2026-01-01T00:00:00Z">
-        <w:r>
-          <w:delText xml:space="preserve">(</w:delText>
-        </w:r>
-      </w:del>
-      <w:del w:id="368" w:author="PR Preview" w:date="2026-01-01T00:00:00Z">
-        <w:r>
-          <w:delText xml:space="preserve">“linear”</w:delText>
-        </w:r>
-      </w:del>
-      <w:del w:id="369" w:author="PR Preview" w:date="2026-01-01T00:00:00Z">
-        <w:r>
-          <w:delText xml:space="preserve">),</w:delText>
-        </w:r>
-      </w:del>
-      <w:del w:id="370" w:author="PR Preview" w:date="2026-01-01T00:00:00Z">
-        <w:r>
-          <w:delText xml:space="preserve"> </w:delText>
-        </w:r>
-      </w:del>
-      <m:oMath>
-        <m:r>
-          <m:t>2</m:t>
-        </m:r>
-      </m:oMath>
-      <w:del w:id="371" w:author="PR Preview" w:date="2026-01-01T00:00:00Z">
-        <w:r>
-          <w:delText xml:space="preserve"> </w:delText>
-        </w:r>
-      </w:del>
-      <w:del w:id="372" w:author="PR Preview" w:date="2026-01-01T00:00:00Z">
-        <w:r>
-          <w:delText xml:space="preserve">(</w:delText>
-        </w:r>
-      </w:del>
-      <w:del w:id="373" w:author="PR Preview" w:date="2026-01-01T00:00:00Z">
-        <w:r>
-          <w:delText xml:space="preserve">“quadratic”</w:delText>
-        </w:r>
-      </w:del>
-      <w:del w:id="374" w:author="PR Preview" w:date="2026-01-01T00:00:00Z">
-        <w:r>
-          <w:delText xml:space="preserve">),</w:delText>
-        </w:r>
-      </w:del>
-      <w:del w:id="375" w:author="PR Preview" w:date="2026-01-01T00:00:00Z">
-        <w:r>
-          <w:delText xml:space="preserve"> </w:delText>
-        </w:r>
-      </w:del>
-      <m:oMath>
-        <m:r>
-          <m:t>3</m:t>
-        </m:r>
-      </m:oMath>
-      <w:del w:id="376" w:author="PR Preview" w:date="2026-01-01T00:00:00Z">
-        <w:r>
-          <w:delText xml:space="preserve"> </w:delText>
-        </w:r>
-      </w:del>
-      <w:del w:id="377" w:author="PR Preview" w:date="2026-01-01T00:00:00Z">
-        <w:r>
-          <w:delText xml:space="preserve">(</w:delText>
-        </w:r>
-      </w:del>
-      <w:del w:id="378" w:author="PR Preview" w:date="2026-01-01T00:00:00Z">
-        <w:r>
-          <w:delText xml:space="preserve">“cubic”</w:delText>
-        </w:r>
-      </w:del>
-      <w:del w:id="379" w:author="PR Preview" w:date="2026-01-01T00:00:00Z">
-        <w:r>
-          <w:delText xml:space="preserve">) and</w:delText>
-        </w:r>
-      </w:del>
-      <w:del w:id="380" w:author="PR Preview" w:date="2026-01-01T00:00:00Z">
-        <w:r>
-          <w:delText xml:space="preserve"> </w:delText>
-        </w:r>
-      </w:del>
-      <m:oMath>
-        <m:r>
-          <m:t>4</m:t>
-        </m:r>
-      </m:oMath>
-      <w:del w:id="381" w:author="PR Preview" w:date="2026-01-01T00:00:00Z">
-        <w:r>
-          <w:delText xml:space="preserve"> </w:delText>
-        </w:r>
-      </w:del>
-      <w:del w:id="382" w:author="PR Preview" w:date="2026-01-01T00:00:00Z">
-        <w:r>
-          <w:delText xml:space="preserve">(</w:delText>
-        </w:r>
-      </w:del>
-      <w:del w:id="383" w:author="PR Preview" w:date="2026-01-01T00:00:00Z">
-        <w:r>
-          <w:delText xml:space="preserve">“quartic”</w:delText>
-        </w:r>
-      </w:del>
-      <w:del w:id="384" w:author="PR Preview" w:date="2026-01-01T00:00:00Z">
-        <w:r>
-          <w:delText xml:space="preserve">).</w:delText>
-        </w:r>
-      </w:del>
-      <w:del w:id="385" w:author="PR Preview" w:date="2026-01-01T00:00:00Z">
-        <w:r>
-          <w:delText xml:space="preserve"> </w:delText>
-        </w:r>
-      </w:del>
-      <w:del w:id="386" w:author="PR Preview" w:date="2026-01-01T00:00:00Z">
-        <w:r>
-          <w:delText xml:space="preserve">Choosing among these four fitted models is model selection,</w:delText>
-        </w:r>
-      </w:del>
-      <w:del w:id="387" w:author="PR Preview" w:date="2026-01-01T00:00:00Z">
-        <w:r>
-          <w:delText xml:space="preserve"> </w:delText>
-        </w:r>
-      </w:del>
-      <w:del w:id="388" w:author="PR Preview" w:date="2026-01-01T00:00:00Z">
-        <w:r>
-          <w:delText xml:space="preserve">and the observations it uses are cars held out from fitting.</w:delText>
-        </w:r>
-      </w:del>
-    </w:p>
-    <w:p>
-      <w:pPr>
-        <w:pStyle w:val="BodyText"/>
-      </w:pPr>
-      <w:del w:id="389" w:author="PR Preview" w:date="2026-01-01T00:00:00Z">
-        <w:r>
-          <w:rPr>
-            <w:b/>
-            <w:bCs/>
-          </w:rPr>
-          <w:delText xml:space="preserve">Definition 33 (Validation set)</w:delText>
-        </w:r>
-      </w:del>
-      <w:del w:id="390" w:author="PR Preview" w:date="2026-01-01T00:00:00Z">
-        <w:r>
-          <w:delText xml:space="preserve"> </w:delText>
-        </w:r>
-      </w:del>
-      <w:del w:id="391" w:author="PR Preview" w:date="2026-01-01T00:00:00Z">
-        <w:r>
-          <w:delText xml:space="preserve">The</w:delText>
-        </w:r>
-      </w:del>
-      <w:del w:id="392" w:author="PR Preview" w:date="2026-01-01T00:00:00Z">
-        <w:r>
-          <w:delText xml:space="preserve"> </w:delText>
-        </w:r>
-      </w:del>
-      <w:del w:id="393" w:author="PR Preview" w:date="2026-01-01T00:00:00Z">
-        <w:r>
-          <w:rPr>
-            <w:b/>
-            <w:bCs/>
-          </w:rPr>
-          <w:delText xml:space="preserve">validation set</w:delText>
-        </w:r>
-      </w:del>
-      <w:del w:id="394" w:author="PR Preview" w:date="2026-01-01T00:00:00Z">
-        <w:r>
-          <w:delText xml:space="preserve"> </w:delText>
-        </w:r>
-      </w:del>
-      <w:del w:id="395" w:author="PR Preview" w:date="2026-01-01T00:00:00Z">
-        <w:r>
-          <w:delText xml:space="preserve">of a</w:delText>
-        </w:r>
-      </w:del>
-      <w:del w:id="396" w:author="PR Preview" w:date="2026-01-01T00:00:00Z">
-        <w:r>
-          <w:delText xml:space="preserve"> </w:delText>
-        </w:r>
-      </w:del>
-      <w:hyperlink w:anchor="def-data-splits">
-        <w:del w:id="397" w:author="PR Preview" w:date="2026-01-01T00:00:00Z">
-          <w:r>
-            <w:rPr>
-              <w:rStyle w:val="Hyperlink"/>
-            </w:rPr>
-            <w:delText xml:space="preserve">training/validation/test split</w:delText>
-          </w:r>
-        </w:del>
-      </w:hyperlink>
-      <w:del w:id="398" w:author="PR Preview" w:date="2026-01-01T00:00:00Z">
-        <w:r>
-          <w:delText xml:space="preserve"> </w:delText>
-        </w:r>
-      </w:del>
-      <w:del w:id="399" w:author="PR Preview" w:date="2026-01-01T00:00:00Z">
-        <w:r>
-          <w:delText xml:space="preserve">is the</w:delText>
-        </w:r>
-      </w:del>
-      <w:del w:id="400" w:author="PR Preview" w:date="2026-01-01T00:00:00Z">
-        <w:r>
-          <w:delText xml:space="preserve"> </w:delText>
-        </w:r>
-      </w:del>
-      <w:hyperlink w:anchor="def-held-out-set">
-        <w:del w:id="401" w:author="PR Preview" w:date="2026-01-01T00:00:00Z">
-          <w:r>
-            <w:rPr>
-              <w:rStyle w:val="Hyperlink"/>
-            </w:rPr>
-            <w:delText xml:space="preserve">held-out set</w:delText>
-          </w:r>
-        </w:del>
-      </w:hyperlink>
-      <w:del w:id="402" w:author="PR Preview" w:date="2026-01-01T00:00:00Z">
-        <w:r>
-          <w:delText xml:space="preserve"> </w:delText>
-        </w:r>
-      </w:del>
-      <w:del w:id="403" w:author="PR Preview" w:date="2026-01-01T00:00:00Z">
-        <w:r>
-          <w:delText xml:space="preserve">of observations indexed by</w:delText>
-        </w:r>
-      </w:del>
-      <w:del w:id="404" w:author="PR Preview" w:date="2026-01-01T00:00:00Z">
-        <w:r>
-          <w:delText xml:space="preserve"> </w:delText>
-        </w:r>
-      </w:del>
-      <m:oMath>
-        <m:sSub>
-          <m:e>
-            <m:r>
-              <m:t>I</m:t>
-            </m:r>
-          </m:e>
-          <m:sub>
-            <m:r>
-              <m:rPr>
-                <m:nor/>
-                <m:sty m:val="p"/>
-              </m:rPr>
-              <m:t>val</m:t>
-            </m:r>
-          </m:sub>
-        </m:sSub>
-      </m:oMath>
-      <w:del w:id="405" w:author="PR Preview" w:date="2026-01-01T00:00:00Z">
-        <w:r>
-          <w:delText xml:space="preserve">,</w:delText>
-        </w:r>
-      </w:del>
-      <w:del w:id="406" w:author="PR Preview" w:date="2026-01-01T00:00:00Z">
-        <w:r>
-          <w:delText xml:space="preserve"> </w:delText>
-        </w:r>
-      </w:del>
-      <w:del w:id="407" w:author="PR Preview" w:date="2026-01-01T00:00:00Z">
-        <w:r>
-          <w:delText xml:space="preserve">used for</w:delText>
-        </w:r>
-      </w:del>
-      <w:del w:id="408" w:author="PR Preview" w:date="2026-01-01T00:00:00Z">
-        <w:r>
-          <w:delText xml:space="preserve"> </w:delText>
-        </w:r>
-      </w:del>
-      <w:hyperlink w:anchor="def-model-selection">
-        <w:del w:id="409" w:author="PR Preview" w:date="2026-01-01T00:00:00Z">
-          <w:r>
-            <w:rPr>
-              <w:rStyle w:val="Hyperlink"/>
-            </w:rPr>
-            <w:delText xml:space="preserve">model selection</w:delText>
-          </w:r>
-        </w:del>
-      </w:hyperlink>
-      <w:del w:id="410" w:author="PR Preview" w:date="2026-01-01T00:00:00Z">
-        <w:r>
-          <w:delText xml:space="preserve"> </w:delText>
-        </w:r>
-      </w:del>
-      <w:del w:id="411" w:author="PR Preview" w:date="2026-01-01T00:00:00Z">
-        <w:r>
-          <w:delText xml:space="preserve">among candidate</w:delText>
-        </w:r>
-      </w:del>
-      <w:del w:id="412" w:author="PR Preview" w:date="2026-01-01T00:00:00Z">
-        <w:r>
-          <w:delText xml:space="preserve"> </w:delText>
-        </w:r>
-      </w:del>
-      <w:hyperlink w:anchor="def-fitted-model">
-        <w:del w:id="413" w:author="PR Preview" w:date="2026-01-01T00:00:00Z">
-          <w:r>
-            <w:rPr>
-              <w:rStyle w:val="Hyperlink"/>
-            </w:rPr>
-            <w:delText xml:space="preserve">fitted models</w:delText>
-          </w:r>
-        </w:del>
-      </w:hyperlink>
-      <w:del w:id="414" w:author="PR Preview" w:date="2026-01-01T00:00:00Z">
-        <w:r>
-          <w:delText xml:space="preserve"> </w:delText>
-        </w:r>
-      </w:del>
-      <w:del w:id="415" w:author="PR Preview" w:date="2026-01-01T00:00:00Z">
-        <w:r>
-          <w:delText xml:space="preserve">fitted to the training set:</w:delText>
-        </w:r>
-      </w:del>
-    </w:p>
-    <w:p>
-      <w:pPr>
-        <w:pStyle w:val="BodyText"/>
-      </w:pPr>
-      <w:ins w:id="416" w:author="PR Preview" w:date="2026-01-01T00:00:00Z">
-        <w:r>
-          <w:rPr>
-            <w:b/>
-            <w:bCs/>
-          </w:rPr>
-          <w:t xml:space="preserve">Definition 32 (Model selection)</w:t>
-        </w:r>
-      </w:ins>
-      <w:ins w:id="417" w:author="PR Preview" w:date="2026-01-01T00:00:00Z">
-        <w:r>
-          <w:t xml:space="preserve"> </w:t>
-        </w:r>
-      </w:ins>
-      <w:ins w:id="418" w:author="PR Preview" w:date="2026-01-01T00:00:00Z">
-        <w:r>
-          <w:rPr>
-            <w:b/>
-            <w:bCs/>
-          </w:rPr>
-          <w:t xml:space="preserve">Model selection</w:t>
-        </w:r>
-      </w:ins>
-      <w:ins w:id="419" w:author="PR Preview" w:date="2026-01-01T00:00:00Z">
-        <w:r>
-          <w:t xml:space="preserve"> </w:t>
-        </w:r>
-      </w:ins>
-      <w:ins w:id="420" w:author="PR Preview" w:date="2026-01-01T00:00:00Z">
-        <w:r>
-          <w:t xml:space="preserve">is choosing one fitting procedure</w:t>
-        </w:r>
-      </w:ins>
-      <w:ins w:id="421" w:author="PR Preview" w:date="2026-01-01T00:00:00Z">
-        <w:r>
-          <w:t xml:space="preserve"> </w:t>
-        </w:r>
-      </w:ins>
-      <w:ins w:id="422" w:author="PR Preview" w:date="2026-01-01T00:00:00Z">
-        <w:r>
-          <w:t xml:space="preserve">from a set of candidate</w:t>
-        </w:r>
-      </w:ins>
-      <w:ins w:id="423" w:author="PR Preview" w:date="2026-01-01T00:00:00Z">
-        <w:r>
-          <w:t xml:space="preserve"> </w:t>
-        </w:r>
-      </w:ins>
-      <w:hyperlink w:anchor="def-fitting-procedure">
-        <w:ins w:id="424" w:author="PR Preview" w:date="2026-01-01T00:00:00Z">
-          <w:r>
-            <w:rPr>
-              <w:rStyle w:val="Hyperlink"/>
-            </w:rPr>
-            <w:t xml:space="preserve">fitting procedures</w:t>
-          </w:r>
-        </w:ins>
-      </w:hyperlink>
-      <w:ins w:id="425" w:author="PR Preview" w:date="2026-01-01T00:00:00Z">
-        <w:r>
-          <w:t xml:space="preserve"> </w:t>
-        </w:r>
-      </w:ins>
-      <m:oMath>
-        <m:sSub>
-          <m:e>
-            <m:r>
-              <m:t>g</m:t>
-            </m:r>
-          </m:e>
-          <m:sub>
-            <m:r>
-              <m:t>1</m:t>
-            </m:r>
-          </m:sub>
-        </m:sSub>
-        <m:r>
-          <m:rPr>
-            <m:sty m:val="p"/>
-          </m:rPr>
-          <m:t>,</m:t>
-        </m:r>
-        <m:r>
-          <m:rPr>
-            <m:sty m:val="p"/>
-          </m:rPr>
-          <m:t>…</m:t>
-        </m:r>
-        <m:r>
-          <m:rPr>
-            <m:sty m:val="p"/>
-          </m:rPr>
-          <m:t>,</m:t>
-        </m:r>
-        <m:sSub>
-          <m:e>
-            <m:r>
-              <m:t>g</m:t>
-            </m:r>
-          </m:e>
-          <m:sub>
-            <m:r>
-              <m:t>L</m:t>
-            </m:r>
-          </m:sub>
-        </m:sSub>
-      </m:oMath>
-      <w:ins w:id="426" w:author="PR Preview" w:date="2026-01-01T00:00:00Z">
-        <w:r>
-          <w:t xml:space="preserve">,</w:t>
-        </w:r>
-      </w:ins>
-      <w:ins w:id="427" w:author="PR Preview" w:date="2026-01-01T00:00:00Z">
-        <w:r>
-          <w:t xml:space="preserve"> </w:t>
-        </w:r>
-      </w:ins>
-      <w:ins w:id="428" w:author="PR Preview" w:date="2026-01-01T00:00:00Z">
-        <w:r>
-          <w:t xml:space="preserve">using observations that were</w:t>
-        </w:r>
-      </w:ins>
-      <w:ins w:id="429" w:author="PR Preview" w:date="2026-01-01T00:00:00Z">
-        <w:r>
-          <w:t xml:space="preserve"> </w:t>
-        </w:r>
-      </w:ins>
-      <w:hyperlink w:anchor="def-held-out-set">
-        <w:ins w:id="430" w:author="PR Preview" w:date="2026-01-01T00:00:00Z">
-          <w:r>
-            <w:rPr>
-              <w:rStyle w:val="Hyperlink"/>
-            </w:rPr>
-            <w:t xml:space="preserve">held out</w:t>
-          </w:r>
-        </w:ins>
-      </w:hyperlink>
-      <w:ins w:id="431" w:author="PR Preview" w:date="2026-01-01T00:00:00Z">
-        <w:r>
-          <w:t xml:space="preserve"> </w:t>
-        </w:r>
-      </w:ins>
-      <w:ins w:id="432" w:author="PR Preview" w:date="2026-01-01T00:00:00Z">
-        <w:r>
-          <w:t xml:space="preserve">from fitting.</w:t>
-        </w:r>
-      </w:ins>
+      <w:r>
+        <w:t xml:space="preserve"> </w:t>
+      </w:r>
+      <w:r>
+        <w:t xml:space="preserve">from fitting.</w:t>
+      </w:r>
     </w:p>
     <w:bookmarkEnd w:id="145"/>
     <w:bookmarkStart w:id="146" w:name="exm-model-selection"/>
@@ -34635,122 +32267,137 @@
       <w:pPr>
         <w:pStyle w:val="BodyText"/>
       </w:pPr>
-      <w:ins w:id="433" w:author="PR Preview" w:date="2026-01-01T00:00:00Z">
+      <w:r>
+        <w:rPr>
+          <w:b/>
+          <w:bCs/>
+        </w:rPr>
+        <w:t xml:space="preserve">Example 17 (Choosing a polynomial degree)</w:t>
+      </w:r>
+      <w:r>
+        <w:t xml:space="preserve"> </w:t>
+      </w:r>
+      <w:r>
+        <w:t xml:space="preserve">In</w:t>
+      </w:r>
+      <w:r>
+        <w:t xml:space="preserve"> </w:t>
+      </w:r>
+      <w:hyperlink w:anchor="exm-tuning-parameter">
         <w:r>
           <w:rPr>
-            <w:b/>
-            <w:bCs/>
+            <w:rStyle w:val="Hyperlink"/>
           </w:rPr>
-          <w:t xml:space="preserve">Example 17 (Choosing a polynomial degree)</w:t>
+          <w:t xml:space="preserve">Example 16</w:t>
         </w:r>
-      </w:ins>
-      <w:ins w:id="434" w:author="PR Preview" w:date="2026-01-01T00:00:00Z">
-        <w:r>
-          <w:t xml:space="preserve"> </w:t>
-        </w:r>
-      </w:ins>
-      <w:ins w:id="435" w:author="PR Preview" w:date="2026-01-01T00:00:00Z">
-        <w:r>
-          <w:t xml:space="preserve">In</w:t>
-        </w:r>
-      </w:ins>
-      <w:ins w:id="436" w:author="PR Preview" w:date="2026-01-01T00:00:00Z">
-        <w:r>
-          <w:t xml:space="preserve"> </w:t>
-        </w:r>
-      </w:ins>
-      <w:hyperlink w:anchor="exm-tuning-parameter">
-        <w:ins w:id="437" w:author="PR Preview" w:date="2026-01-01T00:00:00Z">
-          <w:r>
-            <w:rPr>
-              <w:rStyle w:val="Hyperlink"/>
-            </w:rPr>
-            <w:t xml:space="preserve">Example 16</w:t>
-          </w:r>
-        </w:ins>
       </w:hyperlink>
-      <w:ins w:id="438" w:author="PR Preview" w:date="2026-01-01T00:00:00Z">
-        <w:r>
-          <w:t xml:space="preserve">,</w:t>
-        </w:r>
-      </w:ins>
-      <w:ins w:id="439" w:author="PR Preview" w:date="2026-01-01T00:00:00Z">
-        <w:r>
-          <w:t xml:space="preserve"> </w:t>
-        </w:r>
-      </w:ins>
-      <w:ins w:id="440" w:author="PR Preview" w:date="2026-01-01T00:00:00Z">
-        <w:r>
-          <w:t xml:space="preserve">the candidates are least-squares polynomial fits of degree</w:t>
-        </w:r>
-      </w:ins>
-      <w:ins w:id="441" w:author="PR Preview" w:date="2026-01-01T00:00:00Z">
-        <w:r>
-          <w:t xml:space="preserve"> </w:t>
-        </w:r>
-      </w:ins>
+      <w:r>
+        <w:t xml:space="preserve">,</w:t>
+      </w:r>
+      <w:r>
+        <w:t xml:space="preserve"> </w:t>
+      </w:r>
+      <w:r>
+        <w:t xml:space="preserve">the candidates are the least-squares fitted models from four polynomial model families,</w:t>
+      </w:r>
+      <w:r>
+        <w:t xml:space="preserve"> </w:t>
+      </w:r>
+      <w:r>
+        <w:t xml:space="preserve">the families of degree</w:t>
+      </w:r>
+      <w:r>
+        <w:t xml:space="preserve"> </w:t>
+      </w:r>
       <m:oMath>
         <m:r>
           <m:t>1</m:t>
         </m:r>
-        <m:r>
-          <m:rPr>
-            <m:sty m:val="p"/>
-          </m:rPr>
-          <m:t>,</m:t>
-        </m:r>
+      </m:oMath>
+      <w:r>
+        <w:t xml:space="preserve"> </w:t>
+      </w:r>
+      <w:r>
+        <w:t xml:space="preserve">(</w:t>
+      </w:r>
+      <w:r>
+        <w:t xml:space="preserve">“linear”</w:t>
+      </w:r>
+      <w:r>
+        <w:t xml:space="preserve">),</w:t>
+      </w:r>
+      <w:r>
+        <w:t xml:space="preserve"> </w:t>
+      </w:r>
+      <m:oMath>
         <m:r>
           <m:t>2</m:t>
         </m:r>
-        <m:r>
-          <m:rPr>
-            <m:sty m:val="p"/>
-          </m:rPr>
-          <m:t>,</m:t>
-        </m:r>
+      </m:oMath>
+      <w:r>
+        <w:t xml:space="preserve"> </w:t>
+      </w:r>
+      <w:r>
+        <w:t xml:space="preserve">(</w:t>
+      </w:r>
+      <w:r>
+        <w:t xml:space="preserve">“quadratic”</w:t>
+      </w:r>
+      <w:r>
+        <w:t xml:space="preserve">),</w:t>
+      </w:r>
+      <w:r>
+        <w:t xml:space="preserve"> </w:t>
+      </w:r>
+      <m:oMath>
         <m:r>
           <m:t>3</m:t>
         </m:r>
-        <m:r>
-          <m:rPr>
-            <m:sty m:val="p"/>
-          </m:rPr>
-          <m:t>,</m:t>
-        </m:r>
+      </m:oMath>
+      <w:r>
+        <w:t xml:space="preserve"> </w:t>
+      </w:r>
+      <w:r>
+        <w:t xml:space="preserve">(</w:t>
+      </w:r>
+      <w:r>
+        <w:t xml:space="preserve">“cubic”</w:t>
+      </w:r>
+      <w:r>
+        <w:t xml:space="preserve">) and</w:t>
+      </w:r>
+      <w:r>
+        <w:t xml:space="preserve"> </w:t>
+      </w:r>
+      <m:oMath>
         <m:r>
           <m:t>4</m:t>
         </m:r>
       </m:oMath>
-      <w:ins w:id="442" w:author="PR Preview" w:date="2026-01-01T00:00:00Z">
-        <w:r>
-          <w:t xml:space="preserve"> </w:t>
-        </w:r>
-      </w:ins>
-      <w:ins w:id="443" w:author="PR Preview" w:date="2026-01-01T00:00:00Z">
-        <w:r>
-          <w:t xml:space="preserve">to the training cars.</w:t>
-        </w:r>
-      </w:ins>
-      <w:ins w:id="444" w:author="PR Preview" w:date="2026-01-01T00:00:00Z">
-        <w:r>
-          <w:t xml:space="preserve"> </w:t>
-        </w:r>
-      </w:ins>
-      <w:ins w:id="445" w:author="PR Preview" w:date="2026-01-01T00:00:00Z">
-        <w:r>
-          <w:t xml:space="preserve">Choosing among these four degrees is model selection,</w:t>
-        </w:r>
-      </w:ins>
-      <w:ins w:id="446" w:author="PR Preview" w:date="2026-01-01T00:00:00Z">
-        <w:r>
-          <w:t xml:space="preserve"> </w:t>
-        </w:r>
-      </w:ins>
-      <w:ins w:id="447" w:author="PR Preview" w:date="2026-01-01T00:00:00Z">
-        <w:r>
-          <w:t xml:space="preserve">and the observations it uses are cars held out from fitting.</w:t>
-        </w:r>
-      </w:ins>
+      <w:r>
+        <w:t xml:space="preserve"> </w:t>
+      </w:r>
+      <w:r>
+        <w:t xml:space="preserve">(</w:t>
+      </w:r>
+      <w:r>
+        <w:t xml:space="preserve">“quartic”</w:t>
+      </w:r>
+      <w:r>
+        <w:t xml:space="preserve">).</w:t>
+      </w:r>
+      <w:r>
+        <w:t xml:space="preserve"> </w:t>
+      </w:r>
+      <w:r>
+        <w:t xml:space="preserve">Choosing among these four fitted models is model selection,</w:t>
+      </w:r>
+      <w:r>
+        <w:t xml:space="preserve"> </w:t>
+      </w:r>
+      <w:r>
+        <w:t xml:space="preserve">and the observations it uses are cars held out from fitting.</w:t>
+      </w:r>
     </w:p>
     <w:bookmarkEnd w:id="146"/>
     <w:bookmarkStart w:id="148" w:name="def-validation-set"/>
@@ -34758,104 +32405,72 @@
       <w:pPr>
         <w:pStyle w:val="BodyText"/>
       </w:pPr>
-      <w:ins w:id="448" w:author="PR Preview" w:date="2026-01-01T00:00:00Z">
+      <w:r>
+        <w:rPr>
+          <w:b/>
+          <w:bCs/>
+        </w:rPr>
+        <w:t xml:space="preserve">Definition 33 (Validation set)</w:t>
+      </w:r>
+      <w:r>
+        <w:t xml:space="preserve"> </w:t>
+      </w:r>
+      <w:r>
+        <w:t xml:space="preserve">The</w:t>
+      </w:r>
+      <w:r>
+        <w:t xml:space="preserve"> </w:t>
+      </w:r>
+      <w:r>
+        <w:rPr>
+          <w:b/>
+          <w:bCs/>
+        </w:rPr>
+        <w:t xml:space="preserve">validation set</w:t>
+      </w:r>
+      <w:r>
+        <w:t xml:space="preserve"> </w:t>
+      </w:r>
+      <w:r>
+        <w:t xml:space="preserve">of a</w:t>
+      </w:r>
+      <w:r>
+        <w:t xml:space="preserve"> </w:t>
+      </w:r>
+      <w:hyperlink w:anchor="def-data-splits">
         <w:r>
           <w:rPr>
-            <w:b/>
-            <w:bCs/>
+            <w:rStyle w:val="Hyperlink"/>
           </w:rPr>
-          <w:t xml:space="preserve">Definition 33 (Validation set)</w:t>
+          <w:t xml:space="preserve">training/validation/test split</w:t>
         </w:r>
-      </w:ins>
-      <w:ins w:id="449" w:author="PR Preview" w:date="2026-01-01T00:00:00Z">
-        <w:r>
-          <w:t xml:space="preserve"> </w:t>
-        </w:r>
-      </w:ins>
-      <w:ins w:id="450" w:author="PR Preview" w:date="2026-01-01T00:00:00Z">
-        <w:r>
-          <w:t xml:space="preserve">The</w:t>
-        </w:r>
-      </w:ins>
-      <w:ins w:id="451" w:author="PR Preview" w:date="2026-01-01T00:00:00Z">
-        <w:r>
-          <w:t xml:space="preserve"> </w:t>
-        </w:r>
-      </w:ins>
-      <w:ins w:id="452" w:author="PR Preview" w:date="2026-01-01T00:00:00Z">
+      </w:hyperlink>
+      <w:r>
+        <w:t xml:space="preserve"> </w:t>
+      </w:r>
+      <w:r>
+        <w:t xml:space="preserve">is the</w:t>
+      </w:r>
+      <w:r>
+        <w:t xml:space="preserve"> </w:t>
+      </w:r>
+      <w:hyperlink w:anchor="def-held-out-set">
         <w:r>
           <w:rPr>
-            <w:b/>
-            <w:bCs/>
+            <w:rStyle w:val="Hyperlink"/>
           </w:rPr>
-          <w:t xml:space="preserve">validation set</w:t>
+          <w:t xml:space="preserve">held-out set</w:t>
         </w:r>
-      </w:ins>
-      <w:ins w:id="453" w:author="PR Preview" w:date="2026-01-01T00:00:00Z">
-        <w:r>
-          <w:t xml:space="preserve"> </w:t>
-        </w:r>
-      </w:ins>
-      <w:ins w:id="454" w:author="PR Preview" w:date="2026-01-01T00:00:00Z">
-        <w:r>
-          <w:t xml:space="preserve">of a</w:t>
-        </w:r>
-      </w:ins>
-      <w:ins w:id="455" w:author="PR Preview" w:date="2026-01-01T00:00:00Z">
-        <w:r>
-          <w:t xml:space="preserve"> </w:t>
-        </w:r>
-      </w:ins>
-      <w:hyperlink w:anchor="def-data-splits">
-        <w:ins w:id="456" w:author="PR Preview" w:date="2026-01-01T00:00:00Z">
-          <w:r>
-            <w:rPr>
-              <w:rStyle w:val="Hyperlink"/>
-            </w:rPr>
-            <w:t xml:space="preserve">training/validation/test split</w:t>
-          </w:r>
-        </w:ins>
       </w:hyperlink>
-      <w:ins w:id="457" w:author="PR Preview" w:date="2026-01-01T00:00:00Z">
-        <w:r>
-          <w:t xml:space="preserve"> </w:t>
-        </w:r>
-      </w:ins>
-      <w:ins w:id="458" w:author="PR Preview" w:date="2026-01-01T00:00:00Z">
-        <w:r>
-          <w:t xml:space="preserve">is the</w:t>
-        </w:r>
-      </w:ins>
-      <w:ins w:id="459" w:author="PR Preview" w:date="2026-01-01T00:00:00Z">
-        <w:r>
-          <w:t xml:space="preserve"> </w:t>
-        </w:r>
-      </w:ins>
-      <w:hyperlink w:anchor="def-held-out-set">
-        <w:ins w:id="460" w:author="PR Preview" w:date="2026-01-01T00:00:00Z">
-          <w:r>
-            <w:rPr>
-              <w:rStyle w:val="Hyperlink"/>
-            </w:rPr>
-            <w:t xml:space="preserve">held-out set</w:t>
-          </w:r>
-        </w:ins>
-      </w:hyperlink>
-      <w:ins w:id="461" w:author="PR Preview" w:date="2026-01-01T00:00:00Z">
-        <w:r>
-          <w:t xml:space="preserve"> </w:t>
-        </w:r>
-      </w:ins>
-      <w:ins w:id="462" w:author="PR Preview" w:date="2026-01-01T00:00:00Z">
-        <w:r>
-          <w:t xml:space="preserve">of observations indexed by</w:t>
-        </w:r>
-      </w:ins>
-      <w:ins w:id="463" w:author="PR Preview" w:date="2026-01-01T00:00:00Z">
-        <w:r>
-          <w:t xml:space="preserve"> </w:t>
-        </w:r>
-      </w:ins>
+      <w:r>
+        <w:t xml:space="preserve"> </w:t>
+      </w:r>
+      <w:r>
+        <w:t xml:space="preserve">of observations indexed by</w:t>
+      </w:r>
+      <w:r>
+        <w:t xml:space="preserve"> </w:t>
+      </w:r>
       <m:oMath>
         <m:sSub>
           <m:e>
@@ -34874,46 +32489,49 @@
           </m:sub>
         </m:sSub>
       </m:oMath>
-      <w:ins w:id="464" w:author="PR Preview" w:date="2026-01-01T00:00:00Z">
+      <w:r>
+        <w:t xml:space="preserve">,</w:t>
+      </w:r>
+      <w:r>
+        <w:t xml:space="preserve"> </w:t>
+      </w:r>
+      <w:r>
+        <w:t xml:space="preserve">used for</w:t>
+      </w:r>
+      <w:r>
+        <w:t xml:space="preserve"> </w:t>
+      </w:r>
+      <w:hyperlink w:anchor="def-model-selection">
         <w:r>
-          <w:t xml:space="preserve">,</w:t>
+          <w:rPr>
+            <w:rStyle w:val="Hyperlink"/>
+          </w:rPr>
+          <w:t xml:space="preserve">model selection</w:t>
         </w:r>
-      </w:ins>
-      <w:ins w:id="465" w:author="PR Preview" w:date="2026-01-01T00:00:00Z">
+      </w:hyperlink>
+      <w:r>
+        <w:t xml:space="preserve"> </w:t>
+      </w:r>
+      <w:r>
+        <w:t xml:space="preserve">among candidate</w:t>
+      </w:r>
+      <w:r>
+        <w:t xml:space="preserve"> </w:t>
+      </w:r>
+      <w:hyperlink w:anchor="def-fitted-model">
         <w:r>
-          <w:t xml:space="preserve"> </w:t>
+          <w:rPr>
+            <w:rStyle w:val="Hyperlink"/>
+          </w:rPr>
+          <w:t xml:space="preserve">fitted models</w:t>
         </w:r>
-      </w:ins>
-      <w:ins w:id="466" w:author="PR Preview" w:date="2026-01-01T00:00:00Z">
-        <w:r>
-          <w:t xml:space="preserve">used to choose among candidate</w:t>
-        </w:r>
-      </w:ins>
-      <w:ins w:id="467" w:author="PR Preview" w:date="2026-01-01T00:00:00Z">
-        <w:r>
-          <w:t xml:space="preserve"> </w:t>
-        </w:r>
-      </w:ins>
-      <w:hyperlink w:anchor="def-fitting-procedure">
-        <w:ins w:id="468" w:author="PR Preview" w:date="2026-01-01T00:00:00Z">
-          <w:r>
-            <w:rPr>
-              <w:rStyle w:val="Hyperlink"/>
-            </w:rPr>
-            <w:t xml:space="preserve">fitting procedures</w:t>
-          </w:r>
-        </w:ins>
       </w:hyperlink>
-      <w:ins w:id="469" w:author="PR Preview" w:date="2026-01-01T00:00:00Z">
-        <w:r>
-          <w:t xml:space="preserve"> </w:t>
-        </w:r>
-      </w:ins>
-      <w:ins w:id="470" w:author="PR Preview" w:date="2026-01-01T00:00:00Z">
-        <w:r>
-          <w:t xml:space="preserve">fitted to the training set:</w:t>
-        </w:r>
-      </w:ins>
+      <w:r>
+        <w:t xml:space="preserve"> </w:t>
+      </w:r>
+      <w:r>
+        <w:t xml:space="preserve">fitted to the training set:</w:t>
+      </w:r>
     </w:p>
     <w:p>
       <w:pPr>
@@ -35946,17 +33564,17 @@
         <w:t xml:space="preserve"> </w:t>
       </w:r>
       <w:r>
-        <w:t xml:space="preserve">on which the rule of the</w:t>
-      </w:r>
-      <w:r>
-        <w:t xml:space="preserve"> </w:t>
-      </w:r>
-      <w:hyperlink w:anchor="def-validation-choice">
+        <w:t xml:space="preserve">on which the</w:t>
+      </w:r>
+      <w:r>
+        <w:t xml:space="preserve"> </w:t>
+      </w:r>
+      <w:hyperlink w:anchor="def-fitted-model">
         <w:r>
           <w:rPr>
             <w:rStyle w:val="Hyperlink"/>
           </w:rPr>
-          <w:t xml:space="preserve">validation choice</w:t>
+          <w:t xml:space="preserve">fitted model</w:t>
         </w:r>
       </w:hyperlink>
       <w:r>
@@ -35965,9 +33583,16 @@
       <m:oMath>
         <m:sSub>
           <m:e>
-            <m:r>
-              <m:t>g</m:t>
-            </m:r>
+            <m:acc>
+              <m:accPr>
+                <m:chr m:val="̂"/>
+              </m:accPr>
+              <m:e>
+                <m:r>
+                  <m:t>y</m:t>
+                </m:r>
+              </m:e>
+            </m:acc>
           </m:e>
           <m:sub>
             <m:acc>
@@ -35987,7 +33612,24 @@
         <w:t xml:space="preserve"> </w:t>
       </w:r>
       <w:r>
-        <w:t xml:space="preserve">is scored:</w:t>
+        <w:t xml:space="preserve">that the</w:t>
+      </w:r>
+      <w:r>
+        <w:t xml:space="preserve"> </w:t>
+      </w:r>
+      <w:hyperlink w:anchor="def-validation-choice">
+        <w:r>
+          <w:rPr>
+            <w:rStyle w:val="Hyperlink"/>
+          </w:rPr>
+          <w:t xml:space="preserve">validation choice</w:t>
+        </w:r>
+      </w:hyperlink>
+      <w:r>
+        <w:t xml:space="preserve"> </w:t>
+      </w:r>
+      <w:r>
+        <w:t xml:space="preserve">picks is scored:</w:t>
       </w:r>
     </w:p>
     <w:p>
@@ -36526,7 +34168,7 @@
         </w:numPr>
       </w:pPr>
       <w:r>
-        <w:t xml:space="preserve">the training set is used to fit each candidate procedure,</w:t>
+        <w:t xml:space="preserve">the training set is used to fit each candidate model,</w:t>
       </w:r>
       <w:r>
         <w:t xml:space="preserve"> </w:t>
@@ -36605,7 +34247,7 @@
         <w:t xml:space="preserve"> </w:t>
       </w:r>
       <w:r>
-        <w:t xml:space="preserve">of the chosen rule.</w:t>
+        <w:t xml:space="preserve">of the chosen fitted model.</w:t>
       </w:r>
     </w:p>
     <w:p>
@@ -36613,7 +34255,7 @@
         <w:pStyle w:val="FirstParagraph"/>
       </w:pPr>
       <w:r>
-        <w:t xml:space="preserve">The chosen procedure won on the validation set</w:t>
+        <w:t xml:space="preserve">The chosen fitted model won on the validation set</w:t>
       </w:r>
       <w:r>
         <w:t xml:space="preserve"> </w:t>
@@ -36625,7 +34267,7 @@
         <w:t xml:space="preserve"> </w:t>
       </w:r>
       <w:r>
-        <w:t xml:space="preserve">so its validation error is optimistic.</w:t>
+        <w:t xml:space="preserve">so its prediction error on the validation set is optimistic as an estimate of its generalization error.</w:t>
       </w:r>
       <w:r>
         <w:t xml:space="preserve"> </w:t>
@@ -43948,20 +41590,20 @@
               </m:r>
             </m:lim>
           </m:limUpp>
-          <m:r>
-            <m:t>g</m:t>
-          </m:r>
-          <m:r>
-            <m:t>​</m:t>
-          </m:r>
-          <m:d>
-            <m:dPr>
-              <m:begChr m:val="("/>
-              <m:sepChr m:val=""/>
-              <m:endChr m:val=")"/>
-              <m:grow/>
-            </m:dPr>
+          <m:sSub>
             <m:e>
+              <m:acc>
+                <m:accPr>
+                  <m:chr m:val="̂"/>
+                </m:accPr>
+                <m:e>
+                  <m:r>
+                    <m:t>y</m:t>
+                  </m:r>
+                </m:e>
+              </m:acc>
+            </m:e>
+            <m:sub>
               <m:r>
                 <m:t>​</m:t>
               </m:r>
@@ -44060,11 +41702,8 @@
                   </m:sSub>
                 </m:sub>
               </m:sSub>
-            </m:e>
-          </m:d>
-          <m:r>
-            <m:t>​</m:t>
-          </m:r>
+            </m:sub>
+          </m:sSub>
           <m:r>
             <m:t>​</m:t>
           </m:r>
@@ -48165,55 +45804,39 @@
           <w:numId w:val="1014"/>
         </w:numPr>
       </w:pPr>
-      <w:del w:id="471" w:author="PR Preview" w:date="2026-01-01T00:00:00Z">
+      <w:r>
+        <w:rPr>
+          <w:b/>
+          <w:bCs/>
+        </w:rPr>
+        <w:t xml:space="preserve">Bias.</w:t>
+      </w:r>
+      <w:r>
+        <w:t xml:space="preserve"> </w:t>
+      </w:r>
+      <w:r>
+        <w:t xml:space="preserve">Each rule in</w:t>
+      </w:r>
+      <w:r>
+        <w:t xml:space="preserve"> </w:t>
+      </w:r>
+      <w:hyperlink w:anchor="eq-cv-estimate">
         <w:r>
           <w:rPr>
-            <w:b/>
-            <w:bCs/>
+            <w:rStyle w:val="Hyperlink"/>
           </w:rPr>
-          <w:delText xml:space="preserve">Bias.</w:delText>
+          <w:t xml:space="preserve">Equation 37</w:t>
         </w:r>
-      </w:del>
-      <w:del w:id="472" w:author="PR Preview" w:date="2026-01-01T00:00:00Z">
-        <w:r>
-          <w:delText xml:space="preserve"> </w:delText>
-        </w:r>
-      </w:del>
-      <w:del w:id="473" w:author="PR Preview" w:date="2026-01-01T00:00:00Z">
-        <w:r>
-          <w:delText xml:space="preserve">Each rule in</w:delText>
-        </w:r>
-      </w:del>
-      <w:del w:id="474" w:author="PR Preview" w:date="2026-01-01T00:00:00Z">
-        <w:r>
-          <w:delText xml:space="preserve"> </w:delText>
-        </w:r>
-      </w:del>
-      <w:hyperlink w:anchor="eq-cv-estimate">
-        <w:del w:id="475" w:author="PR Preview" w:date="2026-01-01T00:00:00Z">
-          <w:r>
-            <w:rPr>
-              <w:rStyle w:val="Hyperlink"/>
-            </w:rPr>
-            <w:delText xml:space="preserve">Equation 37</w:delText>
-          </w:r>
-        </w:del>
       </w:hyperlink>
-      <w:del w:id="476" w:author="PR Preview" w:date="2026-01-01T00:00:00Z">
-        <w:r>
-          <w:delText xml:space="preserve"> </w:delText>
-        </w:r>
-      </w:del>
-      <w:del w:id="477" w:author="PR Preview" w:date="2026-01-01T00:00:00Z">
-        <w:r>
-          <w:delText xml:space="preserve">is fitted to about</w:delText>
-        </w:r>
-      </w:del>
-      <w:del w:id="478" w:author="PR Preview" w:date="2026-01-01T00:00:00Z">
-        <w:r>
-          <w:delText xml:space="preserve"> </w:delText>
-        </w:r>
-      </w:del>
+      <w:r>
+        <w:t xml:space="preserve"> </w:t>
+      </w:r>
+      <w:r>
+        <w:t xml:space="preserve">is fitted to about</w:t>
+      </w:r>
+      <w:r>
+        <w:t xml:space="preserve"> </w:t>
+      </w:r>
       <m:oMath>
         <m:r>
           <m:t>n</m:t>
@@ -48252,41 +45875,27 @@
           <m:t>k</m:t>
         </m:r>
       </m:oMath>
-      <w:del w:id="479" w:author="PR Preview" w:date="2026-01-01T00:00:00Z">
-        <w:r>
-          <w:delText xml:space="preserve"> </w:delText>
-        </w:r>
-      </w:del>
-      <w:del w:id="480" w:author="PR Preview" w:date="2026-01-01T00:00:00Z">
-        <w:r>
-          <w:delText xml:space="preserve">observations.</w:delText>
-        </w:r>
-      </w:del>
-      <w:del w:id="481" w:author="PR Preview" w:date="2026-01-01T00:00:00Z">
-        <w:r>
-          <w:delText xml:space="preserve"> </w:delText>
-        </w:r>
-      </w:del>
-      <w:del w:id="482" w:author="PR Preview" w:date="2026-01-01T00:00:00Z">
-        <w:r>
-          <w:delText xml:space="preserve">A rule fitted to fewer observations usually predicts worse,</w:delText>
-        </w:r>
-      </w:del>
-      <w:del w:id="483" w:author="PR Preview" w:date="2026-01-01T00:00:00Z">
-        <w:r>
-          <w:delText xml:space="preserve"> </w:delText>
-        </w:r>
-      </w:del>
-      <w:del w:id="484" w:author="PR Preview" w:date="2026-01-01T00:00:00Z">
-        <w:r>
-          <w:delText xml:space="preserve">so</w:delText>
-        </w:r>
-      </w:del>
-      <w:del w:id="485" w:author="PR Preview" w:date="2026-01-01T00:00:00Z">
-        <w:r>
-          <w:delText xml:space="preserve"> </w:delText>
-        </w:r>
-      </w:del>
+      <w:r>
+        <w:t xml:space="preserve"> </w:t>
+      </w:r>
+      <w:r>
+        <w:t xml:space="preserve">observations.</w:t>
+      </w:r>
+      <w:r>
+        <w:t xml:space="preserve"> </w:t>
+      </w:r>
+      <w:r>
+        <w:t xml:space="preserve">A rule fitted to fewer observations usually predicts worse,</w:t>
+      </w:r>
+      <w:r>
+        <w:t xml:space="preserve"> </w:t>
+      </w:r>
+      <w:r>
+        <w:t xml:space="preserve">so</w:t>
+      </w:r>
+      <w:r>
+        <w:t xml:space="preserve"> </w:t>
+      </w:r>
       <m:oMath>
         <m:sSub>
           <m:e>
@@ -48330,290 +45939,43 @@
           </m:sub>
         </m:sSub>
       </m:oMath>
-      <w:del w:id="486" w:author="PR Preview" w:date="2026-01-01T00:00:00Z">
-        <w:r>
-          <w:delText xml:space="preserve"> </w:delText>
-        </w:r>
-      </w:del>
-      <w:del w:id="487" w:author="PR Preview" w:date="2026-01-01T00:00:00Z">
-        <w:r>
-          <w:delText xml:space="preserve">tends to overstate the expected generalization error of a rule fitted to all</w:delText>
-        </w:r>
-      </w:del>
-      <w:del w:id="488" w:author="PR Preview" w:date="2026-01-01T00:00:00Z">
-        <w:r>
-          <w:delText xml:space="preserve"> </w:delText>
-        </w:r>
-      </w:del>
+      <w:r>
+        <w:t xml:space="preserve"> </w:t>
+      </w:r>
+      <w:r>
+        <w:t xml:space="preserve">tends to overstate the expected generalization error of a rule fitted to all</w:t>
+      </w:r>
+      <w:r>
+        <w:t xml:space="preserve"> </w:t>
+      </w:r>
       <m:oMath>
         <m:r>
           <m:t>n</m:t>
         </m:r>
       </m:oMath>
-      <w:del w:id="489" w:author="PR Preview" w:date="2026-01-01T00:00:00Z">
-        <w:r>
-          <w:delText xml:space="preserve">.</w:delText>
-        </w:r>
-      </w:del>
-      <w:del w:id="490" w:author="PR Preview" w:date="2026-01-01T00:00:00Z">
-        <w:r>
-          <w:delText xml:space="preserve"> </w:delText>
-        </w:r>
-      </w:del>
-      <w:del w:id="491" w:author="PR Preview" w:date="2026-01-01T00:00:00Z">
-        <w:r>
-          <w:delText xml:space="preserve">The overstatement shrinks as</w:delText>
-        </w:r>
-      </w:del>
-      <w:del w:id="492" w:author="PR Preview" w:date="2026-01-01T00:00:00Z">
-        <w:r>
-          <w:delText xml:space="preserve"> </w:delText>
-        </w:r>
-      </w:del>
+      <w:r>
+        <w:t xml:space="preserve">.</w:t>
+      </w:r>
+      <w:r>
+        <w:t xml:space="preserve"> </w:t>
+      </w:r>
+      <w:r>
+        <w:t xml:space="preserve">The overstatement shrinks as</w:t>
+      </w:r>
+      <w:r>
+        <w:t xml:space="preserve"> </w:t>
+      </w:r>
       <m:oMath>
         <m:r>
           <m:t>k</m:t>
         </m:r>
       </m:oMath>
-      <w:del w:id="493" w:author="PR Preview" w:date="2026-01-01T00:00:00Z">
-        <w:r>
-          <w:delText xml:space="preserve"> </w:delText>
-        </w:r>
-      </w:del>
-      <w:del w:id="494" w:author="PR Preview" w:date="2026-01-01T00:00:00Z">
-        <w:r>
-          <w:delText xml:space="preserve">grows.</w:delText>
-        </w:r>
-      </w:del>
-    </w:p>
-    <w:p>
-      <w:pPr>
-        <w:pStyle w:val="Compact"/>
-        <w:numPr>
-          <w:ilvl w:val="0"/>
-          <w:numId w:val="1014"/>
-        </w:numPr>
-      </w:pPr>
-      <w:ins w:id="495" w:author="PR Preview" w:date="2026-01-01T00:00:00Z">
-        <w:r>
-          <w:rPr>
-            <w:b/>
-            <w:bCs/>
-          </w:rPr>
-          <w:t xml:space="preserve">Bias.</w:t>
-        </w:r>
-      </w:ins>
-      <w:ins w:id="496" w:author="PR Preview" w:date="2026-01-01T00:00:00Z">
-        <w:r>
-          <w:t xml:space="preserve"> </w:t>
-        </w:r>
-      </w:ins>
-      <w:ins w:id="497" w:author="PR Preview" w:date="2026-01-01T00:00:00Z">
-        <w:r>
-          <w:t xml:space="preserve">Each rule in</w:t>
-        </w:r>
-      </w:ins>
-      <w:ins w:id="498" w:author="PR Preview" w:date="2026-01-01T00:00:00Z">
-        <w:r>
-          <w:t xml:space="preserve"> </w:t>
-        </w:r>
-      </w:ins>
-      <w:hyperlink w:anchor="eq-cv-estimate">
-        <w:ins w:id="499" w:author="PR Preview" w:date="2026-01-01T00:00:00Z">
-          <w:r>
-            <w:rPr>
-              <w:rStyle w:val="Hyperlink"/>
-            </w:rPr>
-            <w:t xml:space="preserve">Equation 37</w:t>
-          </w:r>
-        </w:ins>
-      </w:hyperlink>
-      <w:ins w:id="500" w:author="PR Preview" w:date="2026-01-01T00:00:00Z">
-        <w:r>
-          <w:t xml:space="preserve"> </w:t>
-        </w:r>
-      </w:ins>
-      <w:ins w:id="501" w:author="PR Preview" w:date="2026-01-01T00:00:00Z">
-        <w:r>
-          <w:t xml:space="preserve">is fitted to about</w:t>
-        </w:r>
-      </w:ins>
-      <w:ins w:id="502" w:author="PR Preview" w:date="2026-01-01T00:00:00Z">
-        <w:r>
-          <w:t xml:space="preserve"> </w:t>
-        </w:r>
-      </w:ins>
-      <m:oMath>
-        <m:r>
-          <m:t>n</m:t>
-        </m:r>
-        <m:r>
-          <m:rPr>
-            <m:sty m:val="p"/>
-          </m:rPr>
-          <m:t>(</m:t>
-        </m:r>
-        <m:r>
-          <m:t>k</m:t>
-        </m:r>
-        <m:r>
-          <m:rPr>
-            <m:sty m:val="p"/>
-          </m:rPr>
-          <m:t>−</m:t>
-        </m:r>
-        <m:r>
-          <m:t>1</m:t>
-        </m:r>
-        <m:r>
-          <m:rPr>
-            <m:sty m:val="p"/>
-          </m:rPr>
-          <m:t>)</m:t>
-        </m:r>
-        <m:r>
-          <m:rPr>
-            <m:sty m:val="p"/>
-          </m:rPr>
-          <m:t>/</m:t>
-        </m:r>
-        <m:r>
-          <m:t>k</m:t>
-        </m:r>
-      </m:oMath>
-      <w:ins w:id="503" w:author="PR Preview" w:date="2026-01-01T00:00:00Z">
-        <w:r>
-          <w:t xml:space="preserve"> </w:t>
-        </w:r>
-      </w:ins>
-      <w:ins w:id="504" w:author="PR Preview" w:date="2026-01-01T00:00:00Z">
-        <w:r>
-          <w:t xml:space="preserve">observations.</w:t>
-        </w:r>
-      </w:ins>
-      <w:ins w:id="505" w:author="PR Preview" w:date="2026-01-01T00:00:00Z">
-        <w:r>
-          <w:t xml:space="preserve"> </w:t>
-        </w:r>
-      </w:ins>
-      <w:ins w:id="506" w:author="PR Preview" w:date="2026-01-01T00:00:00Z">
-        <w:r>
-          <w:t xml:space="preserve">A rule fitted to fewer observations usually predicts worse,</w:t>
-        </w:r>
-      </w:ins>
-      <w:ins w:id="507" w:author="PR Preview" w:date="2026-01-01T00:00:00Z">
-        <w:r>
-          <w:t xml:space="preserve"> </w:t>
-        </w:r>
-      </w:ins>
-      <w:ins w:id="508" w:author="PR Preview" w:date="2026-01-01T00:00:00Z">
-        <w:r>
-          <w:t xml:space="preserve">so</w:t>
-        </w:r>
-      </w:ins>
-      <w:ins w:id="509" w:author="PR Preview" w:date="2026-01-01T00:00:00Z">
-        <w:r>
-          <w:t xml:space="preserve"> </w:t>
-        </w:r>
-      </w:ins>
-      <m:oMath>
-        <m:sSub>
-          <m:e>
-            <m:acc>
-              <m:accPr>
-                <m:chr m:val="̂"/>
-              </m:accPr>
-              <m:e>
-                <m:r>
-                  <m:rPr>
-                    <m:sty m:val="p"/>
-                  </m:rPr>
-                  <m:t>Err</m:t>
-                </m:r>
-              </m:e>
-            </m:acc>
-          </m:e>
-          <m:sub>
-            <m:r>
-              <m:rPr>
-                <m:nor/>
-                <m:sty m:val="p"/>
-              </m:rPr>
-              <m:t>CV</m:t>
-            </m:r>
-            <m:r>
-              <m:rPr>
-                <m:sty m:val="p"/>
-              </m:rPr>
-              <m:t>(</m:t>
-            </m:r>
-            <m:r>
-              <m:t>k</m:t>
-            </m:r>
-            <m:r>
-              <m:rPr>
-                <m:sty m:val="p"/>
-              </m:rPr>
-              <m:t>)</m:t>
-            </m:r>
-          </m:sub>
-        </m:sSub>
-      </m:oMath>
-      <w:ins w:id="510" w:author="PR Preview" w:date="2026-01-01T00:00:00Z">
-        <w:r>
-          <w:t xml:space="preserve"> </w:t>
-        </w:r>
-      </w:ins>
-      <w:ins w:id="511" w:author="PR Preview" w:date="2026-01-01T00:00:00Z">
-        <w:r>
-          <w:t xml:space="preserve">tends to overstate the error of a rule fitted to all</w:t>
-        </w:r>
-      </w:ins>
-      <w:ins w:id="512" w:author="PR Preview" w:date="2026-01-01T00:00:00Z">
-        <w:r>
-          <w:t xml:space="preserve"> </w:t>
-        </w:r>
-      </w:ins>
-      <m:oMath>
-        <m:r>
-          <m:t>n</m:t>
-        </m:r>
-      </m:oMath>
-      <w:ins w:id="513" w:author="PR Preview" w:date="2026-01-01T00:00:00Z">
-        <w:r>
-          <w:t xml:space="preserve">.</w:t>
-        </w:r>
-      </w:ins>
-      <w:ins w:id="514" w:author="PR Preview" w:date="2026-01-01T00:00:00Z">
-        <w:r>
-          <w:t xml:space="preserve"> </w:t>
-        </w:r>
-      </w:ins>
-      <w:ins w:id="515" w:author="PR Preview" w:date="2026-01-01T00:00:00Z">
-        <w:r>
-          <w:t xml:space="preserve">The overstatement shrinks as</w:t>
-        </w:r>
-      </w:ins>
-      <w:ins w:id="516" w:author="PR Preview" w:date="2026-01-01T00:00:00Z">
-        <w:r>
-          <w:t xml:space="preserve"> </w:t>
-        </w:r>
-      </w:ins>
-      <m:oMath>
-        <m:r>
-          <m:t>k</m:t>
-        </m:r>
-      </m:oMath>
-      <w:ins w:id="517" w:author="PR Preview" w:date="2026-01-01T00:00:00Z">
-        <w:r>
-          <w:t xml:space="preserve"> </w:t>
-        </w:r>
-      </w:ins>
-      <w:ins w:id="518" w:author="PR Preview" w:date="2026-01-01T00:00:00Z">
-        <w:r>
-          <w:t xml:space="preserve">grows.</w:t>
-        </w:r>
-      </w:ins>
+      <w:r>
+        <w:t xml:space="preserve"> </w:t>
+      </w:r>
+      <w:r>
+        <w:t xml:space="preserve">grows.</w:t>
+      </w:r>
     </w:p>
     <w:p>
       <w:pPr>
@@ -51586,86 +48948,58 @@
       <w:pPr>
         <w:pStyle w:val="BodyText"/>
       </w:pPr>
-      <w:del w:id="519" w:author="PR Preview" w:date="2026-01-01T00:00:00Z">
+      <w:r>
+        <w:t xml:space="preserve">Part of that gap is expected:</w:t>
+      </w:r>
+      <w:r>
+        <w:t xml:space="preserve"> </w:t>
+      </w:r>
+      <w:r>
+        <w:t xml:space="preserve">by</w:t>
+      </w:r>
+      <w:r>
+        <w:t xml:space="preserve"> </w:t>
+      </w:r>
+      <w:hyperlink w:anchor="rem-cv-estimate">
         <w:r>
-          <w:delText xml:space="preserve">Part of that gap is expected:</w:delText>
+          <w:rPr>
+            <w:rStyle w:val="Hyperlink"/>
+          </w:rPr>
+          <w:t xml:space="preserve">Remark 25</w:t>
         </w:r>
-      </w:del>
-      <w:del w:id="520" w:author="PR Preview" w:date="2026-01-01T00:00:00Z">
-        <w:r>
-          <w:delText xml:space="preserve"> </w:delText>
-        </w:r>
-      </w:del>
-      <w:del w:id="521" w:author="PR Preview" w:date="2026-01-01T00:00:00Z">
-        <w:r>
-          <w:delText xml:space="preserve">by</w:delText>
-        </w:r>
-      </w:del>
-      <w:del w:id="522" w:author="PR Preview" w:date="2026-01-01T00:00:00Z">
-        <w:r>
-          <w:delText xml:space="preserve"> </w:delText>
-        </w:r>
-      </w:del>
-      <w:hyperlink w:anchor="rem-cv-estimate">
-        <w:del w:id="523" w:author="PR Preview" w:date="2026-01-01T00:00:00Z">
-          <w:r>
-            <w:rPr>
-              <w:rStyle w:val="Hyperlink"/>
-            </w:rPr>
-            <w:delText xml:space="preserve">Remark 25</w:delText>
-          </w:r>
-        </w:del>
       </w:hyperlink>
-      <w:del w:id="524" w:author="PR Preview" w:date="2026-01-01T00:00:00Z">
-        <w:r>
-          <w:delText xml:space="preserve">,</w:delText>
-        </w:r>
-      </w:del>
-      <w:del w:id="525" w:author="PR Preview" w:date="2026-01-01T00:00:00Z">
-        <w:r>
-          <w:delText xml:space="preserve"> </w:delText>
-        </w:r>
-      </w:del>
-      <w:del w:id="526" w:author="PR Preview" w:date="2026-01-01T00:00:00Z">
-        <w:r>
-          <w:delText xml:space="preserve">with</w:delText>
-        </w:r>
-      </w:del>
-      <w:del w:id="527" w:author="PR Preview" w:date="2026-01-01T00:00:00Z">
-        <w:r>
-          <w:delText xml:space="preserve"> </w:delText>
-        </w:r>
-      </w:del>
+      <w:r>
+        <w:t xml:space="preserve">,</w:t>
+      </w:r>
+      <w:r>
+        <w:t xml:space="preserve"> </w:t>
+      </w:r>
+      <w:r>
+        <w:t xml:space="preserve">with</w:t>
+      </w:r>
+      <w:r>
+        <w:t xml:space="preserve"> </w:t>
+      </w:r>
       <m:oMath>
         <m:r>
           <m:t>g</m:t>
         </m:r>
       </m:oMath>
-      <w:del w:id="528" w:author="PR Preview" w:date="2026-01-01T00:00:00Z">
-        <w:r>
-          <w:delText xml:space="preserve"> </w:delText>
-        </w:r>
-      </w:del>
-      <w:del w:id="529" w:author="PR Preview" w:date="2026-01-01T00:00:00Z">
-        <w:r>
-          <w:delText xml:space="preserve">the least-squares fit of a degree-10 polynomial,</w:delText>
-        </w:r>
-      </w:del>
-      <w:del w:id="530" w:author="PR Preview" w:date="2026-01-01T00:00:00Z">
-        <w:r>
-          <w:delText xml:space="preserve"> </w:delText>
-        </w:r>
-      </w:del>
-      <w:del w:id="531" w:author="PR Preview" w:date="2026-01-01T00:00:00Z">
-        <w:r>
-          <w:delText xml:space="preserve">the cross-validation estimate targets</w:delText>
-        </w:r>
-      </w:del>
-      <w:del w:id="532" w:author="PR Preview" w:date="2026-01-01T00:00:00Z">
-        <w:r>
-          <w:delText xml:space="preserve"> </w:delText>
-        </w:r>
-      </w:del>
+      <w:r>
+        <w:t xml:space="preserve"> </w:t>
+      </w:r>
+      <w:r>
+        <w:t xml:space="preserve">the least-squares fit of a degree-10 polynomial,</w:t>
+      </w:r>
+      <w:r>
+        <w:t xml:space="preserve"> </w:t>
+      </w:r>
+      <w:r>
+        <w:t xml:space="preserve">the cross-validation estimate targets</w:t>
+      </w:r>
+      <w:r>
+        <w:t xml:space="preserve"> </w:t>
+      </w:r>
       <m:oMath>
         <m:sSup>
           <m:e>
@@ -51702,197 +49036,27 @@
           <m:t>​</m:t>
         </m:r>
       </m:oMath>
-      <w:del w:id="533" w:author="PR Preview" w:date="2026-01-01T00:00:00Z">
-        <w:r>
-          <w:delText xml:space="preserve">,</w:delText>
-        </w:r>
-      </w:del>
-      <w:del w:id="534" w:author="PR Preview" w:date="2026-01-01T00:00:00Z">
-        <w:r>
-          <w:delText xml:space="preserve"> </w:delText>
-        </w:r>
-      </w:del>
-      <w:del w:id="535" w:author="PR Preview" w:date="2026-01-01T00:00:00Z">
-        <w:r>
-          <w:delText xml:space="preserve">not the expected generalization error of a fit to 30 points.</w:delText>
-        </w:r>
-      </w:del>
-      <w:del w:id="536" w:author="PR Preview" w:date="2026-01-01T00:00:00Z">
-        <w:r>
-          <w:delText xml:space="preserve"> </w:delText>
-        </w:r>
-      </w:del>
-      <w:del w:id="537" w:author="PR Preview" w:date="2026-01-01T00:00:00Z">
-        <w:r>
-          <w:delText xml:space="preserve">A simulation of many training sets of each size</w:delText>
-        </w:r>
-      </w:del>
-      <w:del w:id="538" w:author="PR Preview" w:date="2026-01-01T00:00:00Z">
-        <w:r>
-          <w:delText xml:space="preserve"> </w:delText>
-        </w:r>
-      </w:del>
-      <w:del w:id="539" w:author="PR Preview" w:date="2026-01-01T00:00:00Z">
-        <w:r>
-          <w:delText xml:space="preserve">shows how much the size alone matters at this degree.</w:delText>
-        </w:r>
-      </w:del>
-    </w:p>
-    <w:p>
-      <w:pPr>
-        <w:pStyle w:val="BodyText"/>
-      </w:pPr>
-      <w:ins w:id="540" w:author="PR Preview" w:date="2026-01-01T00:00:00Z">
-        <w:r>
-          <w:t xml:space="preserve">Part of that gap is expected:</w:t>
-        </w:r>
-      </w:ins>
-      <w:ins w:id="541" w:author="PR Preview" w:date="2026-01-01T00:00:00Z">
-        <w:r>
-          <w:t xml:space="preserve"> </w:t>
-        </w:r>
-      </w:ins>
-      <w:ins w:id="542" w:author="PR Preview" w:date="2026-01-01T00:00:00Z">
-        <w:r>
-          <w:t xml:space="preserve">by</w:t>
-        </w:r>
-      </w:ins>
-      <w:ins w:id="543" w:author="PR Preview" w:date="2026-01-01T00:00:00Z">
-        <w:r>
-          <w:t xml:space="preserve"> </w:t>
-        </w:r>
-      </w:ins>
-      <w:hyperlink w:anchor="rem-cv-estimate">
-        <w:ins w:id="544" w:author="PR Preview" w:date="2026-01-01T00:00:00Z">
-          <w:r>
-            <w:rPr>
-              <w:rStyle w:val="Hyperlink"/>
-            </w:rPr>
-            <w:t xml:space="preserve">Remark 25</w:t>
-          </w:r>
-        </w:ins>
-      </w:hyperlink>
-      <w:ins w:id="545" w:author="PR Preview" w:date="2026-01-01T00:00:00Z">
-        <w:r>
-          <w:t xml:space="preserve">,</w:t>
-        </w:r>
-      </w:ins>
-      <w:ins w:id="546" w:author="PR Preview" w:date="2026-01-01T00:00:00Z">
-        <w:r>
-          <w:t xml:space="preserve"> </w:t>
-        </w:r>
-      </w:ins>
-      <w:ins w:id="547" w:author="PR Preview" w:date="2026-01-01T00:00:00Z">
-        <w:r>
-          <w:t xml:space="preserve">with</w:t>
-        </w:r>
-      </w:ins>
-      <w:ins w:id="548" w:author="PR Preview" w:date="2026-01-01T00:00:00Z">
-        <w:r>
-          <w:t xml:space="preserve"> </w:t>
-        </w:r>
-      </w:ins>
-      <m:oMath>
-        <m:r>
-          <m:t>g</m:t>
-        </m:r>
-      </m:oMath>
-      <w:ins w:id="549" w:author="PR Preview" w:date="2026-01-01T00:00:00Z">
-        <w:r>
-          <w:t xml:space="preserve"> </w:t>
-        </w:r>
-      </w:ins>
-      <w:ins w:id="550" w:author="PR Preview" w:date="2026-01-01T00:00:00Z">
-        <w:r>
-          <w:t xml:space="preserve">the least-squares fit of a degree-10 polynomial,</w:t>
-        </w:r>
-      </w:ins>
-      <w:ins w:id="551" w:author="PR Preview" w:date="2026-01-01T00:00:00Z">
-        <w:r>
-          <w:t xml:space="preserve"> </w:t>
-        </w:r>
-      </w:ins>
-      <w:ins w:id="552" w:author="PR Preview" w:date="2026-01-01T00:00:00Z">
-        <w:r>
-          <w:t xml:space="preserve">the cross-validation estimate targets</w:t>
-        </w:r>
-      </w:ins>
-      <w:ins w:id="553" w:author="PR Preview" w:date="2026-01-01T00:00:00Z">
-        <w:r>
-          <w:t xml:space="preserve"> </w:t>
-        </w:r>
-      </w:ins>
-      <m:oMath>
-        <m:sSup>
-          <m:e>
-            <m:r>
-              <m:rPr>
-                <m:sty m:val="p"/>
-              </m:rPr>
-              <m:t>Err</m:t>
-            </m:r>
-          </m:e>
-          <m:sup>
-            <m:r>
-              <m:t>g</m:t>
-            </m:r>
-          </m:sup>
-        </m:sSup>
-        <m:r>
-          <m:t>​</m:t>
-        </m:r>
-        <m:d>
-          <m:dPr>
-            <m:begChr m:val="("/>
-            <m:sepChr m:val=""/>
-            <m:endChr m:val=")"/>
-            <m:grow/>
-          </m:dPr>
-          <m:e>
-            <m:r>
-              <m:t>24</m:t>
-            </m:r>
-          </m:e>
-        </m:d>
-        <m:r>
-          <m:t>​</m:t>
-        </m:r>
-      </m:oMath>
-      <w:ins w:id="554" w:author="PR Preview" w:date="2026-01-01T00:00:00Z">
-        <w:r>
-          <w:t xml:space="preserve">,</w:t>
-        </w:r>
-      </w:ins>
-      <w:ins w:id="555" w:author="PR Preview" w:date="2026-01-01T00:00:00Z">
-        <w:r>
-          <w:t xml:space="preserve"> </w:t>
-        </w:r>
-      </w:ins>
-      <w:ins w:id="556" w:author="PR Preview" w:date="2026-01-01T00:00:00Z">
-        <w:r>
-          <w:t xml:space="preserve">not the error of a fit to 30 points.</w:t>
-        </w:r>
-      </w:ins>
-      <w:ins w:id="557" w:author="PR Preview" w:date="2026-01-01T00:00:00Z">
-        <w:r>
-          <w:t xml:space="preserve"> </w:t>
-        </w:r>
-      </w:ins>
-      <w:ins w:id="558" w:author="PR Preview" w:date="2026-01-01T00:00:00Z">
-        <w:r>
-          <w:t xml:space="preserve">A simulation of many training sets of each size</w:t>
-        </w:r>
-      </w:ins>
-      <w:ins w:id="559" w:author="PR Preview" w:date="2026-01-01T00:00:00Z">
-        <w:r>
-          <w:t xml:space="preserve"> </w:t>
-        </w:r>
-      </w:ins>
-      <w:ins w:id="560" w:author="PR Preview" w:date="2026-01-01T00:00:00Z">
-        <w:r>
-          <w:t xml:space="preserve">shows how much the size alone matters at this degree.</w:t>
-        </w:r>
-      </w:ins>
+      <w:r>
+        <w:t xml:space="preserve">,</w:t>
+      </w:r>
+      <w:r>
+        <w:t xml:space="preserve"> </w:t>
+      </w:r>
+      <w:r>
+        <w:t xml:space="preserve">not the expected generalization error of a fit to 30 points.</w:t>
+      </w:r>
+      <w:r>
+        <w:t xml:space="preserve"> </w:t>
+      </w:r>
+      <w:r>
+        <w:t xml:space="preserve">A simulation of many training sets of each size</w:t>
+      </w:r>
+      <w:r>
+        <w:t xml:space="preserve"> </w:t>
+      </w:r>
+      <w:r>
+        <w:t xml:space="preserve">shows how much the size alone matters at this degree.</w:t>
+      </w:r>
     </w:p>
     <w:p>
       <w:pPr>
@@ -57046,20 +54210,20 @@
           </m:rPr>
           <m:t>=</m:t>
         </m:r>
-        <m:r>
-          <m:t>g</m:t>
-        </m:r>
-        <m:r>
-          <m:t>​</m:t>
-        </m:r>
-        <m:d>
-          <m:dPr>
-            <m:begChr m:val="("/>
-            <m:sepChr m:val=""/>
-            <m:endChr m:val=")"/>
-            <m:grow/>
-          </m:dPr>
+        <m:sSub>
           <m:e>
+            <m:acc>
+              <m:accPr>
+                <m:chr m:val="̂"/>
+              </m:accPr>
+              <m:e>
+                <m:r>
+                  <m:t>y</m:t>
+                </m:r>
+              </m:e>
+            </m:acc>
+          </m:e>
+          <m:sub>
             <m:r>
               <m:t>​</m:t>
             </m:r>
@@ -57197,11 +54361,8 @@
                 </m:r>
               </m:sub>
             </m:sSub>
-          </m:e>
-        </m:d>
-        <m:r>
-          <m:t>​</m:t>
-        </m:r>
+          </m:sub>
+        </m:sSub>
         <m:r>
           <m:t>​</m:t>
         </m:r>
@@ -60559,7 +57720,7 @@
       <w:pPr>
         <w:pStyle w:val="SourceCode"/>
       </w:pPr>
-      <w:del w:id="561" w:author="PR Preview" w:date="2026-01-01T00:00:00Z">
+      <w:del w:id="3" w:author="PR Preview" w:date="2026-01-01T00:00:00Z">
         <w:r>
           <w:rPr>
             <w:rStyle w:val="NormalTok"/>
@@ -60567,7 +57728,7 @@
           <w:delText xml:space="preserve">loocv_max_diff </w:delText>
         </w:r>
       </w:del>
-      <w:del w:id="562" w:author="PR Preview" w:date="2026-01-01T00:00:00Z">
+      <w:del w:id="4" w:author="PR Preview" w:date="2026-01-01T00:00:00Z">
         <w:r>
           <w:rPr>
             <w:rStyle w:val="OtherTok"/>
@@ -60575,7 +57736,7 @@
           <w:delText xml:space="preserve">&lt;-</w:delText>
         </w:r>
       </w:del>
-      <w:del w:id="563" w:author="PR Preview" w:date="2026-01-01T00:00:00Z">
+      <w:del w:id="5" w:author="PR Preview" w:date="2026-01-01T00:00:00Z">
         <w:r>
           <w:rPr>
             <w:rStyle w:val="NormalTok"/>
@@ -60583,7 +57744,7 @@
           <w:delText xml:space="preserve"> </w:delText>
         </w:r>
       </w:del>
-      <w:del w:id="564" w:author="PR Preview" w:date="2026-01-01T00:00:00Z">
+      <w:del w:id="6" w:author="PR Preview" w:date="2026-01-01T00:00:00Z">
         <w:r>
           <w:rPr>
             <w:rStyle w:val="FunctionTok"/>
@@ -60591,7 +57752,7 @@
           <w:delText xml:space="preserve">max</w:delText>
         </w:r>
       </w:del>
-      <w:del w:id="565" w:author="PR Preview" w:date="2026-01-01T00:00:00Z">
+      <w:del w:id="7" w:author="PR Preview" w:date="2026-01-01T00:00:00Z">
         <w:r>
           <w:rPr>
             <w:rStyle w:val="NormalTok"/>
@@ -60599,7 +57760,7 @@
           <w:delText xml:space="preserve">(</w:delText>
         </w:r>
       </w:del>
-      <w:del w:id="566" w:author="PR Preview" w:date="2026-01-01T00:00:00Z">
+      <w:del w:id="8" w:author="PR Preview" w:date="2026-01-01T00:00:00Z">
         <w:r>
           <w:rPr>
             <w:rStyle w:val="FunctionTok"/>
@@ -60607,7 +57768,7 @@
           <w:delText xml:space="preserve">abs</w:delText>
         </w:r>
       </w:del>
-      <w:del w:id="567" w:author="PR Preview" w:date="2026-01-01T00:00:00Z">
+      <w:del w:id="9" w:author="PR Preview" w:date="2026-01-01T00:00:00Z">
         <w:r>
           <w:rPr>
             <w:rStyle w:val="NormalTok"/>
@@ -60615,7 +57776,7 @@
           <w:delText xml:space="preserve">(mtcars_loocv</w:delText>
         </w:r>
       </w:del>
-      <w:del w:id="568" w:author="PR Preview" w:date="2026-01-01T00:00:00Z">
+      <w:del w:id="10" w:author="PR Preview" w:date="2026-01-01T00:00:00Z">
         <w:r>
           <w:rPr>
             <w:rStyle w:val="SpecialCharTok"/>
@@ -60623,7 +57784,7 @@
           <w:delText xml:space="preserve">$</w:delText>
         </w:r>
       </w:del>
-      <w:del w:id="569" w:author="PR Preview" w:date="2026-01-01T00:00:00Z">
+      <w:del w:id="11" w:author="PR Preview" w:date="2026-01-01T00:00:00Z">
         <w:r>
           <w:rPr>
             <w:rStyle w:val="NormalTok"/>
@@ -60631,7 +57792,7 @@
           <w:delText xml:space="preserve">refitting </w:delText>
         </w:r>
       </w:del>
-      <w:del w:id="570" w:author="PR Preview" w:date="2026-01-01T00:00:00Z">
+      <w:del w:id="12" w:author="PR Preview" w:date="2026-01-01T00:00:00Z">
         <w:r>
           <w:rPr>
             <w:rStyle w:val="SpecialCharTok"/>
@@ -60639,7 +57800,7 @@
           <w:delText xml:space="preserve">-</w:delText>
         </w:r>
       </w:del>
-      <w:del w:id="571" w:author="PR Preview" w:date="2026-01-01T00:00:00Z">
+      <w:del w:id="13" w:author="PR Preview" w:date="2026-01-01T00:00:00Z">
         <w:r>
           <w:rPr>
             <w:rStyle w:val="NormalTok"/>
@@ -60647,7 +57808,7 @@
           <w:delText xml:space="preserve"> mtcars_loocv</w:delText>
         </w:r>
       </w:del>
-      <w:del w:id="572" w:author="PR Preview" w:date="2026-01-01T00:00:00Z">
+      <w:del w:id="14" w:author="PR Preview" w:date="2026-01-01T00:00:00Z">
         <w:r>
           <w:rPr>
             <w:rStyle w:val="SpecialCharTok"/>
@@ -60655,7 +57816,7 @@
           <w:delText xml:space="preserve">$</w:delText>
         </w:r>
       </w:del>
-      <w:del w:id="573" w:author="PR Preview" w:date="2026-01-01T00:00:00Z">
+      <w:del w:id="15" w:author="PR Preview" w:date="2026-01-01T00:00:00Z">
         <w:r>
           <w:rPr>
             <w:rStyle w:val="NormalTok"/>
@@ -60663,12 +57824,12 @@
           <w:delText xml:space="preserve">formula))</w:delText>
         </w:r>
       </w:del>
-      <w:del w:id="574" w:author="PR Preview" w:date="2026-01-01T00:00:00Z">
+      <w:del w:id="16" w:author="PR Preview" w:date="2026-01-01T00:00:00Z">
         <w:r>
           <w:br/>
         </w:r>
       </w:del>
-      <w:del w:id="575" w:author="PR Preview" w:date="2026-01-01T00:00:00Z">
+      <w:del w:id="17" w:author="PR Preview" w:date="2026-01-01T00:00:00Z">
         <w:r>
           <w:rPr>
             <w:rStyle w:val="NormalTok"/>
@@ -60676,7 +57837,7 @@
           <w:delText xml:space="preserve">mtcars_best_loocv </w:delText>
         </w:r>
       </w:del>
-      <w:del w:id="576" w:author="PR Preview" w:date="2026-01-01T00:00:00Z">
+      <w:del w:id="18" w:author="PR Preview" w:date="2026-01-01T00:00:00Z">
         <w:r>
           <w:rPr>
             <w:rStyle w:val="OtherTok"/>
@@ -60684,12 +57845,12 @@
           <w:delText xml:space="preserve">&lt;-</w:delText>
         </w:r>
       </w:del>
-      <w:del w:id="577" w:author="PR Preview" w:date="2026-01-01T00:00:00Z">
+      <w:del w:id="19" w:author="PR Preview" w:date="2026-01-01T00:00:00Z">
         <w:r>
           <w:br/>
         </w:r>
       </w:del>
-      <w:del w:id="578" w:author="PR Preview" w:date="2026-01-01T00:00:00Z">
+      <w:del w:id="20" w:author="PR Preview" w:date="2026-01-01T00:00:00Z">
         <w:r>
           <w:rPr>
             <w:rStyle w:val="NormalTok"/>
@@ -60697,7 +57858,7 @@
           <w:delText xml:space="preserve">  mtcars_loocv</w:delText>
         </w:r>
       </w:del>
-      <w:del w:id="579" w:author="PR Preview" w:date="2026-01-01T00:00:00Z">
+      <w:del w:id="21" w:author="PR Preview" w:date="2026-01-01T00:00:00Z">
         <w:r>
           <w:rPr>
             <w:rStyle w:val="SpecialCharTok"/>
@@ -60705,7 +57866,7 @@
           <w:delText xml:space="preserve">$</w:delText>
         </w:r>
       </w:del>
-      <w:del w:id="580" w:author="PR Preview" w:date="2026-01-01T00:00:00Z">
+      <w:del w:id="22" w:author="PR Preview" w:date="2026-01-01T00:00:00Z">
         <w:r>
           <w:rPr>
             <w:rStyle w:val="NormalTok"/>
@@ -60713,7 +57874,7 @@
           <w:delText xml:space="preserve">degree[</w:delText>
         </w:r>
       </w:del>
-      <w:del w:id="581" w:author="PR Preview" w:date="2026-01-01T00:00:00Z">
+      <w:del w:id="23" w:author="PR Preview" w:date="2026-01-01T00:00:00Z">
         <w:r>
           <w:rPr>
             <w:rStyle w:val="FunctionTok"/>
@@ -60721,7 +57882,7 @@
           <w:delText xml:space="preserve">which.min</w:delText>
         </w:r>
       </w:del>
-      <w:del w:id="582" w:author="PR Preview" w:date="2026-01-01T00:00:00Z">
+      <w:del w:id="24" w:author="PR Preview" w:date="2026-01-01T00:00:00Z">
         <w:r>
           <w:rPr>
             <w:rStyle w:val="NormalTok"/>
@@ -60729,7 +57890,7 @@
           <w:delText xml:space="preserve">(mtcars_loocv</w:delText>
         </w:r>
       </w:del>
-      <w:del w:id="583" w:author="PR Preview" w:date="2026-01-01T00:00:00Z">
+      <w:del w:id="25" w:author="PR Preview" w:date="2026-01-01T00:00:00Z">
         <w:r>
           <w:rPr>
             <w:rStyle w:val="SpecialCharTok"/>
@@ -60737,7 +57898,7 @@
           <w:delText xml:space="preserve">$</w:delText>
         </w:r>
       </w:del>
-      <w:del w:id="584" w:author="PR Preview" w:date="2026-01-01T00:00:00Z">
+      <w:del w:id="26" w:author="PR Preview" w:date="2026-01-01T00:00:00Z">
         <w:r>
           <w:rPr>
             <w:rStyle w:val="NormalTok"/>
@@ -60745,12 +57906,12 @@
           <w:delText xml:space="preserve">formula)]</w:delText>
         </w:r>
       </w:del>
-      <w:del w:id="585" w:author="PR Preview" w:date="2026-01-01T00:00:00Z">
+      <w:del w:id="27" w:author="PR Preview" w:date="2026-01-01T00:00:00Z">
         <w:r>
           <w:br/>
         </w:r>
       </w:del>
-      <w:del w:id="586" w:author="PR Preview" w:date="2026-01-01T00:00:00Z">
+      <w:del w:id="28" w:author="PR Preview" w:date="2026-01-01T00:00:00Z">
         <w:r>
           <w:rPr>
             <w:rStyle w:val="FunctionTok"/>
@@ -60758,7 +57919,7 @@
           <w:delText xml:space="preserve">c</w:delText>
         </w:r>
       </w:del>
-      <w:del w:id="587" w:author="PR Preview" w:date="2026-01-01T00:00:00Z">
+      <w:del w:id="29" w:author="PR Preview" w:date="2026-01-01T00:00:00Z">
         <w:r>
           <w:rPr>
             <w:rStyle w:val="NormalTok"/>
@@ -60766,7 +57927,7 @@
           <w:delText xml:space="preserve">(</w:delText>
         </w:r>
       </w:del>
-      <w:del w:id="588" w:author="PR Preview" w:date="2026-01-01T00:00:00Z">
+      <w:del w:id="30" w:author="PR Preview" w:date="2026-01-01T00:00:00Z">
         <w:r>
           <w:rPr>
             <w:rStyle w:val="AttributeTok"/>
@@ -60774,7 +57935,7 @@
           <w:delText xml:space="preserve">max_difference =</w:delText>
         </w:r>
       </w:del>
-      <w:del w:id="589" w:author="PR Preview" w:date="2026-01-01T00:00:00Z">
+      <w:del w:id="31" w:author="PR Preview" w:date="2026-01-01T00:00:00Z">
         <w:r>
           <w:rPr>
             <w:rStyle w:val="NormalTok"/>
@@ -60782,7 +57943,7 @@
           <w:delText xml:space="preserve"> loocv_max_diff, </w:delText>
         </w:r>
       </w:del>
-      <w:del w:id="590" w:author="PR Preview" w:date="2026-01-01T00:00:00Z">
+      <w:del w:id="32" w:author="PR Preview" w:date="2026-01-01T00:00:00Z">
         <w:r>
           <w:rPr>
             <w:rStyle w:val="AttributeTok"/>
@@ -60790,7 +57951,7 @@
           <w:delText xml:space="preserve">best_degree =</w:delText>
         </w:r>
       </w:del>
-      <w:del w:id="591" w:author="PR Preview" w:date="2026-01-01T00:00:00Z">
+      <w:del w:id="33" w:author="PR Preview" w:date="2026-01-01T00:00:00Z">
         <w:r>
           <w:rPr>
             <w:rStyle w:val="NormalTok"/>
@@ -60798,12 +57959,12 @@
           <w:delText xml:space="preserve"> mtcars_best_loocv)</w:delText>
         </w:r>
       </w:del>
-      <w:del w:id="592" w:author="PR Preview" w:date="2026-01-01T00:00:00Z">
+      <w:del w:id="34" w:author="PR Preview" w:date="2026-01-01T00:00:00Z">
         <w:r>
           <w:br/>
         </w:r>
       </w:del>
-      <w:del w:id="593" w:author="PR Preview" w:date="2026-01-01T00:00:00Z">
+      <w:del w:id="35" w:author="PR Preview" w:date="2026-01-01T00:00:00Z">
         <w:r>
           <w:rPr>
             <w:rStyle w:val="CommentTok"/>
@@ -60811,12 +57972,12 @@
           <w:delText xml:space="preserve">#&gt; max_difference    best_degree </w:delText>
         </w:r>
       </w:del>
-      <w:del w:id="594" w:author="PR Preview" w:date="2026-01-01T00:00:00Z">
+      <w:del w:id="36" w:author="PR Preview" w:date="2026-01-01T00:00:00Z">
         <w:r>
           <w:br/>
         </w:r>
       </w:del>
-      <w:del w:id="595" w:author="PR Preview" w:date="2026-01-01T00:00:00Z">
+      <w:del w:id="37" w:author="PR Preview" w:date="2026-01-01T00:00:00Z">
         <w:r>
           <w:rPr>
             <w:rStyle w:val="CommentTok"/>
@@ -60829,53 +57990,53 @@
       <w:pPr>
         <w:pStyle w:val="FirstParagraph"/>
       </w:pPr>
-      <w:del w:id="596" w:author="PR Preview" w:date="2026-01-01T00:00:00Z">
+      <w:del w:id="38" w:author="PR Preview" w:date="2026-01-01T00:00:00Z">
         <w:r>
           <w:delText xml:space="preserve">The two columns differ by at most 7.1e-15,</w:delText>
         </w:r>
       </w:del>
-      <w:del w:id="597" w:author="PR Preview" w:date="2026-01-01T00:00:00Z">
+      <w:del w:id="39" w:author="PR Preview" w:date="2026-01-01T00:00:00Z">
         <w:r>
           <w:delText xml:space="preserve"> </w:delText>
         </w:r>
       </w:del>
-      <w:del w:id="598" w:author="PR Preview" w:date="2026-01-01T00:00:00Z">
+      <w:del w:id="40" w:author="PR Preview" w:date="2026-01-01T00:00:00Z">
         <w:r>
           <w:delText xml:space="preserve">which is rounding error.</w:delText>
         </w:r>
       </w:del>
-      <w:del w:id="599" w:author="PR Preview" w:date="2026-01-01T00:00:00Z">
+      <w:del w:id="41" w:author="PR Preview" w:date="2026-01-01T00:00:00Z">
         <w:r>
           <w:delText xml:space="preserve"> </w:delText>
         </w:r>
       </w:del>
-      <w:del w:id="600" w:author="PR Preview" w:date="2026-01-01T00:00:00Z">
+      <w:del w:id="42" w:author="PR Preview" w:date="2026-01-01T00:00:00Z">
         <w:r>
           <w:delText xml:space="preserve">The single-fit formula needs one fit per model instead of 32.</w:delText>
         </w:r>
       </w:del>
-      <w:del w:id="601" w:author="PR Preview" w:date="2026-01-01T00:00:00Z">
+      <w:del w:id="43" w:author="PR Preview" w:date="2026-01-01T00:00:00Z">
         <w:r>
           <w:delText xml:space="preserve"> </w:delText>
         </w:r>
       </w:del>
-      <w:del w:id="602" w:author="PR Preview" w:date="2026-01-01T00:00:00Z">
+      <w:del w:id="44" w:author="PR Preview" w:date="2026-01-01T00:00:00Z">
         <w:r>
           <w:delText xml:space="preserve">LOOCV picks degree 2,</w:delText>
         </w:r>
       </w:del>
-      <w:del w:id="603" w:author="PR Preview" w:date="2026-01-01T00:00:00Z">
+      <w:del w:id="45" w:author="PR Preview" w:date="2026-01-01T00:00:00Z">
         <w:r>
           <w:delText xml:space="preserve"> </w:delText>
         </w:r>
       </w:del>
-      <w:del w:id="604" w:author="PR Preview" w:date="2026-01-01T00:00:00Z">
+      <w:del w:id="46" w:author="PR Preview" w:date="2026-01-01T00:00:00Z">
         <w:r>
           <w:delText xml:space="preserve">and because LOOCV is not random (</w:delText>
         </w:r>
       </w:del>
       <w:hyperlink w:anchor="lem-loocv-not-random">
-        <w:del w:id="605" w:author="PR Preview" w:date="2026-01-01T00:00:00Z">
+        <w:del w:id="47" w:author="PR Preview" w:date="2026-01-01T00:00:00Z">
           <w:r>
             <w:rPr>
               <w:rStyle w:val="Hyperlink"/>
@@ -60884,17 +58045,17 @@
           </w:r>
         </w:del>
       </w:hyperlink>
-      <w:del w:id="606" w:author="PR Preview" w:date="2026-01-01T00:00:00Z">
+      <w:del w:id="48" w:author="PR Preview" w:date="2026-01-01T00:00:00Z">
         <w:r>
           <w:delText xml:space="preserve">),</w:delText>
         </w:r>
       </w:del>
-      <w:del w:id="607" w:author="PR Preview" w:date="2026-01-01T00:00:00Z">
+      <w:del w:id="49" w:author="PR Preview" w:date="2026-01-01T00:00:00Z">
         <w:r>
           <w:delText xml:space="preserve"> </w:delText>
         </w:r>
       </w:del>
-      <w:del w:id="608" w:author="PR Preview" w:date="2026-01-01T00:00:00Z">
+      <w:del w:id="50" w:author="PR Preview" w:date="2026-01-01T00:00:00Z">
         <w:r>
           <w:delText xml:space="preserve">rerunning it always gives the same choice.</w:delText>
         </w:r>
@@ -60904,7 +58065,7 @@
       <w:pPr>
         <w:pStyle w:val="SourceCode"/>
       </w:pPr>
-      <w:ins w:id="609" w:author="PR Preview" w:date="2026-01-01T00:00:00Z">
+      <w:ins w:id="51" w:author="PR Preview" w:date="2026-01-01T00:00:00Z">
         <w:r>
           <w:rPr>
             <w:rStyle w:val="NormalTok"/>
@@ -60912,7 +58073,7 @@
           <w:t xml:space="preserve">loocv_max_diff </w:t>
         </w:r>
       </w:ins>
-      <w:ins w:id="610" w:author="PR Preview" w:date="2026-01-01T00:00:00Z">
+      <w:ins w:id="52" w:author="PR Preview" w:date="2026-01-01T00:00:00Z">
         <w:r>
           <w:rPr>
             <w:rStyle w:val="OtherTok"/>
@@ -60920,7 +58081,7 @@
           <w:t xml:space="preserve">&lt;-</w:t>
         </w:r>
       </w:ins>
-      <w:ins w:id="611" w:author="PR Preview" w:date="2026-01-01T00:00:00Z">
+      <w:ins w:id="53" w:author="PR Preview" w:date="2026-01-01T00:00:00Z">
         <w:r>
           <w:rPr>
             <w:rStyle w:val="NormalTok"/>
@@ -60928,7 +58089,7 @@
           <w:t xml:space="preserve"> </w:t>
         </w:r>
       </w:ins>
-      <w:ins w:id="612" w:author="PR Preview" w:date="2026-01-01T00:00:00Z">
+      <w:ins w:id="54" w:author="PR Preview" w:date="2026-01-01T00:00:00Z">
         <w:r>
           <w:rPr>
             <w:rStyle w:val="FunctionTok"/>
@@ -60936,7 +58097,7 @@
           <w:t xml:space="preserve">max</w:t>
         </w:r>
       </w:ins>
-      <w:ins w:id="613" w:author="PR Preview" w:date="2026-01-01T00:00:00Z">
+      <w:ins w:id="55" w:author="PR Preview" w:date="2026-01-01T00:00:00Z">
         <w:r>
           <w:rPr>
             <w:rStyle w:val="NormalTok"/>
@@ -60944,7 +58105,7 @@
           <w:t xml:space="preserve">(</w:t>
         </w:r>
       </w:ins>
-      <w:ins w:id="614" w:author="PR Preview" w:date="2026-01-01T00:00:00Z">
+      <w:ins w:id="56" w:author="PR Preview" w:date="2026-01-01T00:00:00Z">
         <w:r>
           <w:rPr>
             <w:rStyle w:val="FunctionTok"/>
@@ -60952,7 +58113,7 @@
           <w:t xml:space="preserve">abs</w:t>
         </w:r>
       </w:ins>
-      <w:ins w:id="615" w:author="PR Preview" w:date="2026-01-01T00:00:00Z">
+      <w:ins w:id="57" w:author="PR Preview" w:date="2026-01-01T00:00:00Z">
         <w:r>
           <w:rPr>
             <w:rStyle w:val="NormalTok"/>
@@ -60960,7 +58121,7 @@
           <w:t xml:space="preserve">(mtcars_loocv</w:t>
         </w:r>
       </w:ins>
-      <w:ins w:id="616" w:author="PR Preview" w:date="2026-01-01T00:00:00Z">
+      <w:ins w:id="58" w:author="PR Preview" w:date="2026-01-01T00:00:00Z">
         <w:r>
           <w:rPr>
             <w:rStyle w:val="SpecialCharTok"/>
@@ -60968,7 +58129,7 @@
           <w:t xml:space="preserve">$</w:t>
         </w:r>
       </w:ins>
-      <w:ins w:id="617" w:author="PR Preview" w:date="2026-01-01T00:00:00Z">
+      <w:ins w:id="59" w:author="PR Preview" w:date="2026-01-01T00:00:00Z">
         <w:r>
           <w:rPr>
             <w:rStyle w:val="NormalTok"/>
@@ -60976,7 +58137,7 @@
           <w:t xml:space="preserve">refitting </w:t>
         </w:r>
       </w:ins>
-      <w:ins w:id="618" w:author="PR Preview" w:date="2026-01-01T00:00:00Z">
+      <w:ins w:id="60" w:author="PR Preview" w:date="2026-01-01T00:00:00Z">
         <w:r>
           <w:rPr>
             <w:rStyle w:val="SpecialCharTok"/>
@@ -60984,7 +58145,7 @@
           <w:t xml:space="preserve">-</w:t>
         </w:r>
       </w:ins>
-      <w:ins w:id="619" w:author="PR Preview" w:date="2026-01-01T00:00:00Z">
+      <w:ins w:id="61" w:author="PR Preview" w:date="2026-01-01T00:00:00Z">
         <w:r>
           <w:rPr>
             <w:rStyle w:val="NormalTok"/>
@@ -60992,7 +58153,7 @@
           <w:t xml:space="preserve"> mtcars_loocv</w:t>
         </w:r>
       </w:ins>
-      <w:ins w:id="620" w:author="PR Preview" w:date="2026-01-01T00:00:00Z">
+      <w:ins w:id="62" w:author="PR Preview" w:date="2026-01-01T00:00:00Z">
         <w:r>
           <w:rPr>
             <w:rStyle w:val="SpecialCharTok"/>
@@ -61000,7 +58161,7 @@
           <w:t xml:space="preserve">$</w:t>
         </w:r>
       </w:ins>
-      <w:ins w:id="621" w:author="PR Preview" w:date="2026-01-01T00:00:00Z">
+      <w:ins w:id="63" w:author="PR Preview" w:date="2026-01-01T00:00:00Z">
         <w:r>
           <w:rPr>
             <w:rStyle w:val="NormalTok"/>
@@ -61008,12 +58169,12 @@
           <w:t xml:space="preserve">formula))</w:t>
         </w:r>
       </w:ins>
-      <w:ins w:id="622" w:author="PR Preview" w:date="2026-01-01T00:00:00Z">
+      <w:ins w:id="64" w:author="PR Preview" w:date="2026-01-01T00:00:00Z">
         <w:r>
           <w:br/>
         </w:r>
       </w:ins>
-      <w:ins w:id="623" w:author="PR Preview" w:date="2026-01-01T00:00:00Z">
+      <w:ins w:id="65" w:author="PR Preview" w:date="2026-01-01T00:00:00Z">
         <w:r>
           <w:rPr>
             <w:rStyle w:val="NormalTok"/>
@@ -61021,7 +58182,7 @@
           <w:t xml:space="preserve">mtcars_best_loocv </w:t>
         </w:r>
       </w:ins>
-      <w:ins w:id="624" w:author="PR Preview" w:date="2026-01-01T00:00:00Z">
+      <w:ins w:id="66" w:author="PR Preview" w:date="2026-01-01T00:00:00Z">
         <w:r>
           <w:rPr>
             <w:rStyle w:val="OtherTok"/>
@@ -61029,12 +58190,12 @@
           <w:t xml:space="preserve">&lt;-</w:t>
         </w:r>
       </w:ins>
-      <w:ins w:id="625" w:author="PR Preview" w:date="2026-01-01T00:00:00Z">
+      <w:ins w:id="67" w:author="PR Preview" w:date="2026-01-01T00:00:00Z">
         <w:r>
           <w:br/>
         </w:r>
       </w:ins>
-      <w:ins w:id="626" w:author="PR Preview" w:date="2026-01-01T00:00:00Z">
+      <w:ins w:id="68" w:author="PR Preview" w:date="2026-01-01T00:00:00Z">
         <w:r>
           <w:rPr>
             <w:rStyle w:val="NormalTok"/>
@@ -61042,7 +58203,7 @@
           <w:t xml:space="preserve">  mtcars_loocv</w:t>
         </w:r>
       </w:ins>
-      <w:ins w:id="627" w:author="PR Preview" w:date="2026-01-01T00:00:00Z">
+      <w:ins w:id="69" w:author="PR Preview" w:date="2026-01-01T00:00:00Z">
         <w:r>
           <w:rPr>
             <w:rStyle w:val="SpecialCharTok"/>
@@ -61050,7 +58211,7 @@
           <w:t xml:space="preserve">$</w:t>
         </w:r>
       </w:ins>
-      <w:ins w:id="628" w:author="PR Preview" w:date="2026-01-01T00:00:00Z">
+      <w:ins w:id="70" w:author="PR Preview" w:date="2026-01-01T00:00:00Z">
         <w:r>
           <w:rPr>
             <w:rStyle w:val="NormalTok"/>
@@ -61058,7 +58219,7 @@
           <w:t xml:space="preserve">degree[</w:t>
         </w:r>
       </w:ins>
-      <w:ins w:id="629" w:author="PR Preview" w:date="2026-01-01T00:00:00Z">
+      <w:ins w:id="71" w:author="PR Preview" w:date="2026-01-01T00:00:00Z">
         <w:r>
           <w:rPr>
             <w:rStyle w:val="FunctionTok"/>
@@ -61066,7 +58227,7 @@
           <w:t xml:space="preserve">which.min</w:t>
         </w:r>
       </w:ins>
-      <w:ins w:id="630" w:author="PR Preview" w:date="2026-01-01T00:00:00Z">
+      <w:ins w:id="72" w:author="PR Preview" w:date="2026-01-01T00:00:00Z">
         <w:r>
           <w:rPr>
             <w:rStyle w:val="NormalTok"/>
@@ -61074,7 +58235,7 @@
           <w:t xml:space="preserve">(mtcars_loocv</w:t>
         </w:r>
       </w:ins>
-      <w:ins w:id="631" w:author="PR Preview" w:date="2026-01-01T00:00:00Z">
+      <w:ins w:id="73" w:author="PR Preview" w:date="2026-01-01T00:00:00Z">
         <w:r>
           <w:rPr>
             <w:rStyle w:val="SpecialCharTok"/>
@@ -61082,7 +58243,7 @@
           <w:t xml:space="preserve">$</w:t>
         </w:r>
       </w:ins>
-      <w:ins w:id="632" w:author="PR Preview" w:date="2026-01-01T00:00:00Z">
+      <w:ins w:id="74" w:author="PR Preview" w:date="2026-01-01T00:00:00Z">
         <w:r>
           <w:rPr>
             <w:rStyle w:val="NormalTok"/>
@@ -61090,12 +58251,12 @@
           <w:t xml:space="preserve">formula)]</w:t>
         </w:r>
       </w:ins>
-      <w:ins w:id="633" w:author="PR Preview" w:date="2026-01-01T00:00:00Z">
+      <w:ins w:id="75" w:author="PR Preview" w:date="2026-01-01T00:00:00Z">
         <w:r>
           <w:br/>
         </w:r>
       </w:ins>
-      <w:ins w:id="634" w:author="PR Preview" w:date="2026-01-01T00:00:00Z">
+      <w:ins w:id="76" w:author="PR Preview" w:date="2026-01-01T00:00:00Z">
         <w:r>
           <w:rPr>
             <w:rStyle w:val="FunctionTok"/>
@@ -61103,7 +58264,7 @@
           <w:t xml:space="preserve">c</w:t>
         </w:r>
       </w:ins>
-      <w:ins w:id="635" w:author="PR Preview" w:date="2026-01-01T00:00:00Z">
+      <w:ins w:id="77" w:author="PR Preview" w:date="2026-01-01T00:00:00Z">
         <w:r>
           <w:rPr>
             <w:rStyle w:val="NormalTok"/>
@@ -61111,7 +58272,7 @@
           <w:t xml:space="preserve">(</w:t>
         </w:r>
       </w:ins>
-      <w:ins w:id="636" w:author="PR Preview" w:date="2026-01-01T00:00:00Z">
+      <w:ins w:id="78" w:author="PR Preview" w:date="2026-01-01T00:00:00Z">
         <w:r>
           <w:rPr>
             <w:rStyle w:val="AttributeTok"/>
@@ -61119,7 +58280,7 @@
           <w:t xml:space="preserve">max_difference =</w:t>
         </w:r>
       </w:ins>
-      <w:ins w:id="637" w:author="PR Preview" w:date="2026-01-01T00:00:00Z">
+      <w:ins w:id="79" w:author="PR Preview" w:date="2026-01-01T00:00:00Z">
         <w:r>
           <w:rPr>
             <w:rStyle w:val="NormalTok"/>
@@ -61127,7 +58288,7 @@
           <w:t xml:space="preserve"> loocv_max_diff, </w:t>
         </w:r>
       </w:ins>
-      <w:ins w:id="638" w:author="PR Preview" w:date="2026-01-01T00:00:00Z">
+      <w:ins w:id="80" w:author="PR Preview" w:date="2026-01-01T00:00:00Z">
         <w:r>
           <w:rPr>
             <w:rStyle w:val="AttributeTok"/>
@@ -61135,7 +58296,7 @@
           <w:t xml:space="preserve">best_degree =</w:t>
         </w:r>
       </w:ins>
-      <w:ins w:id="639" w:author="PR Preview" w:date="2026-01-01T00:00:00Z">
+      <w:ins w:id="81" w:author="PR Preview" w:date="2026-01-01T00:00:00Z">
         <w:r>
           <w:rPr>
             <w:rStyle w:val="NormalTok"/>
@@ -61143,12 +58304,12 @@
           <w:t xml:space="preserve"> mtcars_best_loocv)</w:t>
         </w:r>
       </w:ins>
-      <w:ins w:id="640" w:author="PR Preview" w:date="2026-01-01T00:00:00Z">
+      <w:ins w:id="82" w:author="PR Preview" w:date="2026-01-01T00:00:00Z">
         <w:r>
           <w:br/>
         </w:r>
       </w:ins>
-      <w:ins w:id="641" w:author="PR Preview" w:date="2026-01-01T00:00:00Z">
+      <w:ins w:id="83" w:author="PR Preview" w:date="2026-01-01T00:00:00Z">
         <w:r>
           <w:rPr>
             <w:rStyle w:val="CommentTok"/>
@@ -61156,12 +58317,12 @@
           <w:t xml:space="preserve">#&gt; max_difference    best_degree </w:t>
         </w:r>
       </w:ins>
-      <w:ins w:id="642" w:author="PR Preview" w:date="2026-01-01T00:00:00Z">
+      <w:ins w:id="84" w:author="PR Preview" w:date="2026-01-01T00:00:00Z">
         <w:r>
           <w:br/>
         </w:r>
       </w:ins>
-      <w:ins w:id="643" w:author="PR Preview" w:date="2026-01-01T00:00:00Z">
+      <w:ins w:id="85" w:author="PR Preview" w:date="2026-01-01T00:00:00Z">
         <w:r>
           <w:rPr>
             <w:rStyle w:val="CommentTok"/>
@@ -61174,53 +58335,53 @@
       <w:pPr>
         <w:pStyle w:val="FirstParagraph"/>
       </w:pPr>
-      <w:ins w:id="644" w:author="PR Preview" w:date="2026-01-01T00:00:00Z">
+      <w:ins w:id="86" w:author="PR Preview" w:date="2026-01-01T00:00:00Z">
         <w:r>
           <w:t xml:space="preserve">The two columns differ by at most 8.9e-15,</w:t>
         </w:r>
       </w:ins>
-      <w:ins w:id="645" w:author="PR Preview" w:date="2026-01-01T00:00:00Z">
+      <w:ins w:id="87" w:author="PR Preview" w:date="2026-01-01T00:00:00Z">
         <w:r>
           <w:t xml:space="preserve"> </w:t>
         </w:r>
       </w:ins>
-      <w:ins w:id="646" w:author="PR Preview" w:date="2026-01-01T00:00:00Z">
+      <w:ins w:id="88" w:author="PR Preview" w:date="2026-01-01T00:00:00Z">
         <w:r>
           <w:t xml:space="preserve">which is rounding error.</w:t>
         </w:r>
       </w:ins>
-      <w:ins w:id="647" w:author="PR Preview" w:date="2026-01-01T00:00:00Z">
+      <w:ins w:id="89" w:author="PR Preview" w:date="2026-01-01T00:00:00Z">
         <w:r>
           <w:t xml:space="preserve"> </w:t>
         </w:r>
       </w:ins>
-      <w:ins w:id="648" w:author="PR Preview" w:date="2026-01-01T00:00:00Z">
+      <w:ins w:id="90" w:author="PR Preview" w:date="2026-01-01T00:00:00Z">
         <w:r>
           <w:t xml:space="preserve">The single-fit formula needs one fit per model instead of 32.</w:t>
         </w:r>
       </w:ins>
-      <w:ins w:id="649" w:author="PR Preview" w:date="2026-01-01T00:00:00Z">
+      <w:ins w:id="91" w:author="PR Preview" w:date="2026-01-01T00:00:00Z">
         <w:r>
           <w:t xml:space="preserve"> </w:t>
         </w:r>
       </w:ins>
-      <w:ins w:id="650" w:author="PR Preview" w:date="2026-01-01T00:00:00Z">
+      <w:ins w:id="92" w:author="PR Preview" w:date="2026-01-01T00:00:00Z">
         <w:r>
           <w:t xml:space="preserve">LOOCV picks degree 2,</w:t>
         </w:r>
       </w:ins>
-      <w:ins w:id="651" w:author="PR Preview" w:date="2026-01-01T00:00:00Z">
+      <w:ins w:id="93" w:author="PR Preview" w:date="2026-01-01T00:00:00Z">
         <w:r>
           <w:t xml:space="preserve"> </w:t>
         </w:r>
       </w:ins>
-      <w:ins w:id="652" w:author="PR Preview" w:date="2026-01-01T00:00:00Z">
+      <w:ins w:id="94" w:author="PR Preview" w:date="2026-01-01T00:00:00Z">
         <w:r>
           <w:t xml:space="preserve">and because LOOCV is not random (</w:t>
         </w:r>
       </w:ins>
       <w:hyperlink w:anchor="lem-loocv-not-random">
-        <w:ins w:id="653" w:author="PR Preview" w:date="2026-01-01T00:00:00Z">
+        <w:ins w:id="95" w:author="PR Preview" w:date="2026-01-01T00:00:00Z">
           <w:r>
             <w:rPr>
               <w:rStyle w:val="Hyperlink"/>
@@ -61229,17 +58390,17 @@
           </w:r>
         </w:ins>
       </w:hyperlink>
-      <w:ins w:id="654" w:author="PR Preview" w:date="2026-01-01T00:00:00Z">
+      <w:ins w:id="96" w:author="PR Preview" w:date="2026-01-01T00:00:00Z">
         <w:r>
           <w:t xml:space="preserve">),</w:t>
         </w:r>
       </w:ins>
-      <w:ins w:id="655" w:author="PR Preview" w:date="2026-01-01T00:00:00Z">
+      <w:ins w:id="97" w:author="PR Preview" w:date="2026-01-01T00:00:00Z">
         <w:r>
           <w:t xml:space="preserve"> </w:t>
         </w:r>
       </w:ins>
-      <w:ins w:id="656" w:author="PR Preview" w:date="2026-01-01T00:00:00Z">
+      <w:ins w:id="98" w:author="PR Preview" w:date="2026-01-01T00:00:00Z">
         <w:r>
           <w:t xml:space="preserve">rerunning it always gives the same choice.</w:t>
         </w:r>
@@ -62835,9 +59996,16 @@
           </m:limUpp>
           <m:sSub>
             <m:e>
-              <m:r>
-                <m:t>g</m:t>
-              </m:r>
+              <m:acc>
+                <m:accPr>
+                  <m:chr m:val="̂"/>
+                </m:accPr>
+                <m:e>
+                  <m:r>
+                    <m:t>y</m:t>
+                  </m:r>
+                </m:e>
+              </m:acc>
             </m:e>
             <m:sub>
               <m:r>
@@ -62960,42 +60128,6 @@
               </m:r>
             </m:sub>
           </m:sSub>
-          <m:r>
-            <m:t>​</m:t>
-          </m:r>
-          <m:d>
-            <m:dPr>
-              <m:begChr m:val="("/>
-              <m:sepChr m:val=""/>
-              <m:endChr m:val=")"/>
-              <m:grow/>
-            </m:dPr>
-            <m:e>
-              <m:sSub>
-                <m:e>
-                  <m:r>
-                    <m:rPr>
-                      <m:scr m:val="script"/>
-                      <m:sty m:val="p"/>
-                    </m:rPr>
-                    <m:t>D</m:t>
-                  </m:r>
-                </m:e>
-                <m:sub>
-                  <m:r>
-                    <m:rPr>
-                      <m:nor/>
-                      <m:sty m:val="p"/>
-                    </m:rPr>
-                    <m:t>train</m:t>
-                  </m:r>
-                </m:sub>
-              </m:sSub>
-            </m:e>
-          </m:d>
-          <m:r>
-            <m:t>​</m:t>
-          </m:r>
           <m:r>
             <m:rPr>
               <m:sty m:val="p"/>
